--- a/resume.docx
+++ b/resume.docx
@@ -62,13 +62,31 @@
           <w:szCs w:val="20"/>
         </w:rPr>
       </w:pPr>
-      <w:r>
-        <w:rPr>
-          <w:rFonts w:ascii="Trebuchet MS" w:hAnsi="Trebuchet MS" w:cs="Trebuchet MS"/>
-          <w:sz w:val="20"/>
-          <w:szCs w:val="20"/>
-        </w:rPr>
-        <w:t>Rajat_Ahuja@utexas.edu</w:t>
+      <w:hyperlink r:id="rId7" w:history="1">
+        <w:r>
+          <w:rPr>
+            <w:rStyle w:val="Hyperlink"/>
+            <w:rFonts w:ascii="Calibri" w:hAnsi="Calibri"/>
+            <w:sz w:val="20"/>
+            <w:szCs w:val="20"/>
+            <w:u w:val="none"/>
+          </w:rPr>
+          <w:t>Rajat_Ahuja@utexas.edu</w:t>
+        </w:r>
+      </w:hyperlink>
+      <w:r>
+        <w:rPr>
+          <w:color w:val="000000" w:themeColor="text1"/>
+        </w:rPr>
+        <w:t xml:space="preserve"> </w:t>
+      </w:r>
+      <w:r>
+        <w:rPr>
+          <w:rFonts w:ascii="Calibri" w:eastAsia="Calibri" w:hAnsi="Calibri" w:cs="Calibri"/>
+          <w:sz w:val="20"/>
+          <w:szCs w:val="20"/>
+        </w:rPr>
+        <w:t>• www.rajatahuja.me</w:t>
       </w:r>
     </w:p>
     <w:p>
@@ -87,15 +105,39 @@
           <w:sz w:val="20"/>
           <w:szCs w:val="20"/>
         </w:rPr>
-        <w:t xml:space="preserve">2222 Pearl Street, </w:t>
-      </w:r>
-      <w:r>
-        <w:rPr>
-          <w:rFonts w:ascii="Calibri" w:eastAsia="Calibri" w:hAnsi="Calibri" w:cs="Calibri"/>
-          <w:sz w:val="20"/>
-          <w:szCs w:val="20"/>
-        </w:rPr>
-        <w:t xml:space="preserve">Apt </w:t>
+        <w:t>2222 Pearl Street</w:t>
+      </w:r>
+      <w:r>
+        <w:rPr>
+          <w:rFonts w:ascii="Calibri" w:eastAsia="Calibri" w:hAnsi="Calibri" w:cs="Calibri"/>
+          <w:sz w:val="20"/>
+          <w:szCs w:val="20"/>
+        </w:rPr>
+        <w:t xml:space="preserve"> </w:t>
+      </w:r>
+      <w:r>
+        <w:rPr>
+          <w:rFonts w:ascii="Calibri" w:eastAsia="Calibri" w:hAnsi="Calibri" w:cs="Calibri"/>
+          <w:sz w:val="20"/>
+          <w:szCs w:val="20"/>
+        </w:rPr>
+        <w:t>Apt</w:t>
+      </w:r>
+      <w:r>
+        <w:rPr>
+          <w:rFonts w:ascii="Calibri" w:eastAsia="Calibri" w:hAnsi="Calibri" w:cs="Calibri"/>
+          <w:sz w:val="20"/>
+          <w:szCs w:val="20"/>
+        </w:rPr>
+        <w:t>.</w:t>
+      </w:r>
+      <w:r>
+        <w:rPr>
+          <w:rFonts w:ascii="Calibri" w:eastAsia="Calibri" w:hAnsi="Calibri" w:cs="Calibri"/>
+          <w:sz w:val="20"/>
+          <w:szCs w:val="20"/>
+        </w:rPr>
+        <w:t xml:space="preserve"> </w:t>
       </w:r>
       <w:r>
         <w:rPr>
@@ -295,7 +337,7 @@
     </w:p>
     <w:tbl>
       <w:tblPr>
-        <w:tblW w:w="10947" w:type="dxa"/>
+        <w:tblW w:w="10956" w:type="dxa"/>
         <w:tblInd w:w="108" w:type="dxa"/>
         <w:tblBorders>
           <w:top w:val="single" w:sz="2" w:space="0" w:color="000000"/>
@@ -309,17 +351,17 @@
         <w:tblLook w:val="04A0" w:firstRow="1" w:lastRow="0" w:firstColumn="1" w:lastColumn="0" w:noHBand="0" w:noVBand="1"/>
       </w:tblPr>
       <w:tblGrid>
-        <w:gridCol w:w="3649"/>
-        <w:gridCol w:w="5403"/>
-        <w:gridCol w:w="1895"/>
+        <w:gridCol w:w="3652"/>
+        <w:gridCol w:w="5408"/>
+        <w:gridCol w:w="1896"/>
       </w:tblGrid>
       <w:tr>
         <w:trPr>
-          <w:trHeight w:val="158"/>
+          <w:trHeight w:val="111"/>
         </w:trPr>
         <w:tc>
           <w:tcPr>
-            <w:tcW w:w="3649" w:type="dxa"/>
+            <w:tcW w:w="3652" w:type="dxa"/>
             <w:tcBorders>
               <w:top w:val="nil"/>
               <w:left w:val="nil"/>
@@ -353,7 +395,7 @@
         </w:tc>
         <w:tc>
           <w:tcPr>
-            <w:tcW w:w="5403" w:type="dxa"/>
+            <w:tcW w:w="5408" w:type="dxa"/>
             <w:tcBorders>
               <w:top w:val="nil"/>
               <w:left w:val="nil"/>
@@ -389,71 +431,7 @@
         </w:tc>
         <w:tc>
           <w:tcPr>
-            <w:tcW w:w="1895" w:type="dxa"/>
-            <w:tcBorders>
-              <w:top w:val="nil"/>
-              <w:left w:val="nil"/>
-              <w:bottom w:val="nil"/>
-              <w:right w:val="nil"/>
-            </w:tcBorders>
-            <w:shd w:val="clear" w:color="auto" w:fill="auto"/>
-            <w:tcMar>
-              <w:top w:w="80" w:type="dxa"/>
-              <w:left w:w="80" w:type="dxa"/>
-              <w:bottom w:w="80" w:type="dxa"/>
-              <w:right w:w="80" w:type="dxa"/>
-            </w:tcMar>
-          </w:tcPr>
-          <w:p>
-            <w:pPr>
-              <w:pStyle w:val="Body"/>
-              <w:jc w:val="center"/>
-            </w:pPr>
-            <w:r>
-              <w:rPr>
-                <w:rFonts w:ascii="Calibri" w:eastAsia="Calibri" w:hAnsi="Calibri" w:cs="Calibri"/>
-                <w:sz w:val="20"/>
-                <w:szCs w:val="20"/>
-              </w:rPr>
-              <w:t xml:space="preserve">   </w:t>
-            </w:r>
-            <w:r>
-              <w:rPr>
-                <w:rFonts w:ascii="Calibri" w:eastAsia="Calibri" w:hAnsi="Calibri" w:cs="Calibri"/>
-                <w:sz w:val="20"/>
-                <w:szCs w:val="20"/>
-              </w:rPr>
-              <w:t>May 2019</w:t>
-            </w:r>
-          </w:p>
-        </w:tc>
-      </w:tr>
-      <w:tr>
-        <w:trPr>
-          <w:trHeight w:val="22"/>
-        </w:trPr>
-        <w:tc>
-          <w:tcPr>
-            <w:tcW w:w="3649" w:type="dxa"/>
-            <w:tcBorders>
-              <w:top w:val="nil"/>
-              <w:left w:val="nil"/>
-              <w:bottom w:val="nil"/>
-              <w:right w:val="nil"/>
-            </w:tcBorders>
-            <w:shd w:val="clear" w:color="auto" w:fill="auto"/>
-            <w:tcMar>
-              <w:top w:w="80" w:type="dxa"/>
-              <w:left w:w="80" w:type="dxa"/>
-              <w:bottom w:w="80" w:type="dxa"/>
-              <w:right w:w="80" w:type="dxa"/>
-            </w:tcMar>
-          </w:tcPr>
-          <w:p/>
-        </w:tc>
-        <w:tc>
-          <w:tcPr>
-            <w:tcW w:w="5403" w:type="dxa"/>
+            <w:tcW w:w="1896" w:type="dxa"/>
             <w:tcBorders>
               <w:top w:val="nil"/>
               <w:left w:val="nil"/>
@@ -478,45 +456,18 @@
                 <w:sz w:val="20"/>
                 <w:szCs w:val="20"/>
               </w:rPr>
-              <w:t>Bachelor of Arts, Plan II</w:t>
-            </w:r>
-            <w:r>
-              <w:rPr>
-                <w:rFonts w:ascii="Calibri" w:eastAsia="Calibri" w:hAnsi="Calibri" w:cs="Calibri"/>
-                <w:sz w:val="20"/>
-                <w:szCs w:val="20"/>
-              </w:rPr>
-              <w:t xml:space="preserve"> Honors</w:t>
+              <w:t>May 2019</w:t>
             </w:r>
           </w:p>
-        </w:tc>
-        <w:tc>
-          <w:tcPr>
-            <w:tcW w:w="1895" w:type="dxa"/>
-            <w:tcBorders>
-              <w:top w:val="nil"/>
-              <w:left w:val="nil"/>
-              <w:bottom w:val="nil"/>
-              <w:right w:val="nil"/>
-            </w:tcBorders>
-            <w:shd w:val="clear" w:color="auto" w:fill="auto"/>
-            <w:tcMar>
-              <w:top w:w="80" w:type="dxa"/>
-              <w:left w:w="80" w:type="dxa"/>
-              <w:bottom w:w="80" w:type="dxa"/>
-              <w:right w:w="80" w:type="dxa"/>
-            </w:tcMar>
-          </w:tcPr>
-          <w:p/>
         </w:tc>
       </w:tr>
       <w:tr>
         <w:trPr>
-          <w:trHeight w:val="388"/>
+          <w:trHeight w:val="865"/>
         </w:trPr>
         <w:tc>
           <w:tcPr>
-            <w:tcW w:w="3649" w:type="dxa"/>
+            <w:tcW w:w="3652" w:type="dxa"/>
             <w:tcBorders>
               <w:top w:val="nil"/>
               <w:left w:val="nil"/>
@@ -535,7 +486,7 @@
         </w:tc>
         <w:tc>
           <w:tcPr>
-            <w:tcW w:w="5403" w:type="dxa"/>
+            <w:tcW w:w="5408" w:type="dxa"/>
             <w:tcBorders>
               <w:top w:val="nil"/>
               <w:left w:val="nil"/>
@@ -553,7 +504,32 @@
           <w:p>
             <w:pPr>
               <w:pStyle w:val="Body"/>
-              <w:spacing w:after="120"/>
+              <w:rPr>
+                <w:rFonts w:ascii="Calibri" w:eastAsia="Calibri" w:hAnsi="Calibri" w:cs="Calibri"/>
+                <w:sz w:val="20"/>
+                <w:szCs w:val="20"/>
+              </w:rPr>
+            </w:pPr>
+            <w:r>
+              <w:rPr>
+                <w:rFonts w:ascii="Calibri" w:eastAsia="Calibri" w:hAnsi="Calibri" w:cs="Calibri"/>
+                <w:sz w:val="20"/>
+                <w:szCs w:val="20"/>
+              </w:rPr>
+              <w:t>Bachelor of Arts, Plan II</w:t>
+            </w:r>
+            <w:r>
+              <w:rPr>
+                <w:rFonts w:ascii="Calibri" w:eastAsia="Calibri" w:hAnsi="Calibri" w:cs="Calibri"/>
+                <w:sz w:val="20"/>
+                <w:szCs w:val="20"/>
+              </w:rPr>
+              <w:t xml:space="preserve"> Honors</w:t>
+            </w:r>
+          </w:p>
+          <w:p>
+            <w:pPr>
+              <w:pStyle w:val="Body"/>
               <w:rPr>
                 <w:rFonts w:ascii="Calibri" w:eastAsia="Calibri" w:hAnsi="Calibri" w:cs="Calibri"/>
                 <w:sz w:val="20"/>
@@ -561,10 +537,36 @@
               </w:rPr>
             </w:pPr>
           </w:p>
+          <w:p>
+            <w:pPr>
+              <w:pStyle w:val="Body"/>
+              <w:rPr>
+                <w:rFonts w:ascii="Calibri" w:eastAsia="Calibri" w:hAnsi="Calibri" w:cs="Calibri"/>
+                <w:sz w:val="20"/>
+                <w:szCs w:val="20"/>
+              </w:rPr>
+            </w:pPr>
+            <w:r>
+              <w:rPr>
+                <w:rFonts w:ascii="Calibri" w:eastAsia="Calibri" w:hAnsi="Calibri" w:cs="Calibri"/>
+                <w:sz w:val="20"/>
+                <w:szCs w:val="20"/>
+              </w:rPr>
+              <w:t>GPA: 3.</w:t>
+            </w:r>
+            <w:r>
+              <w:rPr>
+                <w:rFonts w:ascii="Calibri" w:eastAsia="Calibri" w:hAnsi="Calibri" w:cs="Calibri"/>
+                <w:sz w:val="20"/>
+                <w:szCs w:val="20"/>
+              </w:rPr>
+              <w:t>0</w:t>
+            </w:r>
+          </w:p>
         </w:tc>
         <w:tc>
           <w:tcPr>
-            <w:tcW w:w="1895" w:type="dxa"/>
+            <w:tcW w:w="1896" w:type="dxa"/>
             <w:tcBorders>
               <w:top w:val="nil"/>
               <w:left w:val="nil"/>
@@ -724,15 +726,6 @@
         </w:rPr>
         <w:tab/>
       </w:r>
-      <w:r>
-        <w:rPr>
-          <w:rFonts w:ascii="Calibri" w:eastAsia="Calibri" w:hAnsi="Calibri" w:cs="Calibri"/>
-          <w:sz w:val="20"/>
-          <w:szCs w:val="20"/>
-          <w:u w:val="single"/>
-        </w:rPr>
-        <w:tab/>
-      </w:r>
     </w:p>
     <w:p>
       <w:pPr>
@@ -752,16 +745,17 @@
           <w:sz w:val="20"/>
           <w:szCs w:val="20"/>
         </w:rPr>
-        <w:t xml:space="preserve">Just Energy – </w:t>
-      </w:r>
-      <w:r>
-        <w:rPr>
-          <w:rFonts w:ascii="Calibri" w:eastAsia="Calibri" w:hAnsi="Calibri" w:cs="Calibri"/>
+        <w:t>Howison Lab</w:t>
+      </w:r>
+      <w:r>
+        <w:rPr>
+          <w:rFonts w:ascii="Calibri" w:eastAsia="Calibri" w:hAnsi="Calibri" w:cs="Calibri"/>
+          <w:b/>
           <w:bCs/>
           <w:sz w:val="20"/>
           <w:szCs w:val="20"/>
         </w:rPr>
-        <w:t>Systems Developer Intern; Houston, Texas</w:t>
+        <w:t xml:space="preserve"> – </w:t>
       </w:r>
       <w:r>
         <w:rPr>
@@ -770,7 +764,7 @@
           <w:sz w:val="20"/>
           <w:szCs w:val="20"/>
         </w:rPr>
-        <w:tab/>
+        <w:t>Undergraduate Research Assistant; Austin, Texas</w:t>
       </w:r>
       <w:r>
         <w:rPr>
@@ -816,7 +810,25 @@
           <w:szCs w:val="20"/>
         </w:rPr>
         <w:tab/>
-        <w:t>May 2017 – August 2017</w:t>
+        <w:t xml:space="preserve">August 2017 </w:t>
+      </w:r>
+      <w:r>
+        <w:rPr>
+          <w:rFonts w:ascii="Calibri" w:eastAsia="Calibri" w:hAnsi="Calibri" w:cs="Calibri"/>
+          <w:bCs/>
+          <w:sz w:val="20"/>
+          <w:szCs w:val="20"/>
+        </w:rPr>
+        <w:t>–</w:t>
+      </w:r>
+      <w:r>
+        <w:rPr>
+          <w:rFonts w:ascii="Calibri" w:eastAsia="Calibri" w:hAnsi="Calibri" w:cs="Calibri"/>
+          <w:bCs/>
+          <w:sz w:val="20"/>
+          <w:szCs w:val="20"/>
+        </w:rPr>
+        <w:t xml:space="preserve"> Present</w:t>
       </w:r>
     </w:p>
     <w:p>
@@ -838,47 +850,23 @@
           <w:sz w:val="20"/>
           <w:szCs w:val="20"/>
         </w:rPr>
-        <w:t xml:space="preserve">Created a </w:t>
-      </w:r>
-      <w:r>
-        <w:rPr>
-          <w:rFonts w:ascii="Calibri" w:eastAsia="Calibri" w:hAnsi="Calibri" w:cs="Calibri"/>
-          <w:sz w:val="20"/>
-          <w:szCs w:val="20"/>
-        </w:rPr>
-        <w:t xml:space="preserve">stand-alone </w:t>
-      </w:r>
-      <w:r>
-        <w:rPr>
-          <w:rFonts w:ascii="Calibri" w:eastAsia="Calibri" w:hAnsi="Calibri" w:cs="Calibri"/>
-          <w:sz w:val="20"/>
-          <w:szCs w:val="20"/>
-        </w:rPr>
-        <w:t xml:space="preserve">help system (implemented via tooltips) to </w:t>
-      </w:r>
-      <w:r>
-        <w:rPr>
-          <w:rFonts w:ascii="Calibri" w:eastAsia="Calibri" w:hAnsi="Calibri" w:cs="Calibri"/>
-          <w:sz w:val="20"/>
-          <w:szCs w:val="20"/>
-        </w:rPr>
-        <w:t xml:space="preserve">aid users of Just Energy applications in understanding </w:t>
-      </w:r>
-      <w:r>
-        <w:rPr>
-          <w:rFonts w:ascii="Calibri" w:eastAsia="Calibri" w:hAnsi="Calibri" w:cs="Calibri"/>
-          <w:sz w:val="20"/>
-          <w:szCs w:val="20"/>
-        </w:rPr>
-        <w:t xml:space="preserve">various </w:t>
-      </w:r>
-      <w:r>
-        <w:rPr>
-          <w:rFonts w:ascii="Calibri" w:eastAsia="Calibri" w:hAnsi="Calibri" w:cs="Calibri"/>
-          <w:sz w:val="20"/>
-          <w:szCs w:val="20"/>
-        </w:rPr>
-        <w:t>input components</w:t>
+        <w:t>Responsible for parsing scientific papers in various disciplines to find mentions</w:t>
+      </w:r>
+      <w:r>
+        <w:rPr>
+          <w:rFonts w:ascii="Calibri" w:eastAsia="Calibri" w:hAnsi="Calibri" w:cs="Calibri"/>
+          <w:sz w:val="20"/>
+          <w:szCs w:val="20"/>
+        </w:rPr>
+        <w:t xml:space="preserve"> </w:t>
+      </w:r>
+      <w:r>
+        <w:rPr>
+          <w:rFonts w:ascii="Calibri" w:eastAsia="Calibri" w:hAnsi="Calibri" w:cs="Calibri"/>
+          <w:sz w:val="20"/>
+          <w:szCs w:val="20"/>
+        </w:rPr>
+        <w:t>of software</w:t>
       </w:r>
       <w:r>
         <w:rPr>
@@ -898,51 +886,73 @@
         </w:numPr>
         <w:rPr>
           <w:rFonts w:ascii="Calibri" w:eastAsia="Calibri" w:hAnsi="Calibri" w:cs="Calibri"/>
-          <w:b/>
-          <w:bCs/>
-          <w:sz w:val="20"/>
-          <w:szCs w:val="20"/>
-        </w:rPr>
-      </w:pPr>
-      <w:r>
-        <w:rPr>
-          <w:rFonts w:ascii="Calibri" w:eastAsia="Calibri" w:hAnsi="Calibri" w:cs="Calibri"/>
-          <w:sz w:val="20"/>
-          <w:szCs w:val="20"/>
-        </w:rPr>
-        <w:t xml:space="preserve">The application </w:t>
-      </w:r>
-      <w:r>
-        <w:rPr>
-          <w:rFonts w:ascii="Calibri" w:eastAsia="Calibri" w:hAnsi="Calibri" w:cs="Calibri"/>
-          <w:sz w:val="20"/>
-          <w:szCs w:val="20"/>
-        </w:rPr>
-        <w:t xml:space="preserve">(JET – Just Energy Tooltips) </w:t>
-      </w:r>
-      <w:r>
-        <w:rPr>
-          <w:rFonts w:ascii="Calibri" w:eastAsia="Calibri" w:hAnsi="Calibri" w:cs="Calibri"/>
-          <w:sz w:val="20"/>
-          <w:szCs w:val="20"/>
-        </w:rPr>
-        <w:t xml:space="preserve">can be easily added to </w:t>
-      </w:r>
-      <w:r>
-        <w:rPr>
-          <w:rFonts w:ascii="Calibri" w:eastAsia="Calibri" w:hAnsi="Calibri" w:cs="Calibri"/>
-          <w:sz w:val="20"/>
-          <w:szCs w:val="20"/>
-        </w:rPr>
-        <w:t>any</w:t>
-      </w:r>
-      <w:r>
-        <w:rPr>
-          <w:rFonts w:ascii="Calibri" w:eastAsia="Calibri" w:hAnsi="Calibri" w:cs="Calibri"/>
-          <w:sz w:val="20"/>
-          <w:szCs w:val="20"/>
-        </w:rPr>
-        <w:t xml:space="preserve"> AngularJS application.</w:t>
+          <w:sz w:val="20"/>
+          <w:szCs w:val="20"/>
+        </w:rPr>
+      </w:pPr>
+      <w:r>
+        <w:rPr>
+          <w:rFonts w:ascii="Calibri" w:eastAsia="Calibri" w:hAnsi="Calibri" w:cs="Calibri"/>
+          <w:sz w:val="20"/>
+          <w:szCs w:val="20"/>
+        </w:rPr>
+        <w:t>Software mentions</w:t>
+      </w:r>
+      <w:r>
+        <w:rPr>
+          <w:rFonts w:ascii="Calibri" w:eastAsia="Calibri" w:hAnsi="Calibri" w:cs="Calibri"/>
+          <w:sz w:val="20"/>
+          <w:szCs w:val="20"/>
+        </w:rPr>
+        <w:t xml:space="preserve"> will be used to build a “gold standard” dataset to train machine learning algorithms</w:t>
+      </w:r>
+      <w:r>
+        <w:rPr>
+          <w:rFonts w:ascii="Calibri" w:eastAsia="Calibri" w:hAnsi="Calibri" w:cs="Calibri"/>
+          <w:sz w:val="20"/>
+          <w:szCs w:val="20"/>
+        </w:rPr>
+        <w:t xml:space="preserve"> that</w:t>
+      </w:r>
+      <w:r>
+        <w:rPr>
+          <w:rFonts w:ascii="Calibri" w:eastAsia="Calibri" w:hAnsi="Calibri" w:cs="Calibri"/>
+          <w:sz w:val="20"/>
+          <w:szCs w:val="20"/>
+        </w:rPr>
+        <w:t xml:space="preserve"> seek to improve scholarly </w:t>
+      </w:r>
+      <w:r>
+        <w:rPr>
+          <w:rFonts w:ascii="Calibri" w:eastAsia="Calibri" w:hAnsi="Calibri" w:cs="Calibri"/>
+          <w:sz w:val="20"/>
+          <w:szCs w:val="20"/>
+        </w:rPr>
+        <w:t>citations</w:t>
+      </w:r>
+      <w:r>
+        <w:rPr>
+          <w:rFonts w:ascii="Calibri" w:eastAsia="Calibri" w:hAnsi="Calibri" w:cs="Calibri"/>
+          <w:sz w:val="20"/>
+          <w:szCs w:val="20"/>
+        </w:rPr>
+        <w:t xml:space="preserve"> of </w:t>
+      </w:r>
+      <w:r>
+        <w:rPr>
+          <w:rFonts w:ascii="Calibri" w:eastAsia="Calibri" w:hAnsi="Calibri" w:cs="Calibri"/>
+          <w:sz w:val="20"/>
+          <w:szCs w:val="20"/>
+        </w:rPr>
+        <w:t>software</w:t>
+      </w:r>
+      <w:r>
+        <w:rPr>
+          <w:rFonts w:ascii="Calibri" w:eastAsia="Calibri" w:hAnsi="Calibri" w:cs="Calibri"/>
+          <w:sz w:val="20"/>
+          <w:szCs w:val="20"/>
+        </w:rPr>
+        <w:t>.</w:t>
       </w:r>
     </w:p>
     <w:p>
@@ -963,10 +973,116 @@
       <w:r>
         <w:rPr>
           <w:rFonts w:ascii="Calibri" w:eastAsia="Calibri" w:hAnsi="Calibri" w:cs="Calibri"/>
-          <w:sz w:val="20"/>
-          <w:szCs w:val="20"/>
-        </w:rPr>
-        <w:t>The application has a management page serviced by a back-end WebAPI/Cassandra that can display tooltips from multiple applications (Angular &amp; non-Angular).</w:t>
+          <w:i/>
+          <w:sz w:val="20"/>
+          <w:szCs w:val="20"/>
+        </w:rPr>
+        <w:t xml:space="preserve">Technologies Used: </w:t>
+      </w:r>
+      <w:r>
+        <w:rPr>
+          <w:rFonts w:ascii="Calibri" w:eastAsia="Calibri" w:hAnsi="Calibri" w:cs="Calibri"/>
+          <w:sz w:val="20"/>
+          <w:szCs w:val="20"/>
+        </w:rPr>
+        <w:t>Python, Git</w:t>
+      </w:r>
+    </w:p>
+    <w:p>
+      <w:pPr>
+        <w:pStyle w:val="Body"/>
+        <w:rPr>
+          <w:rFonts w:ascii="Calibri" w:eastAsia="Calibri" w:hAnsi="Calibri" w:cs="Calibri"/>
+          <w:b/>
+          <w:bCs/>
+          <w:sz w:val="20"/>
+          <w:szCs w:val="20"/>
+        </w:rPr>
+      </w:pPr>
+    </w:p>
+    <w:p>
+      <w:pPr>
+        <w:pStyle w:val="Body"/>
+        <w:rPr>
+          <w:rFonts w:ascii="Calibri" w:eastAsia="Calibri" w:hAnsi="Calibri" w:cs="Calibri"/>
+          <w:bCs/>
+          <w:sz w:val="20"/>
+          <w:szCs w:val="20"/>
+        </w:rPr>
+      </w:pPr>
+      <w:r>
+        <w:rPr>
+          <w:rFonts w:ascii="Calibri" w:eastAsia="Calibri" w:hAnsi="Calibri" w:cs="Calibri"/>
+          <w:b/>
+          <w:bCs/>
+          <w:sz w:val="20"/>
+          <w:szCs w:val="20"/>
+        </w:rPr>
+        <w:t xml:space="preserve">Just Energy – </w:t>
+      </w:r>
+      <w:r>
+        <w:rPr>
+          <w:rFonts w:ascii="Calibri" w:eastAsia="Calibri" w:hAnsi="Calibri" w:cs="Calibri"/>
+          <w:bCs/>
+          <w:sz w:val="20"/>
+          <w:szCs w:val="20"/>
+        </w:rPr>
+        <w:t>Systems Developer Intern; Houston, Texas</w:t>
+      </w:r>
+      <w:r>
+        <w:rPr>
+          <w:rFonts w:ascii="Calibri" w:eastAsia="Calibri" w:hAnsi="Calibri" w:cs="Calibri"/>
+          <w:bCs/>
+          <w:sz w:val="20"/>
+          <w:szCs w:val="20"/>
+        </w:rPr>
+        <w:tab/>
+      </w:r>
+      <w:r>
+        <w:rPr>
+          <w:rFonts w:ascii="Calibri" w:eastAsia="Calibri" w:hAnsi="Calibri" w:cs="Calibri"/>
+          <w:bCs/>
+          <w:sz w:val="20"/>
+          <w:szCs w:val="20"/>
+        </w:rPr>
+        <w:tab/>
+      </w:r>
+      <w:r>
+        <w:rPr>
+          <w:rFonts w:ascii="Calibri" w:eastAsia="Calibri" w:hAnsi="Calibri" w:cs="Calibri"/>
+          <w:bCs/>
+          <w:sz w:val="20"/>
+          <w:szCs w:val="20"/>
+        </w:rPr>
+        <w:tab/>
+      </w:r>
+      <w:r>
+        <w:rPr>
+          <w:rFonts w:ascii="Calibri" w:eastAsia="Calibri" w:hAnsi="Calibri" w:cs="Calibri"/>
+          <w:bCs/>
+          <w:sz w:val="20"/>
+          <w:szCs w:val="20"/>
+        </w:rPr>
+        <w:tab/>
+      </w:r>
+      <w:r>
+        <w:rPr>
+          <w:rFonts w:ascii="Calibri" w:eastAsia="Calibri" w:hAnsi="Calibri" w:cs="Calibri"/>
+          <w:bCs/>
+          <w:sz w:val="20"/>
+          <w:szCs w:val="20"/>
+        </w:rPr>
+        <w:tab/>
+      </w:r>
+      <w:r>
+        <w:rPr>
+          <w:rFonts w:ascii="Calibri" w:eastAsia="Calibri" w:hAnsi="Calibri" w:cs="Calibri"/>
+          <w:bCs/>
+          <w:sz w:val="20"/>
+          <w:szCs w:val="20"/>
+        </w:rPr>
+        <w:tab/>
+        <w:t>May 2017 – August 2017</w:t>
       </w:r>
     </w:p>
     <w:p>
@@ -978,151 +1094,41 @@
         </w:numPr>
         <w:rPr>
           <w:rFonts w:ascii="Calibri" w:eastAsia="Calibri" w:hAnsi="Calibri" w:cs="Calibri"/>
-          <w:b/>
-          <w:bCs/>
-          <w:sz w:val="20"/>
-          <w:szCs w:val="20"/>
-        </w:rPr>
-      </w:pPr>
-      <w:r>
-        <w:rPr>
-          <w:rFonts w:ascii="Calibri" w:eastAsia="Calibri" w:hAnsi="Calibri" w:cs="Calibri"/>
-          <w:i/>
-          <w:sz w:val="20"/>
-          <w:szCs w:val="20"/>
-        </w:rPr>
-        <w:t xml:space="preserve">Technologies Used: </w:t>
-      </w:r>
-      <w:r>
-        <w:rPr>
-          <w:rFonts w:ascii="Calibri" w:eastAsia="Calibri" w:hAnsi="Calibri" w:cs="Calibri"/>
-          <w:sz w:val="20"/>
-          <w:szCs w:val="20"/>
-        </w:rPr>
-        <w:t>C#, AngularJS, Cassandra</w:t>
-      </w:r>
-    </w:p>
-    <w:p>
-      <w:pPr>
-        <w:pStyle w:val="Body"/>
-        <w:rPr>
-          <w:rFonts w:ascii="Calibri" w:eastAsia="Calibri" w:hAnsi="Calibri" w:cs="Calibri"/>
-          <w:b/>
-          <w:bCs/>
-          <w:sz w:val="20"/>
-          <w:szCs w:val="20"/>
-        </w:rPr>
-      </w:pPr>
-    </w:p>
-    <w:p>
-      <w:pPr>
-        <w:pStyle w:val="Body"/>
-        <w:rPr>
-          <w:rFonts w:ascii="Calibri" w:eastAsia="Calibri" w:hAnsi="Calibri" w:cs="Calibri"/>
-          <w:sz w:val="20"/>
-          <w:szCs w:val="20"/>
-        </w:rPr>
-      </w:pPr>
-      <w:r>
-        <w:rPr>
-          <w:rFonts w:ascii="Calibri" w:eastAsia="Calibri" w:hAnsi="Calibri" w:cs="Calibri"/>
-          <w:b/>
-          <w:bCs/>
-          <w:sz w:val="20"/>
-          <w:szCs w:val="20"/>
-        </w:rPr>
-        <w:t xml:space="preserve">Aspire Food Group - </w:t>
-      </w:r>
-      <w:r>
-        <w:rPr>
-          <w:rFonts w:ascii="Calibri" w:eastAsia="Calibri" w:hAnsi="Calibri" w:cs="Calibri"/>
-          <w:i/>
-          <w:iCs/>
-          <w:sz w:val="20"/>
-          <w:szCs w:val="20"/>
-        </w:rPr>
-        <w:t xml:space="preserve">Intern; </w:t>
-      </w:r>
-      <w:r>
-        <w:rPr>
-          <w:rFonts w:ascii="Calibri" w:eastAsia="Calibri" w:hAnsi="Calibri" w:cs="Calibri"/>
-          <w:sz w:val="20"/>
-          <w:szCs w:val="20"/>
-        </w:rPr>
-        <w:t>Austin, Texas</w:t>
-      </w:r>
-      <w:r>
-        <w:rPr>
-          <w:rFonts w:ascii="Calibri" w:eastAsia="Calibri" w:hAnsi="Calibri" w:cs="Calibri"/>
-          <w:sz w:val="20"/>
-          <w:szCs w:val="20"/>
-        </w:rPr>
-        <w:tab/>
-      </w:r>
-      <w:r>
-        <w:rPr>
-          <w:rFonts w:ascii="Calibri" w:eastAsia="Calibri" w:hAnsi="Calibri" w:cs="Calibri"/>
-          <w:sz w:val="20"/>
-          <w:szCs w:val="20"/>
-        </w:rPr>
-        <w:tab/>
-      </w:r>
-      <w:r>
-        <w:rPr>
-          <w:rFonts w:ascii="Calibri" w:eastAsia="Calibri" w:hAnsi="Calibri" w:cs="Calibri"/>
-          <w:sz w:val="20"/>
-          <w:szCs w:val="20"/>
-        </w:rPr>
-        <w:tab/>
-      </w:r>
-      <w:r>
-        <w:rPr>
-          <w:rFonts w:ascii="Calibri" w:eastAsia="Calibri" w:hAnsi="Calibri" w:cs="Calibri"/>
-          <w:sz w:val="20"/>
-          <w:szCs w:val="20"/>
-        </w:rPr>
-        <w:tab/>
-      </w:r>
-      <w:r>
-        <w:rPr>
-          <w:rFonts w:ascii="Calibri" w:eastAsia="Calibri" w:hAnsi="Calibri" w:cs="Calibri"/>
-          <w:sz w:val="20"/>
-          <w:szCs w:val="20"/>
-        </w:rPr>
-        <w:tab/>
-      </w:r>
-      <w:r>
-        <w:rPr>
-          <w:rFonts w:ascii="Calibri" w:eastAsia="Calibri" w:hAnsi="Calibri" w:cs="Calibri"/>
-          <w:sz w:val="20"/>
-          <w:szCs w:val="20"/>
-        </w:rPr>
-        <w:tab/>
-        <w:t xml:space="preserve">     </w:t>
-      </w:r>
-      <w:r>
-        <w:rPr>
-          <w:rFonts w:ascii="Calibri" w:eastAsia="Calibri" w:hAnsi="Calibri" w:cs="Calibri"/>
-          <w:sz w:val="20"/>
-          <w:szCs w:val="20"/>
-        </w:rPr>
-        <w:tab/>
-      </w:r>
-      <w:r>
-        <w:rPr>
-          <w:rFonts w:ascii="Calibri" w:eastAsia="Calibri" w:hAnsi="Calibri" w:cs="Calibri"/>
-          <w:sz w:val="20"/>
-          <w:szCs w:val="20"/>
-        </w:rPr>
-        <w:tab/>
-      </w:r>
-      <w:r>
-        <w:rPr>
-          <w:rFonts w:ascii="Calibri" w:eastAsia="Calibri" w:hAnsi="Calibri" w:cs="Calibri"/>
-          <w:sz w:val="20"/>
-          <w:szCs w:val="20"/>
-        </w:rPr>
-        <w:t>March 2016 - May 2016</w:t>
+          <w:sz w:val="20"/>
+          <w:szCs w:val="20"/>
+        </w:rPr>
+      </w:pPr>
+      <w:r>
+        <w:rPr>
+          <w:rFonts w:ascii="Calibri" w:eastAsia="Calibri" w:hAnsi="Calibri" w:cs="Calibri"/>
+          <w:sz w:val="20"/>
+          <w:szCs w:val="20"/>
+        </w:rPr>
+        <w:t xml:space="preserve">Created a </w:t>
+      </w:r>
+      <w:r>
+        <w:rPr>
+          <w:rFonts w:ascii="Calibri" w:eastAsia="Calibri" w:hAnsi="Calibri" w:cs="Calibri"/>
+          <w:sz w:val="20"/>
+          <w:szCs w:val="20"/>
+        </w:rPr>
+        <w:t xml:space="preserve">help system that can </w:t>
+      </w:r>
+      <w:r>
+        <w:rPr>
+          <w:rFonts w:ascii="Calibri" w:eastAsia="Calibri" w:hAnsi="Calibri" w:cs="Calibri"/>
+          <w:sz w:val="20"/>
+          <w:szCs w:val="20"/>
+        </w:rPr>
+        <w:t>dynamically add tooltips to any AngularJS application</w:t>
+      </w:r>
+      <w:r>
+        <w:rPr>
+          <w:rFonts w:ascii="Calibri" w:eastAsia="Calibri" w:hAnsi="Calibri" w:cs="Calibri"/>
+          <w:sz w:val="20"/>
+          <w:szCs w:val="20"/>
+        </w:rPr>
+        <w:t xml:space="preserve"> </w:t>
       </w:r>
     </w:p>
     <w:p>
@@ -1134,49 +1140,28 @@
         </w:numPr>
         <w:rPr>
           <w:rFonts w:ascii="Calibri" w:eastAsia="Calibri" w:hAnsi="Calibri" w:cs="Calibri"/>
-          <w:sz w:val="20"/>
-          <w:szCs w:val="20"/>
-        </w:rPr>
-      </w:pPr>
-      <w:r>
-        <w:rPr>
-          <w:rFonts w:ascii="Calibri" w:eastAsia="Calibri" w:hAnsi="Calibri" w:cs="Calibri"/>
-          <w:sz w:val="20"/>
-          <w:szCs w:val="20"/>
-        </w:rPr>
-        <w:t xml:space="preserve">Assisted lead engineer in creating an automated water system (with </w:t>
-      </w:r>
-      <w:r>
-        <w:rPr>
-          <w:rFonts w:ascii="Calibri" w:eastAsia="Calibri" w:hAnsi="Calibri" w:cs="Calibri"/>
-          <w:sz w:val="20"/>
-          <w:szCs w:val="20"/>
-        </w:rPr>
-        <w:t>Raspberry Pi</w:t>
-      </w:r>
-      <w:r>
-        <w:rPr>
-          <w:rFonts w:ascii="Calibri" w:eastAsia="Calibri" w:hAnsi="Calibri" w:cs="Calibri"/>
-          <w:sz w:val="20"/>
-          <w:szCs w:val="20"/>
-        </w:rPr>
-        <w:t xml:space="preserve"> hardware</w:t>
-      </w:r>
-      <w:r>
-        <w:rPr>
-          <w:rFonts w:ascii="Calibri" w:eastAsia="Calibri" w:hAnsi="Calibri" w:cs="Calibri"/>
-          <w:sz w:val="20"/>
-          <w:szCs w:val="20"/>
-        </w:rPr>
-        <w:t xml:space="preserve">) to </w:t>
-      </w:r>
-      <w:r>
-        <w:rPr>
-          <w:rFonts w:ascii="Calibri" w:eastAsia="Calibri" w:hAnsi="Calibri" w:cs="Calibri"/>
-          <w:sz w:val="20"/>
-          <w:szCs w:val="20"/>
-        </w:rPr>
-        <w:t>provide water to insects.</w:t>
+          <w:b/>
+          <w:bCs/>
+          <w:sz w:val="20"/>
+          <w:szCs w:val="20"/>
+        </w:rPr>
+      </w:pPr>
+      <w:r>
+        <w:rPr>
+          <w:rFonts w:ascii="Calibri" w:eastAsia="Calibri" w:hAnsi="Calibri" w:cs="Calibri"/>
+          <w:sz w:val="20"/>
+          <w:szCs w:val="20"/>
+        </w:rPr>
+        <w:t xml:space="preserve">Designed, </w:t>
+      </w:r>
+      <w:r>
+        <w:rPr>
+          <w:rFonts w:ascii="Calibri" w:eastAsia="Calibri" w:hAnsi="Calibri" w:cs="Calibri"/>
+          <w:bCs/>
+          <w:sz w:val="20"/>
+          <w:szCs w:val="20"/>
+        </w:rPr>
+        <w:t>built, and tested the application</w:t>
       </w:r>
     </w:p>
     <w:p>
@@ -1200,20 +1185,40 @@
           <w:sz w:val="20"/>
           <w:szCs w:val="20"/>
         </w:rPr>
-        <w:t>Created a temperature monitoring device for the insects to maintain ambient temperature</w:t>
-      </w:r>
-      <w:r>
-        <w:rPr>
-          <w:rFonts w:ascii="Calibri" w:eastAsia="Calibri" w:hAnsi="Calibri" w:cs="Calibri"/>
-          <w:sz w:val="20"/>
-          <w:szCs w:val="20"/>
-        </w:rPr>
-        <w:t xml:space="preserve"> and ensure suitable conditions.</w:t>
+        <w:t xml:space="preserve">ASP.NET WebAPI </w:t>
+      </w:r>
+      <w:r>
+        <w:rPr>
+          <w:rFonts w:ascii="Calibri" w:eastAsia="Calibri" w:hAnsi="Calibri" w:cs="Calibri"/>
+          <w:sz w:val="20"/>
+          <w:szCs w:val="20"/>
+        </w:rPr>
+        <w:t>serviced by a</w:t>
+      </w:r>
+      <w:r>
+        <w:rPr>
+          <w:rFonts w:ascii="Calibri" w:eastAsia="Calibri" w:hAnsi="Calibri" w:cs="Calibri"/>
+          <w:sz w:val="20"/>
+          <w:szCs w:val="20"/>
+        </w:rPr>
+        <w:t xml:space="preserve"> Cassandra D</w:t>
+      </w:r>
+      <w:r>
+        <w:rPr>
+          <w:rFonts w:ascii="Calibri" w:eastAsia="Calibri" w:hAnsi="Calibri" w:cs="Calibri"/>
+          <w:sz w:val="20"/>
+          <w:szCs w:val="20"/>
+        </w:rPr>
+        <w:t>atabase</w:t>
       </w:r>
     </w:p>
     <w:p>
       <w:pPr>
         <w:pStyle w:val="Body"/>
+        <w:numPr>
+          <w:ilvl w:val="0"/>
+          <w:numId w:val="2"/>
+        </w:numPr>
         <w:rPr>
           <w:rFonts w:ascii="Calibri" w:eastAsia="Calibri" w:hAnsi="Calibri" w:cs="Calibri"/>
           <w:b/>
@@ -1222,40 +1227,116 @@
           <w:szCs w:val="20"/>
         </w:rPr>
       </w:pPr>
+      <w:r>
+        <w:rPr>
+          <w:rFonts w:ascii="Calibri" w:eastAsia="Calibri" w:hAnsi="Calibri" w:cs="Calibri"/>
+          <w:i/>
+          <w:sz w:val="20"/>
+          <w:szCs w:val="20"/>
+        </w:rPr>
+        <w:t xml:space="preserve">Technologies Used: </w:t>
+      </w:r>
+      <w:r>
+        <w:rPr>
+          <w:rFonts w:ascii="Calibri" w:eastAsia="Calibri" w:hAnsi="Calibri" w:cs="Calibri"/>
+          <w:sz w:val="20"/>
+          <w:szCs w:val="20"/>
+        </w:rPr>
+        <w:t>ASP.Net</w:t>
+      </w:r>
+      <w:r>
+        <w:rPr>
+          <w:rFonts w:ascii="Calibri" w:eastAsia="Calibri" w:hAnsi="Calibri" w:cs="Calibri"/>
+          <w:sz w:val="20"/>
+          <w:szCs w:val="20"/>
+        </w:rPr>
+        <w:t>, AngularJS, Cassandra</w:t>
+      </w:r>
+      <w:r>
+        <w:rPr>
+          <w:rFonts w:ascii="Calibri" w:eastAsia="Calibri" w:hAnsi="Calibri" w:cs="Calibri"/>
+          <w:sz w:val="20"/>
+          <w:szCs w:val="20"/>
+        </w:rPr>
+        <w:t xml:space="preserve"> (CQL), DBeaver,</w:t>
+      </w:r>
+      <w:r>
+        <w:rPr>
+          <w:rFonts w:ascii="Calibri" w:eastAsia="Calibri" w:hAnsi="Calibri" w:cs="Calibri"/>
+          <w:sz w:val="20"/>
+          <w:szCs w:val="20"/>
+        </w:rPr>
+        <w:t xml:space="preserve"> </w:t>
+      </w:r>
+      <w:r>
+        <w:rPr>
+          <w:rFonts w:ascii="Calibri" w:eastAsia="Calibri" w:hAnsi="Calibri" w:cs="Calibri"/>
+          <w:sz w:val="20"/>
+          <w:szCs w:val="20"/>
+        </w:rPr>
+        <w:t>Git, NUnit, Karma</w:t>
+      </w:r>
     </w:p>
     <w:p>
       <w:pPr>
         <w:pStyle w:val="Body"/>
         <w:rPr>
           <w:rFonts w:ascii="Calibri" w:eastAsia="Calibri" w:hAnsi="Calibri" w:cs="Calibri"/>
-          <w:sz w:val="20"/>
-          <w:szCs w:val="20"/>
-        </w:rPr>
-      </w:pPr>
-      <w:r>
-        <w:rPr>
-          <w:rFonts w:ascii="Calibri" w:eastAsia="Calibri" w:hAnsi="Calibri" w:cs="Calibri"/>
           <w:b/>
           <w:bCs/>
           <w:sz w:val="20"/>
           <w:szCs w:val="20"/>
         </w:rPr>
-        <w:t>Magnum Producing LP</w:t>
-      </w:r>
-      <w:r>
-        <w:rPr>
+      </w:pPr>
+    </w:p>
+    <w:p>
+      <w:pPr>
+        <w:pStyle w:val="Body"/>
+        <w:rPr>
+          <w:rFonts w:ascii="Calibri" w:eastAsia="Calibri" w:hAnsi="Calibri" w:cs="Calibri"/>
+          <w:sz w:val="20"/>
+          <w:szCs w:val="20"/>
+        </w:rPr>
+      </w:pPr>
+      <w:r>
+        <w:rPr>
+          <w:rFonts w:ascii="Calibri" w:eastAsia="Calibri" w:hAnsi="Calibri" w:cs="Calibri"/>
           <w:b/>
           <w:bCs/>
+          <w:sz w:val="20"/>
+          <w:szCs w:val="20"/>
+        </w:rPr>
+        <w:t xml:space="preserve">Aspire Food Group </w:t>
+      </w:r>
+      <w:r>
+        <w:rPr>
+          <w:rFonts w:ascii="Calibri" w:eastAsia="Calibri" w:hAnsi="Calibri" w:cs="Calibri"/>
+          <w:b/>
+          <w:bCs/>
+          <w:sz w:val="20"/>
+          <w:szCs w:val="20"/>
+        </w:rPr>
+        <w:t>–</w:t>
+      </w:r>
+      <w:r>
+        <w:rPr>
+          <w:rFonts w:ascii="Calibri" w:eastAsia="Calibri" w:hAnsi="Calibri" w:cs="Calibri"/>
+          <w:b/>
+          <w:bCs/>
+          <w:sz w:val="20"/>
+          <w:szCs w:val="20"/>
         </w:rPr>
         <w:t xml:space="preserve"> </w:t>
       </w:r>
       <w:r>
         <w:rPr>
           <w:rFonts w:ascii="Calibri" w:eastAsia="Calibri" w:hAnsi="Calibri" w:cs="Calibri"/>
-          <w:sz w:val="20"/>
-          <w:szCs w:val="20"/>
-        </w:rPr>
-        <w:t xml:space="preserve">– </w:t>
+          <w:bCs/>
+          <w:i/>
+          <w:sz w:val="20"/>
+          <w:szCs w:val="20"/>
+        </w:rPr>
+        <w:t xml:space="preserve">Engineering </w:t>
       </w:r>
       <w:r>
         <w:rPr>
@@ -1273,80 +1354,71 @@
           <w:sz w:val="20"/>
           <w:szCs w:val="20"/>
         </w:rPr>
-        <w:t>Houston, Texas</w:t>
-      </w:r>
-      <w:r>
-        <w:rPr>
-          <w:rFonts w:ascii="Calibri" w:eastAsia="Calibri" w:hAnsi="Calibri" w:cs="Calibri"/>
-          <w:sz w:val="20"/>
-          <w:szCs w:val="20"/>
-        </w:rPr>
-        <w:tab/>
-      </w:r>
-      <w:r>
-        <w:rPr>
-          <w:rFonts w:ascii="Calibri" w:eastAsia="Calibri" w:hAnsi="Calibri" w:cs="Calibri"/>
-          <w:sz w:val="20"/>
-          <w:szCs w:val="20"/>
-        </w:rPr>
-        <w:tab/>
-      </w:r>
-      <w:r>
-        <w:rPr>
-          <w:rFonts w:ascii="Calibri" w:eastAsia="Calibri" w:hAnsi="Calibri" w:cs="Calibri"/>
-          <w:sz w:val="20"/>
-          <w:szCs w:val="20"/>
-        </w:rPr>
-        <w:tab/>
-      </w:r>
-      <w:r>
-        <w:rPr>
-          <w:rFonts w:ascii="Calibri" w:eastAsia="Calibri" w:hAnsi="Calibri" w:cs="Calibri"/>
-          <w:sz w:val="20"/>
-          <w:szCs w:val="20"/>
-        </w:rPr>
-        <w:tab/>
-      </w:r>
-      <w:r>
-        <w:rPr>
-          <w:rFonts w:ascii="Calibri" w:eastAsia="Calibri" w:hAnsi="Calibri" w:cs="Calibri"/>
-          <w:sz w:val="20"/>
-          <w:szCs w:val="20"/>
-        </w:rPr>
-        <w:tab/>
-      </w:r>
-      <w:r>
-        <w:rPr>
-          <w:rFonts w:ascii="Calibri" w:eastAsia="Calibri" w:hAnsi="Calibri" w:cs="Calibri"/>
-          <w:sz w:val="20"/>
-          <w:szCs w:val="20"/>
-        </w:rPr>
-        <w:tab/>
-        <w:t xml:space="preserve">      </w:t>
-      </w:r>
-      <w:r>
-        <w:rPr>
-          <w:rFonts w:ascii="Calibri" w:eastAsia="Calibri" w:hAnsi="Calibri" w:cs="Calibri"/>
-          <w:sz w:val="20"/>
-          <w:szCs w:val="20"/>
-        </w:rPr>
-        <w:tab/>
-      </w:r>
-      <w:r>
-        <w:rPr>
-          <w:rFonts w:ascii="Calibri" w:eastAsia="Calibri" w:hAnsi="Calibri" w:cs="Calibri"/>
-          <w:sz w:val="20"/>
-          <w:szCs w:val="20"/>
-        </w:rPr>
-        <w:t>June 2014 – August 2014</w:t>
+        <w:t>Austin, Texas</w:t>
+      </w:r>
+      <w:r>
+        <w:rPr>
+          <w:rFonts w:ascii="Calibri" w:eastAsia="Calibri" w:hAnsi="Calibri" w:cs="Calibri"/>
+          <w:sz w:val="20"/>
+          <w:szCs w:val="20"/>
+        </w:rPr>
+        <w:tab/>
+      </w:r>
+      <w:r>
+        <w:rPr>
+          <w:rFonts w:ascii="Calibri" w:eastAsia="Calibri" w:hAnsi="Calibri" w:cs="Calibri"/>
+          <w:sz w:val="20"/>
+          <w:szCs w:val="20"/>
+        </w:rPr>
+        <w:tab/>
+      </w:r>
+      <w:r>
+        <w:rPr>
+          <w:rFonts w:ascii="Calibri" w:eastAsia="Calibri" w:hAnsi="Calibri" w:cs="Calibri"/>
+          <w:sz w:val="20"/>
+          <w:szCs w:val="20"/>
+        </w:rPr>
+        <w:tab/>
+      </w:r>
+      <w:r>
+        <w:rPr>
+          <w:rFonts w:ascii="Calibri" w:eastAsia="Calibri" w:hAnsi="Calibri" w:cs="Calibri"/>
+          <w:sz w:val="20"/>
+          <w:szCs w:val="20"/>
+        </w:rPr>
+        <w:tab/>
+      </w:r>
+      <w:r>
+        <w:rPr>
+          <w:rFonts w:ascii="Calibri" w:eastAsia="Calibri" w:hAnsi="Calibri" w:cs="Calibri"/>
+          <w:sz w:val="20"/>
+          <w:szCs w:val="20"/>
+        </w:rPr>
+        <w:tab/>
+      </w:r>
+      <w:r>
+        <w:rPr>
+          <w:rFonts w:ascii="Calibri" w:eastAsia="Calibri" w:hAnsi="Calibri" w:cs="Calibri"/>
+          <w:sz w:val="20"/>
+          <w:szCs w:val="20"/>
+        </w:rPr>
+        <w:tab/>
+      </w:r>
+      <w:r>
+        <w:rPr>
+          <w:rFonts w:ascii="Calibri" w:eastAsia="Calibri" w:hAnsi="Calibri" w:cs="Calibri"/>
+          <w:sz w:val="20"/>
+          <w:szCs w:val="20"/>
+        </w:rPr>
+        <w:t>March 2016 - May 2016</w:t>
       </w:r>
     </w:p>
     <w:p>
       <w:pPr>
-        <w:pStyle w:val="ListParagraph"/>
+        <w:pStyle w:val="Body"/>
         <w:numPr>
           <w:ilvl w:val="0"/>
-          <w:numId w:val="4"/>
+          <w:numId w:val="2"/>
         </w:numPr>
         <w:rPr>
           <w:rFonts w:ascii="Calibri" w:eastAsia="Calibri" w:hAnsi="Calibri" w:cs="Calibri"/>
@@ -1360,15 +1432,63 @@
           <w:sz w:val="20"/>
           <w:szCs w:val="20"/>
         </w:rPr>
-        <w:t>Researched and wrote up reports about land that the company was interested in purchasing</w:t>
+        <w:t>Assisted in the creation of</w:t>
+      </w:r>
+      <w:r>
+        <w:rPr>
+          <w:rFonts w:ascii="Calibri" w:eastAsia="Calibri" w:hAnsi="Calibri" w:cs="Calibri"/>
+          <w:sz w:val="20"/>
+          <w:szCs w:val="20"/>
+        </w:rPr>
+        <w:t xml:space="preserve"> an automated water system </w:t>
+      </w:r>
+      <w:r>
+        <w:rPr>
+          <w:rFonts w:ascii="Calibri" w:eastAsia="Calibri" w:hAnsi="Calibri" w:cs="Calibri"/>
+          <w:sz w:val="20"/>
+          <w:szCs w:val="20"/>
+        </w:rPr>
+        <w:t>that provides</w:t>
+      </w:r>
+      <w:r>
+        <w:rPr>
+          <w:rFonts w:ascii="Calibri" w:eastAsia="Calibri" w:hAnsi="Calibri" w:cs="Calibri"/>
+          <w:sz w:val="20"/>
+          <w:szCs w:val="20"/>
+        </w:rPr>
+        <w:t xml:space="preserve"> </w:t>
+      </w:r>
+      <w:r>
+        <w:rPr>
+          <w:rFonts w:ascii="Calibri" w:eastAsia="Calibri" w:hAnsi="Calibri" w:cs="Calibri"/>
+          <w:sz w:val="20"/>
+          <w:szCs w:val="20"/>
+        </w:rPr>
+        <w:t xml:space="preserve">water to </w:t>
+      </w:r>
+      <w:r>
+        <w:rPr>
+          <w:rFonts w:ascii="Calibri" w:eastAsia="Calibri" w:hAnsi="Calibri" w:cs="Calibri"/>
+          <w:sz w:val="20"/>
+          <w:szCs w:val="20"/>
+        </w:rPr>
+        <w:t>Aketta crickets</w:t>
+      </w:r>
+      <w:r>
+        <w:rPr>
+          <w:rFonts w:ascii="Calibri" w:eastAsia="Calibri" w:hAnsi="Calibri" w:cs="Calibri"/>
+          <w:sz w:val="20"/>
+          <w:szCs w:val="20"/>
+        </w:rPr>
+        <w:t>.</w:t>
       </w:r>
     </w:p>
     <w:p>
       <w:pPr>
-        <w:pStyle w:val="ListParagraph"/>
+        <w:pStyle w:val="Body"/>
         <w:numPr>
           <w:ilvl w:val="0"/>
-          <w:numId w:val="12"/>
+          <w:numId w:val="2"/>
         </w:numPr>
         <w:rPr>
           <w:rFonts w:ascii="Calibri" w:eastAsia="Calibri" w:hAnsi="Calibri" w:cs="Calibri"/>
@@ -1382,141 +1502,86 @@
           <w:sz w:val="20"/>
           <w:szCs w:val="20"/>
         </w:rPr>
-        <w:t>Evaluated the oil production for plots of land throughout the Southwest United States and created maps to predict production of surrounding areas</w:t>
+        <w:t xml:space="preserve">Water was provided via drip irrigation </w:t>
+      </w:r>
+      <w:r>
+        <w:rPr>
+          <w:rFonts w:ascii="Calibri" w:eastAsia="Calibri" w:hAnsi="Calibri" w:cs="Calibri"/>
+          <w:sz w:val="20"/>
+          <w:szCs w:val="20"/>
+        </w:rPr>
+        <w:t xml:space="preserve">based on monitored </w:t>
+      </w:r>
+      <w:r>
+        <w:rPr>
+          <w:rFonts w:ascii="Calibri" w:eastAsia="Calibri" w:hAnsi="Calibri" w:cs="Calibri"/>
+          <w:sz w:val="20"/>
+          <w:szCs w:val="20"/>
+        </w:rPr>
+        <w:t>moisture levels of soil.</w:t>
       </w:r>
     </w:p>
     <w:p>
       <w:pPr>
+        <w:pStyle w:val="Body"/>
+        <w:numPr>
+          <w:ilvl w:val="0"/>
+          <w:numId w:val="2"/>
+        </w:numPr>
         <w:rPr>
           <w:rFonts w:ascii="Calibri" w:eastAsia="Calibri" w:hAnsi="Calibri" w:cs="Calibri"/>
           <w:b/>
           <w:bCs/>
           <w:sz w:val="20"/>
           <w:szCs w:val="20"/>
-          <w:u w:val="single"/>
-        </w:rPr>
-      </w:pPr>
+        </w:rPr>
+      </w:pPr>
+      <w:r>
+        <w:rPr>
+          <w:rFonts w:ascii="Calibri" w:eastAsia="Calibri" w:hAnsi="Calibri" w:cs="Calibri"/>
+          <w:i/>
+          <w:sz w:val="20"/>
+          <w:szCs w:val="20"/>
+        </w:rPr>
+        <w:t>Utilized</w:t>
+      </w:r>
+      <w:r>
+        <w:rPr>
+          <w:rFonts w:ascii="Calibri" w:eastAsia="Calibri" w:hAnsi="Calibri" w:cs="Calibri"/>
+          <w:sz w:val="20"/>
+          <w:szCs w:val="20"/>
+        </w:rPr>
+        <w:t>:</w:t>
+      </w:r>
+      <w:r>
+        <w:rPr>
+          <w:rFonts w:ascii="Calibri" w:eastAsia="Calibri" w:hAnsi="Calibri" w:cs="Calibri"/>
+          <w:i/>
+          <w:sz w:val="20"/>
+          <w:szCs w:val="20"/>
+        </w:rPr>
+        <w:t xml:space="preserve"> </w:t>
+      </w:r>
+      <w:r>
+        <w:rPr>
+          <w:rFonts w:ascii="Calibri" w:eastAsia="Calibri" w:hAnsi="Calibri" w:cs="Calibri"/>
+          <w:sz w:val="20"/>
+          <w:szCs w:val="20"/>
+        </w:rPr>
+        <w:t>Raspberry Pi</w:t>
+      </w:r>
     </w:p>
     <w:p>
       <w:pPr>
-        <w:pStyle w:val="Body"/>
-        <w:rPr>
-          <w:rFonts w:ascii="Calibri" w:eastAsia="Calibri" w:hAnsi="Calibri" w:cs="Calibri"/>
+        <w:rPr>
+          <w:rFonts w:ascii="Calibri" w:eastAsia="Calibri" w:hAnsi="Calibri" w:cs="Calibri"/>
+          <w:b/>
+          <w:bCs/>
           <w:sz w:val="20"/>
           <w:szCs w:val="20"/>
           <w:u w:val="single"/>
         </w:rPr>
       </w:pPr>
-      <w:r>
-        <w:rPr>
-          <w:rFonts w:ascii="Calibri" w:eastAsia="Calibri" w:hAnsi="Calibri" w:cs="Calibri"/>
-          <w:b/>
-          <w:bCs/>
-          <w:sz w:val="20"/>
-          <w:szCs w:val="20"/>
-          <w:u w:val="single"/>
-        </w:rPr>
-        <w:t>LEADERSHIP EXPERIENCE AND ACTIVITIES</w:t>
-      </w:r>
-      <w:r>
-        <w:rPr>
-          <w:rFonts w:ascii="Calibri" w:eastAsia="Calibri" w:hAnsi="Calibri" w:cs="Calibri"/>
-          <w:sz w:val="20"/>
-          <w:szCs w:val="20"/>
-          <w:u w:val="single"/>
-        </w:rPr>
-        <w:tab/>
-      </w:r>
-      <w:r>
-        <w:rPr>
-          <w:rFonts w:ascii="Calibri" w:eastAsia="Calibri" w:hAnsi="Calibri" w:cs="Calibri"/>
-          <w:sz w:val="20"/>
-          <w:szCs w:val="20"/>
-          <w:u w:val="single"/>
-        </w:rPr>
-        <w:tab/>
-      </w:r>
-      <w:r>
-        <w:rPr>
-          <w:rFonts w:ascii="Calibri" w:eastAsia="Calibri" w:hAnsi="Calibri" w:cs="Calibri"/>
-          <w:sz w:val="20"/>
-          <w:szCs w:val="20"/>
-          <w:u w:val="single"/>
-        </w:rPr>
-        <w:tab/>
-      </w:r>
-      <w:r>
-        <w:rPr>
-          <w:rFonts w:ascii="Calibri" w:eastAsia="Calibri" w:hAnsi="Calibri" w:cs="Calibri"/>
-          <w:sz w:val="20"/>
-          <w:szCs w:val="20"/>
-          <w:u w:val="single"/>
-        </w:rPr>
-        <w:tab/>
-      </w:r>
-      <w:r>
-        <w:rPr>
-          <w:rFonts w:ascii="Calibri" w:eastAsia="Calibri" w:hAnsi="Calibri" w:cs="Calibri"/>
-          <w:sz w:val="20"/>
-          <w:szCs w:val="20"/>
-          <w:u w:val="single"/>
-        </w:rPr>
-        <w:tab/>
-      </w:r>
-      <w:r>
-        <w:rPr>
-          <w:rFonts w:ascii="Calibri" w:eastAsia="Calibri" w:hAnsi="Calibri" w:cs="Calibri"/>
-          <w:sz w:val="20"/>
-          <w:szCs w:val="20"/>
-          <w:u w:val="single"/>
-        </w:rPr>
-        <w:tab/>
-      </w:r>
-      <w:r>
-        <w:rPr>
-          <w:rFonts w:ascii="Calibri" w:eastAsia="Calibri" w:hAnsi="Calibri" w:cs="Calibri"/>
-          <w:sz w:val="20"/>
-          <w:szCs w:val="20"/>
-          <w:u w:val="single"/>
-        </w:rPr>
-        <w:tab/>
-      </w:r>
-      <w:r>
-        <w:rPr>
-          <w:rFonts w:ascii="Calibri" w:eastAsia="Calibri" w:hAnsi="Calibri" w:cs="Calibri"/>
-          <w:sz w:val="20"/>
-          <w:szCs w:val="20"/>
-          <w:u w:val="single"/>
-        </w:rPr>
-        <w:tab/>
-      </w:r>
-      <w:r>
-        <w:rPr>
-          <w:rFonts w:ascii="Calibri" w:eastAsia="Calibri" w:hAnsi="Calibri" w:cs="Calibri"/>
-          <w:sz w:val="20"/>
-          <w:szCs w:val="20"/>
-          <w:u w:val="single"/>
-        </w:rPr>
-        <w:tab/>
-      </w:r>
-      <w:r>
-        <w:rPr>
-          <w:rFonts w:ascii="Calibri" w:eastAsia="Calibri" w:hAnsi="Calibri" w:cs="Calibri"/>
-          <w:sz w:val="20"/>
-          <w:szCs w:val="20"/>
-          <w:u w:val="single"/>
-        </w:rPr>
-        <w:tab/>
-      </w:r>
-      <w:r>
-        <w:rPr>
-          <w:rFonts w:ascii="Calibri" w:eastAsia="Calibri" w:hAnsi="Calibri" w:cs="Calibri"/>
-          <w:sz w:val="20"/>
-          <w:szCs w:val="20"/>
-          <w:u w:val="single"/>
-        </w:rPr>
-        <w:tab/>
-      </w:r>
     </w:p>
     <w:p>
       <w:pPr>
@@ -1525,114 +1590,251 @@
           <w:rFonts w:ascii="Calibri" w:eastAsia="Calibri" w:hAnsi="Calibri" w:cs="Calibri"/>
           <w:sz w:val="20"/>
           <w:szCs w:val="20"/>
-        </w:rPr>
-      </w:pPr>
-      <w:r>
-        <w:rPr>
-          <w:rFonts w:ascii="Calibri" w:eastAsia="Calibri" w:hAnsi="Calibri" w:cs="Calibri"/>
-          <w:b/>
-          <w:sz w:val="20"/>
-          <w:szCs w:val="20"/>
-        </w:rPr>
-        <w:t xml:space="preserve">Texas Code Orange </w:t>
-      </w:r>
-      <w:r>
-        <w:rPr>
-          <w:rFonts w:ascii="Calibri" w:eastAsia="Calibri" w:hAnsi="Calibri" w:cs="Calibri"/>
-          <w:b/>
-          <w:sz w:val="20"/>
-          <w:szCs w:val="20"/>
-        </w:rPr>
-        <w:tab/>
-      </w:r>
-      <w:r>
-        <w:rPr>
-          <w:rFonts w:ascii="Calibri" w:eastAsia="Calibri" w:hAnsi="Calibri" w:cs="Calibri"/>
-          <w:b/>
-          <w:sz w:val="20"/>
-          <w:szCs w:val="20"/>
-        </w:rPr>
-        <w:tab/>
-      </w:r>
-      <w:r>
-        <w:rPr>
-          <w:rFonts w:ascii="Calibri" w:eastAsia="Calibri" w:hAnsi="Calibri" w:cs="Calibri"/>
-          <w:b/>
-          <w:sz w:val="20"/>
-          <w:szCs w:val="20"/>
-        </w:rPr>
-        <w:tab/>
-      </w:r>
-      <w:r>
-        <w:rPr>
-          <w:rFonts w:ascii="Calibri" w:eastAsia="Calibri" w:hAnsi="Calibri" w:cs="Calibri"/>
-          <w:b/>
-          <w:sz w:val="20"/>
-          <w:szCs w:val="20"/>
-        </w:rPr>
-        <w:tab/>
-      </w:r>
-      <w:r>
-        <w:rPr>
-          <w:rFonts w:ascii="Calibri" w:eastAsia="Calibri" w:hAnsi="Calibri" w:cs="Calibri"/>
-          <w:b/>
-          <w:sz w:val="20"/>
-          <w:szCs w:val="20"/>
-        </w:rPr>
-        <w:tab/>
-      </w:r>
-      <w:r>
-        <w:rPr>
-          <w:rFonts w:ascii="Calibri" w:eastAsia="Calibri" w:hAnsi="Calibri" w:cs="Calibri"/>
-          <w:b/>
-          <w:sz w:val="20"/>
-          <w:szCs w:val="20"/>
-        </w:rPr>
-        <w:tab/>
-      </w:r>
-      <w:r>
-        <w:rPr>
-          <w:rFonts w:ascii="Calibri" w:eastAsia="Calibri" w:hAnsi="Calibri" w:cs="Calibri"/>
-          <w:b/>
-          <w:sz w:val="20"/>
-          <w:szCs w:val="20"/>
-        </w:rPr>
-        <w:tab/>
-      </w:r>
-      <w:r>
-        <w:rPr>
-          <w:rFonts w:ascii="Calibri" w:eastAsia="Calibri" w:hAnsi="Calibri" w:cs="Calibri"/>
-          <w:b/>
-          <w:sz w:val="20"/>
-          <w:szCs w:val="20"/>
-        </w:rPr>
-        <w:tab/>
-      </w:r>
-      <w:r>
-        <w:rPr>
-          <w:rFonts w:ascii="Calibri" w:eastAsia="Calibri" w:hAnsi="Calibri" w:cs="Calibri"/>
-          <w:b/>
-          <w:sz w:val="20"/>
-          <w:szCs w:val="20"/>
-        </w:rPr>
-        <w:tab/>
-      </w:r>
-      <w:r>
-        <w:rPr>
-          <w:rFonts w:ascii="Calibri" w:eastAsia="Calibri" w:hAnsi="Calibri" w:cs="Calibri"/>
-          <w:b/>
-          <w:sz w:val="20"/>
-          <w:szCs w:val="20"/>
-        </w:rPr>
-        <w:tab/>
-      </w:r>
-      <w:r>
-        <w:rPr>
-          <w:rFonts w:ascii="Calibri" w:eastAsia="Calibri" w:hAnsi="Calibri" w:cs="Calibri"/>
-          <w:sz w:val="20"/>
-          <w:szCs w:val="20"/>
-        </w:rPr>
-        <w:t>Feb 2017 – Present</w:t>
+          <w:u w:val="single"/>
+        </w:rPr>
+      </w:pPr>
+      <w:r>
+        <w:rPr>
+          <w:rFonts w:ascii="Calibri" w:eastAsia="Calibri" w:hAnsi="Calibri" w:cs="Calibri"/>
+          <w:b/>
+          <w:bCs/>
+          <w:sz w:val="20"/>
+          <w:szCs w:val="20"/>
+          <w:u w:val="single"/>
+        </w:rPr>
+        <w:t>LEADERSHIP EXPERIENCE AND ACTIVITIES</w:t>
+      </w:r>
+      <w:r>
+        <w:rPr>
+          <w:rFonts w:ascii="Calibri" w:eastAsia="Calibri" w:hAnsi="Calibri" w:cs="Calibri"/>
+          <w:sz w:val="20"/>
+          <w:szCs w:val="20"/>
+          <w:u w:val="single"/>
+        </w:rPr>
+        <w:tab/>
+      </w:r>
+      <w:r>
+        <w:rPr>
+          <w:rFonts w:ascii="Calibri" w:eastAsia="Calibri" w:hAnsi="Calibri" w:cs="Calibri"/>
+          <w:sz w:val="20"/>
+          <w:szCs w:val="20"/>
+          <w:u w:val="single"/>
+        </w:rPr>
+        <w:tab/>
+      </w:r>
+      <w:r>
+        <w:rPr>
+          <w:rFonts w:ascii="Calibri" w:eastAsia="Calibri" w:hAnsi="Calibri" w:cs="Calibri"/>
+          <w:sz w:val="20"/>
+          <w:szCs w:val="20"/>
+          <w:u w:val="single"/>
+        </w:rPr>
+        <w:tab/>
+      </w:r>
+      <w:r>
+        <w:rPr>
+          <w:rFonts w:ascii="Calibri" w:eastAsia="Calibri" w:hAnsi="Calibri" w:cs="Calibri"/>
+          <w:sz w:val="20"/>
+          <w:szCs w:val="20"/>
+          <w:u w:val="single"/>
+        </w:rPr>
+        <w:tab/>
+      </w:r>
+      <w:r>
+        <w:rPr>
+          <w:rFonts w:ascii="Calibri" w:eastAsia="Calibri" w:hAnsi="Calibri" w:cs="Calibri"/>
+          <w:sz w:val="20"/>
+          <w:szCs w:val="20"/>
+          <w:u w:val="single"/>
+        </w:rPr>
+        <w:tab/>
+      </w:r>
+      <w:r>
+        <w:rPr>
+          <w:rFonts w:ascii="Calibri" w:eastAsia="Calibri" w:hAnsi="Calibri" w:cs="Calibri"/>
+          <w:sz w:val="20"/>
+          <w:szCs w:val="20"/>
+          <w:u w:val="single"/>
+        </w:rPr>
+        <w:tab/>
+      </w:r>
+      <w:r>
+        <w:rPr>
+          <w:rFonts w:ascii="Calibri" w:eastAsia="Calibri" w:hAnsi="Calibri" w:cs="Calibri"/>
+          <w:sz w:val="20"/>
+          <w:szCs w:val="20"/>
+          <w:u w:val="single"/>
+        </w:rPr>
+        <w:tab/>
+      </w:r>
+      <w:r>
+        <w:rPr>
+          <w:rFonts w:ascii="Calibri" w:eastAsia="Calibri" w:hAnsi="Calibri" w:cs="Calibri"/>
+          <w:sz w:val="20"/>
+          <w:szCs w:val="20"/>
+          <w:u w:val="single"/>
+        </w:rPr>
+        <w:tab/>
+      </w:r>
+      <w:r>
+        <w:rPr>
+          <w:rFonts w:ascii="Calibri" w:eastAsia="Calibri" w:hAnsi="Calibri" w:cs="Calibri"/>
+          <w:sz w:val="20"/>
+          <w:szCs w:val="20"/>
+          <w:u w:val="single"/>
+        </w:rPr>
+        <w:tab/>
+      </w:r>
+      <w:r>
+        <w:rPr>
+          <w:rFonts w:ascii="Calibri" w:eastAsia="Calibri" w:hAnsi="Calibri" w:cs="Calibri"/>
+          <w:sz w:val="20"/>
+          <w:szCs w:val="20"/>
+          <w:u w:val="single"/>
+        </w:rPr>
+        <w:tab/>
+      </w:r>
+      <w:r>
+        <w:rPr>
+          <w:rFonts w:ascii="Calibri" w:eastAsia="Calibri" w:hAnsi="Calibri" w:cs="Calibri"/>
+          <w:sz w:val="20"/>
+          <w:szCs w:val="20"/>
+          <w:u w:val="single"/>
+        </w:rPr>
+        <w:tab/>
+      </w:r>
+    </w:p>
+    <w:p>
+      <w:pPr>
+        <w:pStyle w:val="Body"/>
+        <w:rPr>
+          <w:rFonts w:ascii="Calibri" w:eastAsia="Calibri" w:hAnsi="Calibri" w:cs="Calibri"/>
+          <w:sz w:val="20"/>
+          <w:szCs w:val="20"/>
+        </w:rPr>
+      </w:pPr>
+      <w:r>
+        <w:rPr>
+          <w:rFonts w:ascii="Calibri" w:eastAsia="Calibri" w:hAnsi="Calibri" w:cs="Calibri"/>
+          <w:b/>
+          <w:sz w:val="20"/>
+          <w:szCs w:val="20"/>
+        </w:rPr>
+        <w:t xml:space="preserve">KIPP Austin College Prep </w:t>
+      </w:r>
+      <w:r>
+        <w:rPr>
+          <w:rFonts w:ascii="Calibri" w:eastAsia="Calibri" w:hAnsi="Calibri" w:cs="Calibri"/>
+          <w:b/>
+          <w:sz w:val="20"/>
+          <w:szCs w:val="20"/>
+        </w:rPr>
+        <w:tab/>
+      </w:r>
+      <w:r>
+        <w:rPr>
+          <w:rFonts w:ascii="Calibri" w:eastAsia="Calibri" w:hAnsi="Calibri" w:cs="Calibri"/>
+          <w:b/>
+          <w:sz w:val="20"/>
+          <w:szCs w:val="20"/>
+        </w:rPr>
+        <w:tab/>
+      </w:r>
+      <w:r>
+        <w:rPr>
+          <w:rFonts w:ascii="Calibri" w:eastAsia="Calibri" w:hAnsi="Calibri" w:cs="Calibri"/>
+          <w:b/>
+          <w:sz w:val="20"/>
+          <w:szCs w:val="20"/>
+        </w:rPr>
+        <w:tab/>
+      </w:r>
+      <w:r>
+        <w:rPr>
+          <w:rFonts w:ascii="Calibri" w:eastAsia="Calibri" w:hAnsi="Calibri" w:cs="Calibri"/>
+          <w:b/>
+          <w:sz w:val="20"/>
+          <w:szCs w:val="20"/>
+        </w:rPr>
+        <w:tab/>
+      </w:r>
+      <w:r>
+        <w:rPr>
+          <w:rFonts w:ascii="Calibri" w:eastAsia="Calibri" w:hAnsi="Calibri" w:cs="Calibri"/>
+          <w:b/>
+          <w:sz w:val="20"/>
+          <w:szCs w:val="20"/>
+        </w:rPr>
+        <w:tab/>
+      </w:r>
+      <w:r>
+        <w:rPr>
+          <w:rFonts w:ascii="Calibri" w:eastAsia="Calibri" w:hAnsi="Calibri" w:cs="Calibri"/>
+          <w:b/>
+          <w:sz w:val="20"/>
+          <w:szCs w:val="20"/>
+        </w:rPr>
+        <w:tab/>
+      </w:r>
+      <w:r>
+        <w:rPr>
+          <w:rFonts w:ascii="Calibri" w:eastAsia="Calibri" w:hAnsi="Calibri" w:cs="Calibri"/>
+          <w:b/>
+          <w:sz w:val="20"/>
+          <w:szCs w:val="20"/>
+        </w:rPr>
+        <w:tab/>
+      </w:r>
+      <w:r>
+        <w:rPr>
+          <w:rFonts w:ascii="Calibri" w:eastAsia="Calibri" w:hAnsi="Calibri" w:cs="Calibri"/>
+          <w:b/>
+          <w:sz w:val="20"/>
+          <w:szCs w:val="20"/>
+        </w:rPr>
+        <w:tab/>
+      </w:r>
+      <w:r>
+        <w:rPr>
+          <w:rFonts w:ascii="Calibri" w:eastAsia="Calibri" w:hAnsi="Calibri" w:cs="Calibri"/>
+          <w:b/>
+          <w:sz w:val="20"/>
+          <w:szCs w:val="20"/>
+        </w:rPr>
+        <w:tab/>
+      </w:r>
+      <w:r>
+        <w:rPr>
+          <w:rFonts w:ascii="Calibri" w:eastAsia="Calibri" w:hAnsi="Calibri" w:cs="Calibri"/>
+          <w:b/>
+          <w:sz w:val="20"/>
+          <w:szCs w:val="20"/>
+        </w:rPr>
+        <w:tab/>
+      </w:r>
+      <w:r>
+        <w:rPr>
+          <w:rFonts w:ascii="Calibri" w:eastAsia="Calibri" w:hAnsi="Calibri" w:cs="Calibri"/>
+          <w:sz w:val="20"/>
+          <w:szCs w:val="20"/>
+        </w:rPr>
+        <w:t xml:space="preserve">August 2017 </w:t>
+      </w:r>
+      <w:r>
+        <w:rPr>
+          <w:rFonts w:ascii="Calibri" w:eastAsia="Calibri" w:hAnsi="Calibri" w:cs="Calibri"/>
+          <w:sz w:val="20"/>
+          <w:szCs w:val="20"/>
+        </w:rPr>
+        <w:t>–</w:t>
+      </w:r>
+      <w:r>
+        <w:rPr>
+          <w:rFonts w:ascii="Calibri" w:eastAsia="Calibri" w:hAnsi="Calibri" w:cs="Calibri"/>
+          <w:sz w:val="20"/>
+          <w:szCs w:val="20"/>
+        </w:rPr>
+        <w:t xml:space="preserve"> Present</w:t>
       </w:r>
     </w:p>
     <w:p>
@@ -1654,7 +1856,33 @@
           <w:sz w:val="20"/>
           <w:szCs w:val="20"/>
         </w:rPr>
-        <w:t>Member – I make weekly visits to the PanAmerican Austin Recreation Center and teach young kids the basics of coding.</w:t>
+        <w:t>Currently mentoring a student at KACP via the Plan II</w:t>
+      </w:r>
+      <w:r>
+        <w:rPr>
+          <w:rFonts w:ascii="Calibri" w:eastAsia="Calibri" w:hAnsi="Calibri" w:cs="Calibri"/>
+          <w:sz w:val="20"/>
+          <w:szCs w:val="20"/>
+        </w:rPr>
+        <w:t xml:space="preserve"> </w:t>
+      </w:r>
+      <w:r>
+        <w:rPr>
+          <w:rFonts w:ascii="Calibri" w:eastAsia="Calibri" w:hAnsi="Calibri" w:cs="Calibri"/>
+          <w:bCs/>
+          <w:i/>
+          <w:sz w:val="20"/>
+          <w:szCs w:val="20"/>
+        </w:rPr>
+        <w:t xml:space="preserve">– </w:t>
+      </w:r>
+      <w:r>
+        <w:rPr>
+          <w:rFonts w:ascii="Calibri" w:eastAsia="Calibri" w:hAnsi="Calibri" w:cs="Calibri"/>
+          <w:sz w:val="20"/>
+          <w:szCs w:val="20"/>
+        </w:rPr>
+        <w:t>KIPP Partnership</w:t>
       </w:r>
     </w:p>
     <w:p>
@@ -1662,10 +1890,9 @@
         <w:pStyle w:val="Body"/>
         <w:rPr>
           <w:rFonts w:ascii="Calibri" w:eastAsia="Calibri" w:hAnsi="Calibri" w:cs="Calibri"/>
-          <w:b/>
-          <w:bCs/>
-          <w:sz w:val="20"/>
-          <w:szCs w:val="20"/>
+          <w:sz w:val="20"/>
+          <w:szCs w:val="20"/>
+          <w:u w:val="single"/>
         </w:rPr>
       </w:pPr>
     </w:p>
@@ -1686,135 +1913,106 @@
           <w:sz w:val="20"/>
           <w:szCs w:val="20"/>
         </w:rPr>
-        <w:t>UT Solar Vehicle Team</w:t>
-      </w:r>
-      <w:r>
-        <w:rPr>
-          <w:rFonts w:ascii="Calibri" w:eastAsia="Calibri" w:hAnsi="Calibri" w:cs="Calibri"/>
-          <w:sz w:val="20"/>
-          <w:szCs w:val="20"/>
-        </w:rPr>
-        <w:tab/>
-      </w:r>
-      <w:r>
-        <w:rPr>
-          <w:rFonts w:ascii="Calibri" w:eastAsia="Calibri" w:hAnsi="Calibri" w:cs="Calibri"/>
-          <w:sz w:val="20"/>
-          <w:szCs w:val="20"/>
-        </w:rPr>
-        <w:tab/>
-      </w:r>
-      <w:r>
-        <w:rPr>
-          <w:rFonts w:ascii="Calibri" w:eastAsia="Calibri" w:hAnsi="Calibri" w:cs="Calibri"/>
-          <w:sz w:val="20"/>
-          <w:szCs w:val="20"/>
-        </w:rPr>
-        <w:tab/>
-      </w:r>
-      <w:r>
-        <w:rPr>
-          <w:rFonts w:ascii="Calibri" w:eastAsia="Calibri" w:hAnsi="Calibri" w:cs="Calibri"/>
-          <w:sz w:val="20"/>
-          <w:szCs w:val="20"/>
-        </w:rPr>
-        <w:tab/>
-      </w:r>
-      <w:r>
-        <w:rPr>
-          <w:rFonts w:ascii="Calibri" w:eastAsia="Calibri" w:hAnsi="Calibri" w:cs="Calibri"/>
-          <w:sz w:val="20"/>
-          <w:szCs w:val="20"/>
-        </w:rPr>
-        <w:tab/>
-      </w:r>
-      <w:r>
-        <w:rPr>
-          <w:rFonts w:ascii="Calibri" w:eastAsia="Calibri" w:hAnsi="Calibri" w:cs="Calibri"/>
-          <w:sz w:val="20"/>
-          <w:szCs w:val="20"/>
-        </w:rPr>
-        <w:tab/>
-      </w:r>
-      <w:r>
-        <w:rPr>
-          <w:rFonts w:ascii="Calibri" w:eastAsia="Calibri" w:hAnsi="Calibri" w:cs="Calibri"/>
-          <w:sz w:val="20"/>
-          <w:szCs w:val="20"/>
-        </w:rPr>
-        <w:tab/>
-      </w:r>
-      <w:r>
-        <w:rPr>
-          <w:rFonts w:ascii="Calibri" w:eastAsia="Calibri" w:hAnsi="Calibri" w:cs="Calibri"/>
-          <w:sz w:val="20"/>
-          <w:szCs w:val="20"/>
-        </w:rPr>
-        <w:tab/>
-      </w:r>
-      <w:r>
-        <w:rPr>
-          <w:rFonts w:ascii="Calibri" w:eastAsia="Calibri" w:hAnsi="Calibri" w:cs="Calibri"/>
-          <w:sz w:val="20"/>
-          <w:szCs w:val="20"/>
-        </w:rPr>
-        <w:tab/>
-      </w:r>
-      <w:r>
-        <w:rPr>
-          <w:rFonts w:ascii="Calibri" w:eastAsia="Calibri" w:hAnsi="Calibri" w:cs="Calibri"/>
-          <w:sz w:val="20"/>
-          <w:szCs w:val="20"/>
-        </w:rPr>
-        <w:tab/>
-      </w:r>
-      <w:r>
-        <w:rPr>
-          <w:rFonts w:ascii="Calibri" w:eastAsia="Calibri" w:hAnsi="Calibri" w:cs="Calibri"/>
-          <w:sz w:val="20"/>
-          <w:szCs w:val="20"/>
-        </w:rPr>
-        <w:t>August</w:t>
-      </w:r>
-      <w:r>
-        <w:rPr>
-          <w:rFonts w:ascii="Calibri" w:eastAsia="Calibri" w:hAnsi="Calibri" w:cs="Calibri"/>
-          <w:sz w:val="20"/>
-          <w:szCs w:val="20"/>
-        </w:rPr>
-        <w:t xml:space="preserve"> 2016 </w:t>
-      </w:r>
-      <w:r>
-        <w:rPr>
-          <w:rFonts w:ascii="Calibri" w:eastAsia="Calibri" w:hAnsi="Calibri" w:cs="Calibri"/>
-          <w:sz w:val="20"/>
-          <w:szCs w:val="20"/>
-        </w:rPr>
-        <w:t>–</w:t>
-      </w:r>
-      <w:r>
-        <w:rPr>
-          <w:rFonts w:ascii="Calibri" w:eastAsia="Calibri" w:hAnsi="Calibri" w:cs="Calibri"/>
-          <w:sz w:val="20"/>
-          <w:szCs w:val="20"/>
-        </w:rPr>
-        <w:t xml:space="preserve"> </w:t>
-      </w:r>
-      <w:r>
-        <w:rPr>
-          <w:rFonts w:ascii="Calibri" w:eastAsia="Calibri" w:hAnsi="Calibri" w:cs="Calibri"/>
-          <w:sz w:val="20"/>
-          <w:szCs w:val="20"/>
-        </w:rPr>
-        <w:t>Nov</w:t>
-      </w:r>
-      <w:r>
-        <w:rPr>
-          <w:rFonts w:ascii="Calibri" w:eastAsia="Calibri" w:hAnsi="Calibri" w:cs="Calibri"/>
-          <w:sz w:val="20"/>
-          <w:szCs w:val="20"/>
-        </w:rPr>
-        <w:t xml:space="preserve"> 2016</w:t>
+        <w:t>Student Engineering Council</w:t>
+      </w:r>
+      <w:r>
+        <w:rPr>
+          <w:rFonts w:ascii="Calibri" w:eastAsia="Calibri" w:hAnsi="Calibri" w:cs="Calibri"/>
+          <w:b/>
+          <w:bCs/>
+          <w:sz w:val="20"/>
+          <w:szCs w:val="20"/>
+        </w:rPr>
+        <w:tab/>
+      </w:r>
+      <w:r>
+        <w:rPr>
+          <w:rFonts w:ascii="Calibri" w:eastAsia="Calibri" w:hAnsi="Calibri" w:cs="Calibri"/>
+          <w:b/>
+          <w:bCs/>
+          <w:sz w:val="20"/>
+          <w:szCs w:val="20"/>
+        </w:rPr>
+        <w:tab/>
+      </w:r>
+      <w:r>
+        <w:rPr>
+          <w:rFonts w:ascii="Calibri" w:eastAsia="Calibri" w:hAnsi="Calibri" w:cs="Calibri"/>
+          <w:b/>
+          <w:bCs/>
+          <w:sz w:val="20"/>
+          <w:szCs w:val="20"/>
+        </w:rPr>
+        <w:tab/>
+      </w:r>
+      <w:r>
+        <w:rPr>
+          <w:rFonts w:ascii="Calibri" w:eastAsia="Calibri" w:hAnsi="Calibri" w:cs="Calibri"/>
+          <w:b/>
+          <w:bCs/>
+          <w:sz w:val="20"/>
+          <w:szCs w:val="20"/>
+        </w:rPr>
+        <w:tab/>
+      </w:r>
+      <w:r>
+        <w:rPr>
+          <w:rFonts w:ascii="Calibri" w:eastAsia="Calibri" w:hAnsi="Calibri" w:cs="Calibri"/>
+          <w:b/>
+          <w:bCs/>
+          <w:sz w:val="20"/>
+          <w:szCs w:val="20"/>
+        </w:rPr>
+        <w:tab/>
+      </w:r>
+      <w:r>
+        <w:rPr>
+          <w:rFonts w:ascii="Calibri" w:eastAsia="Calibri" w:hAnsi="Calibri" w:cs="Calibri"/>
+          <w:b/>
+          <w:bCs/>
+          <w:sz w:val="20"/>
+          <w:szCs w:val="20"/>
+        </w:rPr>
+        <w:tab/>
+      </w:r>
+      <w:r>
+        <w:rPr>
+          <w:rFonts w:ascii="Calibri" w:eastAsia="Calibri" w:hAnsi="Calibri" w:cs="Calibri"/>
+          <w:b/>
+          <w:bCs/>
+          <w:sz w:val="20"/>
+          <w:szCs w:val="20"/>
+        </w:rPr>
+        <w:tab/>
+      </w:r>
+      <w:r>
+        <w:rPr>
+          <w:rFonts w:ascii="Calibri" w:eastAsia="Calibri" w:hAnsi="Calibri" w:cs="Calibri"/>
+          <w:b/>
+          <w:bCs/>
+          <w:sz w:val="20"/>
+          <w:szCs w:val="20"/>
+        </w:rPr>
+        <w:tab/>
+      </w:r>
+      <w:r>
+        <w:rPr>
+          <w:rFonts w:ascii="Calibri" w:eastAsia="Calibri" w:hAnsi="Calibri" w:cs="Calibri"/>
+          <w:b/>
+          <w:bCs/>
+          <w:sz w:val="20"/>
+          <w:szCs w:val="20"/>
+        </w:rPr>
+        <w:tab/>
+      </w:r>
+      <w:r>
+        <w:rPr>
+          <w:rFonts w:ascii="Calibri" w:eastAsia="Calibri" w:hAnsi="Calibri" w:cs="Calibri"/>
+          <w:bCs/>
+          <w:sz w:val="20"/>
+          <w:szCs w:val="20"/>
+        </w:rPr>
+        <w:t>September 2017 - Present</w:t>
       </w:r>
     </w:p>
     <w:p>
@@ -1836,55 +2034,7 @@
           <w:sz w:val="20"/>
           <w:szCs w:val="20"/>
         </w:rPr>
-        <w:t>Helped design</w:t>
-      </w:r>
-      <w:r>
-        <w:rPr>
-          <w:rFonts w:ascii="Calibri" w:eastAsia="Calibri" w:hAnsi="Calibri" w:cs="Calibri"/>
-          <w:sz w:val="20"/>
-          <w:szCs w:val="20"/>
-        </w:rPr>
-        <w:t xml:space="preserve"> some of</w:t>
-      </w:r>
-      <w:r>
-        <w:rPr>
-          <w:rFonts w:ascii="Calibri" w:eastAsia="Calibri" w:hAnsi="Calibri" w:cs="Calibri"/>
-          <w:sz w:val="20"/>
-          <w:szCs w:val="20"/>
-        </w:rPr>
-        <w:t xml:space="preserve"> the</w:t>
-      </w:r>
-      <w:r>
-        <w:rPr>
-          <w:rFonts w:ascii="Calibri" w:eastAsia="Calibri" w:hAnsi="Calibri" w:cs="Calibri"/>
-          <w:sz w:val="20"/>
-          <w:szCs w:val="20"/>
-        </w:rPr>
-        <w:t xml:space="preserve"> electrical </w:t>
-      </w:r>
-      <w:r>
-        <w:rPr>
-          <w:rFonts w:ascii="Calibri" w:eastAsia="Calibri" w:hAnsi="Calibri" w:cs="Calibri"/>
-          <w:sz w:val="20"/>
-          <w:szCs w:val="20"/>
-        </w:rPr>
-        <w:t>components</w:t>
-      </w:r>
-      <w:r>
-        <w:rPr>
-          <w:rFonts w:ascii="Calibri" w:eastAsia="Calibri" w:hAnsi="Calibri" w:cs="Calibri"/>
-          <w:sz w:val="20"/>
-          <w:szCs w:val="20"/>
-        </w:rPr>
-        <w:t xml:space="preserve"> of </w:t>
-      </w:r>
-      <w:r>
-        <w:rPr>
-          <w:rFonts w:ascii="Calibri" w:eastAsia="Calibri" w:hAnsi="Calibri" w:cs="Calibri"/>
-          <w:sz w:val="20"/>
-          <w:szCs w:val="20"/>
-        </w:rPr>
-        <w:t>the UT Austin solar vehicle.</w:t>
+        <w:t>Member-At-Large</w:t>
       </w:r>
     </w:p>
     <w:p>
@@ -1892,9 +2042,10 @@
         <w:pStyle w:val="Body"/>
         <w:rPr>
           <w:rFonts w:ascii="Calibri" w:eastAsia="Calibri" w:hAnsi="Calibri" w:cs="Calibri"/>
-          <w:sz w:val="20"/>
-          <w:szCs w:val="20"/>
-          <w:u w:val="single"/>
+          <w:b/>
+          <w:bCs/>
+          <w:sz w:val="20"/>
+          <w:szCs w:val="20"/>
         </w:rPr>
       </w:pPr>
     </w:p>
@@ -1915,93 +2066,135 @@
           <w:sz w:val="20"/>
           <w:szCs w:val="20"/>
         </w:rPr>
-        <w:t xml:space="preserve">Study Abroad in </w:t>
-      </w:r>
-      <w:r>
-        <w:rPr>
-          <w:rFonts w:ascii="Calibri" w:eastAsia="Calibri" w:hAnsi="Calibri" w:cs="Calibri"/>
-          <w:b/>
-          <w:bCs/>
-          <w:sz w:val="20"/>
-          <w:szCs w:val="20"/>
-        </w:rPr>
-        <w:t>Nanotechnology &amp; Innovation - Barcelon</w:t>
-      </w:r>
-      <w:bookmarkStart w:id="0" w:name="_GoBack"/>
-      <w:bookmarkEnd w:id="0"/>
-      <w:r>
-        <w:rPr>
-          <w:rFonts w:ascii="Calibri" w:eastAsia="Calibri" w:hAnsi="Calibri" w:cs="Calibri"/>
-          <w:b/>
-          <w:bCs/>
-          <w:sz w:val="20"/>
-          <w:szCs w:val="20"/>
-        </w:rPr>
-        <w:t>a</w:t>
-      </w:r>
-      <w:r>
-        <w:rPr>
-          <w:rFonts w:ascii="Calibri" w:eastAsia="Calibri" w:hAnsi="Calibri" w:cs="Calibri"/>
-          <w:sz w:val="20"/>
-          <w:szCs w:val="20"/>
-        </w:rPr>
-        <w:tab/>
-      </w:r>
-      <w:r>
-        <w:rPr>
-          <w:rFonts w:ascii="Calibri" w:eastAsia="Calibri" w:hAnsi="Calibri" w:cs="Calibri"/>
-          <w:sz w:val="20"/>
-          <w:szCs w:val="20"/>
-        </w:rPr>
-        <w:tab/>
-      </w:r>
-      <w:r>
-        <w:rPr>
-          <w:rFonts w:ascii="Calibri" w:eastAsia="Calibri" w:hAnsi="Calibri" w:cs="Calibri"/>
-          <w:sz w:val="20"/>
-          <w:szCs w:val="20"/>
-        </w:rPr>
-        <w:tab/>
-      </w:r>
-      <w:r>
-        <w:rPr>
-          <w:rFonts w:ascii="Calibri" w:eastAsia="Calibri" w:hAnsi="Calibri" w:cs="Calibri"/>
-          <w:sz w:val="20"/>
-          <w:szCs w:val="20"/>
-        </w:rPr>
-        <w:tab/>
-      </w:r>
-      <w:r>
-        <w:rPr>
-          <w:rFonts w:ascii="Calibri" w:eastAsia="Calibri" w:hAnsi="Calibri" w:cs="Calibri"/>
-          <w:sz w:val="20"/>
-          <w:szCs w:val="20"/>
-        </w:rPr>
-        <w:tab/>
-      </w:r>
-      <w:r>
-        <w:rPr>
-          <w:rFonts w:ascii="Calibri" w:eastAsia="Calibri" w:hAnsi="Calibri" w:cs="Calibri"/>
-          <w:sz w:val="20"/>
-          <w:szCs w:val="20"/>
-        </w:rPr>
-        <w:tab/>
-      </w:r>
-      <w:r>
-        <w:rPr>
-          <w:rFonts w:ascii="Calibri" w:eastAsia="Calibri" w:hAnsi="Calibri" w:cs="Calibri"/>
-          <w:sz w:val="20"/>
-          <w:szCs w:val="20"/>
-        </w:rPr>
-        <w:t>May 2016 -</w:t>
-      </w:r>
-      <w:r>
-        <w:rPr>
-          <w:rFonts w:ascii="Calibri" w:eastAsia="Calibri" w:hAnsi="Calibri" w:cs="Calibri"/>
-          <w:sz w:val="20"/>
-          <w:szCs w:val="20"/>
-        </w:rPr>
-        <w:t xml:space="preserve"> June 2016</w:t>
+        <w:t>UT Solar Vehicle Team</w:t>
+      </w:r>
+      <w:r>
+        <w:rPr>
+          <w:rFonts w:ascii="Calibri" w:eastAsia="Calibri" w:hAnsi="Calibri" w:cs="Calibri"/>
+          <w:sz w:val="20"/>
+          <w:szCs w:val="20"/>
+        </w:rPr>
+        <w:tab/>
+      </w:r>
+      <w:r>
+        <w:rPr>
+          <w:rFonts w:ascii="Calibri" w:eastAsia="Calibri" w:hAnsi="Calibri" w:cs="Calibri"/>
+          <w:sz w:val="20"/>
+          <w:szCs w:val="20"/>
+        </w:rPr>
+        <w:tab/>
+      </w:r>
+      <w:r>
+        <w:rPr>
+          <w:rFonts w:ascii="Calibri" w:eastAsia="Calibri" w:hAnsi="Calibri" w:cs="Calibri"/>
+          <w:sz w:val="20"/>
+          <w:szCs w:val="20"/>
+        </w:rPr>
+        <w:tab/>
+      </w:r>
+      <w:r>
+        <w:rPr>
+          <w:rFonts w:ascii="Calibri" w:eastAsia="Calibri" w:hAnsi="Calibri" w:cs="Calibri"/>
+          <w:sz w:val="20"/>
+          <w:szCs w:val="20"/>
+        </w:rPr>
+        <w:tab/>
+      </w:r>
+      <w:r>
+        <w:rPr>
+          <w:rFonts w:ascii="Calibri" w:eastAsia="Calibri" w:hAnsi="Calibri" w:cs="Calibri"/>
+          <w:sz w:val="20"/>
+          <w:szCs w:val="20"/>
+        </w:rPr>
+        <w:tab/>
+      </w:r>
+      <w:r>
+        <w:rPr>
+          <w:rFonts w:ascii="Calibri" w:eastAsia="Calibri" w:hAnsi="Calibri" w:cs="Calibri"/>
+          <w:sz w:val="20"/>
+          <w:szCs w:val="20"/>
+        </w:rPr>
+        <w:tab/>
+      </w:r>
+      <w:r>
+        <w:rPr>
+          <w:rFonts w:ascii="Calibri" w:eastAsia="Calibri" w:hAnsi="Calibri" w:cs="Calibri"/>
+          <w:sz w:val="20"/>
+          <w:szCs w:val="20"/>
+        </w:rPr>
+        <w:tab/>
+      </w:r>
+      <w:r>
+        <w:rPr>
+          <w:rFonts w:ascii="Calibri" w:eastAsia="Calibri" w:hAnsi="Calibri" w:cs="Calibri"/>
+          <w:sz w:val="20"/>
+          <w:szCs w:val="20"/>
+        </w:rPr>
+        <w:tab/>
+      </w:r>
+      <w:r>
+        <w:rPr>
+          <w:rFonts w:ascii="Calibri" w:eastAsia="Calibri" w:hAnsi="Calibri" w:cs="Calibri"/>
+          <w:sz w:val="20"/>
+          <w:szCs w:val="20"/>
+        </w:rPr>
+        <w:tab/>
+      </w:r>
+      <w:r>
+        <w:rPr>
+          <w:rFonts w:ascii="Calibri" w:eastAsia="Calibri" w:hAnsi="Calibri" w:cs="Calibri"/>
+          <w:sz w:val="20"/>
+          <w:szCs w:val="20"/>
+        </w:rPr>
+        <w:tab/>
+      </w:r>
+      <w:r>
+        <w:rPr>
+          <w:rFonts w:ascii="Calibri" w:eastAsia="Calibri" w:hAnsi="Calibri" w:cs="Calibri"/>
+          <w:sz w:val="20"/>
+          <w:szCs w:val="20"/>
+        </w:rPr>
+        <w:t>August</w:t>
+      </w:r>
+      <w:r>
+        <w:rPr>
+          <w:rFonts w:ascii="Calibri" w:eastAsia="Calibri" w:hAnsi="Calibri" w:cs="Calibri"/>
+          <w:sz w:val="20"/>
+          <w:szCs w:val="20"/>
+        </w:rPr>
+        <w:t xml:space="preserve"> 2016 </w:t>
+      </w:r>
+      <w:r>
+        <w:rPr>
+          <w:rFonts w:ascii="Calibri" w:eastAsia="Calibri" w:hAnsi="Calibri" w:cs="Calibri"/>
+          <w:sz w:val="20"/>
+          <w:szCs w:val="20"/>
+        </w:rPr>
+        <w:t>–</w:t>
+      </w:r>
+      <w:r>
+        <w:rPr>
+          <w:rFonts w:ascii="Calibri" w:eastAsia="Calibri" w:hAnsi="Calibri" w:cs="Calibri"/>
+          <w:sz w:val="20"/>
+          <w:szCs w:val="20"/>
+        </w:rPr>
+        <w:t xml:space="preserve"> </w:t>
+      </w:r>
+      <w:r>
+        <w:rPr>
+          <w:rFonts w:ascii="Calibri" w:eastAsia="Calibri" w:hAnsi="Calibri" w:cs="Calibri"/>
+          <w:sz w:val="20"/>
+          <w:szCs w:val="20"/>
+        </w:rPr>
+        <w:t>Dec.</w:t>
+      </w:r>
+      <w:r>
+        <w:rPr>
+          <w:rFonts w:ascii="Calibri" w:eastAsia="Calibri" w:hAnsi="Calibri" w:cs="Calibri"/>
+          <w:sz w:val="20"/>
+          <w:szCs w:val="20"/>
+        </w:rPr>
+        <w:t xml:space="preserve"> 2016</w:t>
       </w:r>
     </w:p>
     <w:p>
@@ -2023,23 +2216,39 @@
           <w:sz w:val="20"/>
           <w:szCs w:val="20"/>
         </w:rPr>
-        <w:t>Studied</w:t>
-      </w:r>
-      <w:r>
-        <w:rPr>
-          <w:rFonts w:ascii="Calibri" w:eastAsia="Calibri" w:hAnsi="Calibri" w:cs="Calibri"/>
-          <w:sz w:val="20"/>
-          <w:szCs w:val="20"/>
-        </w:rPr>
-        <w:t xml:space="preserve"> Nanotechnology </w:t>
-      </w:r>
-      <w:r>
-        <w:rPr>
-          <w:rFonts w:ascii="Calibri" w:eastAsia="Calibri" w:hAnsi="Calibri" w:cs="Calibri"/>
-          <w:sz w:val="20"/>
-          <w:szCs w:val="20"/>
-        </w:rPr>
-        <w:t xml:space="preserve">and its practical implementation in the medical, energy, and textiles sectors. </w:t>
+        <w:t>Designed various</w:t>
+      </w:r>
+      <w:r>
+        <w:rPr>
+          <w:rFonts w:ascii="Calibri" w:eastAsia="Calibri" w:hAnsi="Calibri" w:cs="Calibri"/>
+          <w:sz w:val="20"/>
+          <w:szCs w:val="20"/>
+        </w:rPr>
+        <w:t xml:space="preserve"> electrical </w:t>
+      </w:r>
+      <w:r>
+        <w:rPr>
+          <w:rFonts w:ascii="Calibri" w:eastAsia="Calibri" w:hAnsi="Calibri" w:cs="Calibri"/>
+          <w:sz w:val="20"/>
+          <w:szCs w:val="20"/>
+        </w:rPr>
+        <w:t>components</w:t>
+      </w:r>
+      <w:r>
+        <w:rPr>
+          <w:rFonts w:ascii="Calibri" w:eastAsia="Calibri" w:hAnsi="Calibri" w:cs="Calibri"/>
+          <w:sz w:val="20"/>
+          <w:szCs w:val="20"/>
+        </w:rPr>
+        <w:t xml:space="preserve"> of </w:t>
+      </w:r>
+      <w:r>
+        <w:rPr>
+          <w:rFonts w:ascii="Calibri" w:eastAsia="Calibri" w:hAnsi="Calibri" w:cs="Calibri"/>
+          <w:sz w:val="20"/>
+          <w:szCs w:val="20"/>
+        </w:rPr>
+        <w:t>the UT Austin solar vehicle.</w:t>
       </w:r>
     </w:p>
     <w:p>
@@ -2061,7 +2270,7 @@
           <w:sz w:val="20"/>
           <w:szCs w:val="20"/>
         </w:rPr>
-        <w:t>Learned how to effectively translate new inventions into profitable innovative companies.</w:t>
+        <w:t>Contacted companies to raise fundraising for the solar vehicle team.</w:t>
       </w:r>
     </w:p>
     <w:p>
@@ -2239,6 +2448,227 @@
     </w:p>
     <w:p>
       <w:pPr>
+        <w:rPr>
+          <w:rFonts w:ascii="Calibri" w:eastAsia="Calibri" w:hAnsi="Calibri" w:cs="Calibri"/>
+          <w:sz w:val="20"/>
+          <w:szCs w:val="20"/>
+        </w:rPr>
+      </w:pPr>
+      <w:r>
+        <w:rPr>
+          <w:rFonts w:ascii="Calibri" w:eastAsia="Calibri" w:hAnsi="Calibri" w:cs="Calibri"/>
+          <w:b/>
+          <w:sz w:val="20"/>
+          <w:szCs w:val="20"/>
+        </w:rPr>
+        <w:t>Rate My Summer</w:t>
+      </w:r>
+      <w:r>
+        <w:rPr>
+          <w:rFonts w:ascii="Calibri" w:eastAsia="Calibri" w:hAnsi="Calibri" w:cs="Calibri"/>
+          <w:b/>
+          <w:sz w:val="20"/>
+          <w:szCs w:val="20"/>
+        </w:rPr>
+        <w:tab/>
+      </w:r>
+      <w:r>
+        <w:rPr>
+          <w:rFonts w:ascii="Calibri" w:eastAsia="Calibri" w:hAnsi="Calibri" w:cs="Calibri"/>
+          <w:b/>
+          <w:sz w:val="20"/>
+          <w:szCs w:val="20"/>
+        </w:rPr>
+        <w:tab/>
+      </w:r>
+      <w:r>
+        <w:rPr>
+          <w:rFonts w:ascii="Calibri" w:eastAsia="Calibri" w:hAnsi="Calibri" w:cs="Calibri"/>
+          <w:b/>
+          <w:sz w:val="20"/>
+          <w:szCs w:val="20"/>
+        </w:rPr>
+        <w:tab/>
+      </w:r>
+      <w:r>
+        <w:rPr>
+          <w:rFonts w:ascii="Calibri" w:eastAsia="Calibri" w:hAnsi="Calibri" w:cs="Calibri"/>
+          <w:b/>
+          <w:sz w:val="20"/>
+          <w:szCs w:val="20"/>
+        </w:rPr>
+        <w:tab/>
+      </w:r>
+      <w:r>
+        <w:rPr>
+          <w:rFonts w:ascii="Calibri" w:eastAsia="Calibri" w:hAnsi="Calibri" w:cs="Calibri"/>
+          <w:b/>
+          <w:sz w:val="20"/>
+          <w:szCs w:val="20"/>
+        </w:rPr>
+        <w:tab/>
+      </w:r>
+      <w:r>
+        <w:rPr>
+          <w:rFonts w:ascii="Calibri" w:eastAsia="Calibri" w:hAnsi="Calibri" w:cs="Calibri"/>
+          <w:b/>
+          <w:sz w:val="20"/>
+          <w:szCs w:val="20"/>
+        </w:rPr>
+        <w:tab/>
+      </w:r>
+      <w:r>
+        <w:rPr>
+          <w:rFonts w:ascii="Calibri" w:eastAsia="Calibri" w:hAnsi="Calibri" w:cs="Calibri"/>
+          <w:b/>
+          <w:sz w:val="20"/>
+          <w:szCs w:val="20"/>
+        </w:rPr>
+        <w:tab/>
+      </w:r>
+      <w:r>
+        <w:rPr>
+          <w:rFonts w:ascii="Calibri" w:eastAsia="Calibri" w:hAnsi="Calibri" w:cs="Calibri"/>
+          <w:b/>
+          <w:sz w:val="20"/>
+          <w:szCs w:val="20"/>
+        </w:rPr>
+        <w:tab/>
+      </w:r>
+      <w:r>
+        <w:rPr>
+          <w:rFonts w:ascii="Calibri" w:eastAsia="Calibri" w:hAnsi="Calibri" w:cs="Calibri"/>
+          <w:b/>
+          <w:sz w:val="20"/>
+          <w:szCs w:val="20"/>
+        </w:rPr>
+        <w:tab/>
+      </w:r>
+      <w:r>
+        <w:rPr>
+          <w:rFonts w:ascii="Calibri" w:eastAsia="Calibri" w:hAnsi="Calibri" w:cs="Calibri"/>
+          <w:b/>
+          <w:sz w:val="20"/>
+          <w:szCs w:val="20"/>
+        </w:rPr>
+        <w:tab/>
+      </w:r>
+      <w:r>
+        <w:rPr>
+          <w:rFonts w:ascii="Calibri" w:eastAsia="Calibri" w:hAnsi="Calibri" w:cs="Calibri"/>
+          <w:sz w:val="20"/>
+          <w:szCs w:val="20"/>
+        </w:rPr>
+        <w:t>July 2017</w:t>
+      </w:r>
+    </w:p>
+    <w:p>
+      <w:pPr>
+        <w:pStyle w:val="ListParagraph"/>
+        <w:numPr>
+          <w:ilvl w:val="0"/>
+          <w:numId w:val="6"/>
+        </w:numPr>
+        <w:rPr>
+          <w:rFonts w:ascii="Calibri" w:eastAsia="Calibri" w:hAnsi="Calibri" w:cs="Calibri"/>
+          <w:sz w:val="20"/>
+          <w:szCs w:val="20"/>
+        </w:rPr>
+      </w:pPr>
+      <w:r>
+        <w:rPr>
+          <w:rFonts w:ascii="Calibri" w:eastAsia="Calibri" w:hAnsi="Calibri" w:cs="Calibri"/>
+          <w:sz w:val="20"/>
+          <w:szCs w:val="20"/>
+        </w:rPr>
+        <w:t>Web application that allows college students to rate/review their summer internships.</w:t>
+      </w:r>
+      <w:r>
+        <w:rPr>
+          <w:rFonts w:ascii="Calibri" w:eastAsia="Calibri" w:hAnsi="Calibri" w:cs="Calibri"/>
+          <w:sz w:val="20"/>
+          <w:szCs w:val="20"/>
+        </w:rPr>
+        <w:tab/>
+      </w:r>
+      <w:r>
+        <w:rPr>
+          <w:rFonts w:ascii="Calibri" w:eastAsia="Calibri" w:hAnsi="Calibri" w:cs="Calibri"/>
+          <w:sz w:val="20"/>
+          <w:szCs w:val="20"/>
+        </w:rPr>
+        <w:tab/>
+      </w:r>
+    </w:p>
+    <w:p>
+      <w:pPr>
+        <w:pStyle w:val="ListParagraph"/>
+        <w:numPr>
+          <w:ilvl w:val="1"/>
+          <w:numId w:val="6"/>
+        </w:numPr>
+        <w:rPr>
+          <w:rFonts w:ascii="Calibri" w:eastAsia="Calibri" w:hAnsi="Calibri" w:cs="Calibri"/>
+          <w:sz w:val="20"/>
+          <w:szCs w:val="20"/>
+        </w:rPr>
+      </w:pPr>
+      <w:r>
+        <w:rPr>
+          <w:rFonts w:ascii="Calibri" w:eastAsia="Calibri" w:hAnsi="Calibri" w:cs="Calibri"/>
+          <w:sz w:val="20"/>
+          <w:szCs w:val="20"/>
+        </w:rPr>
+        <w:t>Students can view reviews posted by other students to help analyze their prospective companies.</w:t>
+      </w:r>
+    </w:p>
+    <w:p>
+      <w:pPr>
+        <w:pStyle w:val="ListParagraph"/>
+        <w:numPr>
+          <w:ilvl w:val="1"/>
+          <w:numId w:val="6"/>
+        </w:numPr>
+        <w:rPr>
+          <w:rFonts w:ascii="Calibri" w:eastAsia="Calibri" w:hAnsi="Calibri" w:cs="Calibri"/>
+          <w:sz w:val="20"/>
+          <w:szCs w:val="20"/>
+        </w:rPr>
+      </w:pPr>
+      <w:r>
+        <w:rPr>
+          <w:rFonts w:ascii="Calibri" w:eastAsia="Calibri" w:hAnsi="Calibri" w:cs="Calibri"/>
+          <w:sz w:val="20"/>
+          <w:szCs w:val="20"/>
+        </w:rPr>
+        <w:t>Written with the MEAN Stack</w:t>
+      </w:r>
+    </w:p>
+    <w:p>
+      <w:pPr>
+        <w:pStyle w:val="Body"/>
+        <w:tabs>
+          <w:tab w:val="left" w:pos="6840"/>
+        </w:tabs>
+        <w:rPr>
+          <w:rFonts w:ascii="Calibri" w:eastAsia="Calibri" w:hAnsi="Calibri" w:cs="Calibri"/>
+          <w:b/>
+          <w:sz w:val="20"/>
+          <w:szCs w:val="20"/>
+        </w:rPr>
+      </w:pPr>
+      <w:r>
+        <w:rPr>
+          <w:rFonts w:ascii="Calibri" w:eastAsia="Calibri" w:hAnsi="Calibri" w:cs="Calibri"/>
+          <w:b/>
+          <w:sz w:val="20"/>
+          <w:szCs w:val="20"/>
+        </w:rPr>
+        <w:tab/>
+      </w:r>
+    </w:p>
+    <w:p>
+      <w:pPr>
         <w:pStyle w:val="Body"/>
         <w:tabs>
           <w:tab w:val="left" w:pos="4673"/>
@@ -2315,10 +2745,27 @@
       <w:r>
         <w:rPr>
           <w:rFonts w:ascii="Calibri" w:eastAsia="Calibri" w:hAnsi="Calibri" w:cs="Calibri"/>
-          <w:sz w:val="20"/>
-          <w:szCs w:val="20"/>
-        </w:rPr>
-        <w:t>October 2016 – December 2016</w:t>
+          <w:b/>
+          <w:sz w:val="20"/>
+          <w:szCs w:val="20"/>
+        </w:rPr>
+        <w:tab/>
+      </w:r>
+      <w:r>
+        <w:rPr>
+          <w:rFonts w:ascii="Calibri" w:eastAsia="Calibri" w:hAnsi="Calibri" w:cs="Calibri"/>
+          <w:sz w:val="20"/>
+          <w:szCs w:val="20"/>
+        </w:rPr>
+        <w:t>Oct. 2016 – Dec.</w:t>
+      </w:r>
+      <w:r>
+        <w:rPr>
+          <w:rFonts w:ascii="Calibri" w:eastAsia="Calibri" w:hAnsi="Calibri" w:cs="Calibri"/>
+          <w:sz w:val="20"/>
+          <w:szCs w:val="20"/>
+        </w:rPr>
+        <w:t xml:space="preserve"> 2016</w:t>
       </w:r>
     </w:p>
     <w:p>
@@ -2326,7 +2773,7 @@
         <w:pStyle w:val="ListParagraph"/>
         <w:numPr>
           <w:ilvl w:val="0"/>
-          <w:numId w:val="10"/>
+          <w:numId w:val="6"/>
         </w:numPr>
         <w:rPr>
           <w:rFonts w:ascii="Calibri" w:eastAsia="Calibri" w:hAnsi="Calibri" w:cs="Calibri"/>
@@ -2340,49 +2787,39 @@
           <w:sz w:val="20"/>
           <w:szCs w:val="20"/>
         </w:rPr>
-        <w:t xml:space="preserve">Created a </w:t>
-      </w:r>
-      <w:r>
-        <w:rPr>
-          <w:rFonts w:ascii="Calibri" w:eastAsia="Calibri" w:hAnsi="Calibri" w:cs="Calibri"/>
-          <w:sz w:val="20"/>
-          <w:szCs w:val="20"/>
-        </w:rPr>
-        <w:t xml:space="preserve">single-player </w:t>
-      </w:r>
-      <w:r>
-        <w:rPr>
-          <w:rFonts w:ascii="Calibri" w:eastAsia="Calibri" w:hAnsi="Calibri" w:cs="Calibri"/>
-          <w:sz w:val="20"/>
-          <w:szCs w:val="20"/>
-        </w:rPr>
-        <w:t xml:space="preserve">video game </w:t>
-      </w:r>
-      <w:r>
-        <w:rPr>
-          <w:rFonts w:ascii="Calibri" w:eastAsia="Calibri" w:hAnsi="Calibri" w:cs="Calibri"/>
-          <w:sz w:val="20"/>
-          <w:szCs w:val="20"/>
-        </w:rPr>
-        <w:t xml:space="preserve">using TIVA C-Series Microcontroller and </w:t>
-      </w:r>
-      <w:proofErr w:type="spellStart"/>
-      <w:r>
-        <w:rPr>
-          <w:rFonts w:ascii="Calibri" w:eastAsia="Calibri" w:hAnsi="Calibri" w:cs="Calibri"/>
-          <w:sz w:val="20"/>
-          <w:szCs w:val="20"/>
-        </w:rPr>
-        <w:t>Sitronix</w:t>
-      </w:r>
-      <w:proofErr w:type="spellEnd"/>
-      <w:r>
-        <w:rPr>
-          <w:rFonts w:ascii="Calibri" w:eastAsia="Calibri" w:hAnsi="Calibri" w:cs="Calibri"/>
-          <w:sz w:val="20"/>
-          <w:szCs w:val="20"/>
-        </w:rPr>
-        <w:t xml:space="preserve"> LCD </w:t>
+        <w:t xml:space="preserve">Single-player video game </w:t>
+      </w:r>
+      <w:r>
+        <w:rPr>
+          <w:rFonts w:ascii="Calibri" w:eastAsia="Calibri" w:hAnsi="Calibri" w:cs="Calibri"/>
+          <w:sz w:val="20"/>
+          <w:szCs w:val="20"/>
+        </w:rPr>
+        <w:t>implemented with the</w:t>
+      </w:r>
+      <w:r>
+        <w:rPr>
+          <w:rFonts w:ascii="Calibri" w:eastAsia="Calibri" w:hAnsi="Calibri" w:cs="Calibri"/>
+          <w:sz w:val="20"/>
+          <w:szCs w:val="20"/>
+        </w:rPr>
+        <w:t xml:space="preserve"> TIVA C-Series Microcontroller and </w:t>
+      </w:r>
+      <w:r>
+        <w:rPr>
+          <w:rFonts w:ascii="Calibri" w:eastAsia="Calibri" w:hAnsi="Calibri" w:cs="Calibri"/>
+          <w:sz w:val="20"/>
+          <w:szCs w:val="20"/>
+        </w:rPr>
+        <w:t xml:space="preserve">a </w:t>
+      </w:r>
+      <w:r>
+        <w:rPr>
+          <w:rFonts w:ascii="Calibri" w:eastAsia="Calibri" w:hAnsi="Calibri" w:cs="Calibri"/>
+          <w:sz w:val="20"/>
+          <w:szCs w:val="20"/>
+        </w:rPr>
+        <w:t xml:space="preserve">Sitronix LCD </w:t>
       </w:r>
     </w:p>
     <w:p>
@@ -2390,7 +2827,7 @@
         <w:pStyle w:val="ListParagraph"/>
         <w:numPr>
           <w:ilvl w:val="1"/>
-          <w:numId w:val="10"/>
+          <w:numId w:val="6"/>
         </w:numPr>
         <w:rPr>
           <w:rFonts w:ascii="Calibri" w:eastAsia="Calibri" w:hAnsi="Calibri" w:cs="Calibri"/>
@@ -2404,7 +2841,7 @@
           <w:sz w:val="20"/>
           <w:szCs w:val="20"/>
         </w:rPr>
-        <w:t>Written in C and Arm Assembly</w:t>
+        <w:t>Implements a Finite State Machine, ADC, DAC, and UART</w:t>
       </w:r>
     </w:p>
     <w:p>
@@ -2412,7 +2849,7 @@
         <w:pStyle w:val="ListParagraph"/>
         <w:numPr>
           <w:ilvl w:val="1"/>
-          <w:numId w:val="10"/>
+          <w:numId w:val="6"/>
         </w:numPr>
         <w:rPr>
           <w:rFonts w:ascii="Calibri" w:eastAsia="Calibri" w:hAnsi="Calibri" w:cs="Calibri"/>
@@ -2426,15 +2863,7 @@
           <w:sz w:val="20"/>
           <w:szCs w:val="20"/>
         </w:rPr>
-        <w:t xml:space="preserve">Documentation available at </w:t>
-      </w:r>
-      <w:r>
-        <w:rPr>
-          <w:rFonts w:ascii="Calibri" w:eastAsia="Calibri" w:hAnsi="Calibri" w:cs="Calibri"/>
-          <w:sz w:val="20"/>
-          <w:szCs w:val="20"/>
-        </w:rPr>
-        <w:t>https://github.com/Rajat-Ahuja1997</w:t>
+        <w:t>Written in C/Arm Assembly</w:t>
       </w:r>
     </w:p>
     <w:p>
@@ -2450,64 +2879,391 @@
     </w:p>
     <w:p>
       <w:pPr>
-        <w:rPr>
-          <w:rFonts w:ascii="Calibri" w:eastAsia="Calibri" w:hAnsi="Calibri" w:cs="Calibri"/>
-          <w:sz w:val="20"/>
-          <w:szCs w:val="20"/>
-        </w:rPr>
-      </w:pPr>
-      <w:r>
-        <w:rPr>
-          <w:rFonts w:ascii="Calibri" w:eastAsia="Calibri" w:hAnsi="Calibri" w:cs="Calibri"/>
-          <w:b/>
-          <w:sz w:val="20"/>
-          <w:szCs w:val="20"/>
-        </w:rPr>
-        <w:t>Markov Chain Generator</w:t>
+        <w:pStyle w:val="Body"/>
+        <w:rPr>
+          <w:rFonts w:ascii="Calibri" w:eastAsia="Calibri" w:hAnsi="Calibri" w:cs="Calibri"/>
+          <w:sz w:val="20"/>
+          <w:szCs w:val="20"/>
+          <w:u w:val="single"/>
+        </w:rPr>
+      </w:pPr>
+      <w:r>
+        <w:rPr>
+          <w:rFonts w:ascii="Calibri" w:eastAsia="Calibri" w:hAnsi="Calibri" w:cs="Calibri"/>
+          <w:b/>
+          <w:bCs/>
+          <w:sz w:val="20"/>
+          <w:szCs w:val="20"/>
+          <w:u w:val="single"/>
+        </w:rPr>
+        <w:t>ADDITIONAL INFORMATION</w:t>
+      </w:r>
+      <w:r>
+        <w:rPr>
+          <w:rFonts w:ascii="Calibri" w:eastAsia="Calibri" w:hAnsi="Calibri" w:cs="Calibri"/>
+          <w:sz w:val="20"/>
+          <w:szCs w:val="20"/>
+          <w:u w:val="single"/>
+        </w:rPr>
+        <w:tab/>
+      </w:r>
+      <w:r>
+        <w:rPr>
+          <w:rFonts w:ascii="Calibri" w:eastAsia="Calibri" w:hAnsi="Calibri" w:cs="Calibri"/>
+          <w:sz w:val="20"/>
+          <w:szCs w:val="20"/>
+          <w:u w:val="single"/>
+        </w:rPr>
+        <w:tab/>
+      </w:r>
+      <w:r>
+        <w:rPr>
+          <w:rFonts w:ascii="Calibri" w:eastAsia="Calibri" w:hAnsi="Calibri" w:cs="Calibri"/>
+          <w:sz w:val="20"/>
+          <w:szCs w:val="20"/>
+          <w:u w:val="single"/>
+        </w:rPr>
+        <w:tab/>
+      </w:r>
+      <w:r>
+        <w:rPr>
+          <w:rFonts w:ascii="Calibri" w:eastAsia="Calibri" w:hAnsi="Calibri" w:cs="Calibri"/>
+          <w:sz w:val="20"/>
+          <w:szCs w:val="20"/>
+          <w:u w:val="single"/>
+        </w:rPr>
+        <w:tab/>
+      </w:r>
+      <w:r>
+        <w:rPr>
+          <w:rFonts w:ascii="Calibri" w:eastAsia="Calibri" w:hAnsi="Calibri" w:cs="Calibri"/>
+          <w:sz w:val="20"/>
+          <w:szCs w:val="20"/>
+          <w:u w:val="single"/>
+        </w:rPr>
+        <w:tab/>
+      </w:r>
+      <w:r>
+        <w:rPr>
+          <w:rFonts w:ascii="Calibri" w:eastAsia="Calibri" w:hAnsi="Calibri" w:cs="Calibri"/>
+          <w:sz w:val="20"/>
+          <w:szCs w:val="20"/>
+          <w:u w:val="single"/>
+        </w:rPr>
+        <w:tab/>
+      </w:r>
+      <w:r>
+        <w:rPr>
+          <w:rFonts w:ascii="Calibri" w:eastAsia="Calibri" w:hAnsi="Calibri" w:cs="Calibri"/>
+          <w:sz w:val="20"/>
+          <w:szCs w:val="20"/>
+          <w:u w:val="single"/>
+        </w:rPr>
+        <w:tab/>
+      </w:r>
+      <w:r>
+        <w:rPr>
+          <w:rFonts w:ascii="Calibri" w:eastAsia="Calibri" w:hAnsi="Calibri" w:cs="Calibri"/>
+          <w:sz w:val="20"/>
+          <w:szCs w:val="20"/>
+          <w:u w:val="single"/>
+        </w:rPr>
+        <w:tab/>
+      </w:r>
+      <w:r>
+        <w:rPr>
+          <w:rFonts w:ascii="Calibri" w:eastAsia="Calibri" w:hAnsi="Calibri" w:cs="Calibri"/>
+          <w:sz w:val="20"/>
+          <w:szCs w:val="20"/>
+          <w:u w:val="single"/>
+        </w:rPr>
+        <w:tab/>
+      </w:r>
+      <w:r>
+        <w:rPr>
+          <w:rFonts w:ascii="Calibri" w:eastAsia="Calibri" w:hAnsi="Calibri" w:cs="Calibri"/>
+          <w:sz w:val="20"/>
+          <w:szCs w:val="20"/>
+          <w:u w:val="single"/>
+        </w:rPr>
+        <w:tab/>
+      </w:r>
+      <w:r>
+        <w:rPr>
+          <w:rFonts w:ascii="Calibri" w:eastAsia="Calibri" w:hAnsi="Calibri" w:cs="Calibri"/>
+          <w:sz w:val="20"/>
+          <w:szCs w:val="20"/>
+          <w:u w:val="single"/>
+        </w:rPr>
+        <w:tab/>
+      </w:r>
+      <w:r>
+        <w:rPr>
+          <w:rFonts w:ascii="Calibri" w:eastAsia="Calibri" w:hAnsi="Calibri" w:cs="Calibri"/>
+          <w:sz w:val="20"/>
+          <w:szCs w:val="20"/>
+          <w:u w:val="single"/>
+        </w:rPr>
+        <w:tab/>
       </w:r>
     </w:p>
     <w:p>
       <w:pPr>
-        <w:pStyle w:val="ListParagraph"/>
-        <w:numPr>
-          <w:ilvl w:val="0"/>
-          <w:numId w:val="10"/>
-        </w:numPr>
-        <w:rPr>
-          <w:rFonts w:ascii="Calibri" w:eastAsia="Calibri" w:hAnsi="Calibri" w:cs="Calibri"/>
-          <w:sz w:val="20"/>
-          <w:szCs w:val="20"/>
-        </w:rPr>
-      </w:pPr>
-      <w:r>
-        <w:rPr>
-          <w:rFonts w:ascii="Calibri" w:eastAsia="Calibri" w:hAnsi="Calibri" w:cs="Calibri"/>
-          <w:sz w:val="20"/>
-          <w:szCs w:val="20"/>
-        </w:rPr>
-        <w:t>Application that takes existing text and generates new text based on predictions made from analyzing patterns        June 2016</w:t>
+        <w:pStyle w:val="Body"/>
+        <w:rPr>
+          <w:rFonts w:ascii="Calibri" w:eastAsia="Calibri" w:hAnsi="Calibri" w:cs="Calibri"/>
+          <w:sz w:val="20"/>
+          <w:szCs w:val="20"/>
+        </w:rPr>
+      </w:pPr>
+      <w:r>
+        <w:rPr>
+          <w:rFonts w:ascii="Calibri" w:eastAsia="Calibri" w:hAnsi="Calibri" w:cs="Calibri"/>
+          <w:b/>
+          <w:bCs/>
+          <w:sz w:val="20"/>
+          <w:szCs w:val="20"/>
+        </w:rPr>
+        <w:t>Programming Languages</w:t>
+      </w:r>
+      <w:r>
+        <w:rPr>
+          <w:rFonts w:ascii="Calibri" w:eastAsia="Calibri" w:hAnsi="Calibri" w:cs="Calibri"/>
+          <w:b/>
+          <w:bCs/>
+          <w:sz w:val="20"/>
+          <w:szCs w:val="20"/>
+        </w:rPr>
+        <w:t xml:space="preserve">: </w:t>
+      </w:r>
+      <w:r>
+        <w:rPr>
+          <w:rFonts w:ascii="Calibri" w:eastAsia="Calibri" w:hAnsi="Calibri" w:cs="Calibri"/>
+          <w:bCs/>
+          <w:i/>
+          <w:sz w:val="20"/>
+          <w:szCs w:val="20"/>
+        </w:rPr>
+        <w:t>Proficient</w:t>
+      </w:r>
+      <w:r>
+        <w:rPr>
+          <w:rFonts w:ascii="Calibri" w:eastAsia="Calibri" w:hAnsi="Calibri" w:cs="Calibri"/>
+          <w:bCs/>
+          <w:sz w:val="20"/>
+          <w:szCs w:val="20"/>
+        </w:rPr>
+        <w:t xml:space="preserve"> </w:t>
+      </w:r>
+      <w:r>
+        <w:rPr>
+          <w:rFonts w:ascii="Calibri" w:eastAsia="Calibri" w:hAnsi="Calibri" w:cs="Calibri"/>
+          <w:bCs/>
+          <w:i/>
+          <w:sz w:val="20"/>
+          <w:szCs w:val="20"/>
+        </w:rPr>
+        <w:t>–</w:t>
+      </w:r>
+      <w:r>
+        <w:rPr>
+          <w:rFonts w:ascii="Calibri" w:eastAsia="Calibri" w:hAnsi="Calibri" w:cs="Calibri"/>
+          <w:bCs/>
+          <w:i/>
+          <w:sz w:val="20"/>
+          <w:szCs w:val="20"/>
+        </w:rPr>
+        <w:t xml:space="preserve"> </w:t>
+      </w:r>
+      <w:r>
+        <w:rPr>
+          <w:rFonts w:ascii="Calibri" w:eastAsia="Calibri" w:hAnsi="Calibri" w:cs="Calibri"/>
+          <w:bCs/>
+          <w:sz w:val="20"/>
+          <w:szCs w:val="20"/>
+        </w:rPr>
+        <w:t xml:space="preserve">C#, C/C++, AngularJS; </w:t>
+      </w:r>
+      <w:r>
+        <w:rPr>
+          <w:rFonts w:ascii="Calibri" w:eastAsia="Calibri" w:hAnsi="Calibri" w:cs="Calibri"/>
+          <w:bCs/>
+          <w:i/>
+          <w:sz w:val="20"/>
+          <w:szCs w:val="20"/>
+        </w:rPr>
+        <w:t>Working Knowledge –</w:t>
+      </w:r>
+      <w:r>
+        <w:rPr>
+          <w:rFonts w:ascii="Calibri" w:eastAsia="Calibri" w:hAnsi="Calibri" w:cs="Calibri"/>
+          <w:bCs/>
+          <w:i/>
+          <w:sz w:val="20"/>
+          <w:szCs w:val="20"/>
+        </w:rPr>
+        <w:t xml:space="preserve"> </w:t>
+      </w:r>
+      <w:r>
+        <w:rPr>
+          <w:rFonts w:ascii="Calibri" w:eastAsia="Calibri" w:hAnsi="Calibri" w:cs="Calibri"/>
+          <w:bCs/>
+          <w:sz w:val="20"/>
+          <w:szCs w:val="20"/>
+        </w:rPr>
+        <w:t>J</w:t>
+      </w:r>
+      <w:r>
+        <w:rPr>
+          <w:rFonts w:ascii="Calibri" w:eastAsia="Calibri" w:hAnsi="Calibri" w:cs="Calibri"/>
+          <w:bCs/>
+          <w:sz w:val="20"/>
+          <w:szCs w:val="20"/>
+        </w:rPr>
+        <w:t xml:space="preserve">ava, </w:t>
+      </w:r>
+      <w:r>
+        <w:rPr>
+          <w:rFonts w:ascii="Calibri" w:eastAsia="Calibri" w:hAnsi="Calibri" w:cs="Calibri"/>
+          <w:sz w:val="20"/>
+          <w:szCs w:val="20"/>
+        </w:rPr>
+        <w:t>MEAN</w:t>
+      </w:r>
+      <w:r>
+        <w:rPr>
+          <w:rFonts w:ascii="Calibri" w:eastAsia="Calibri" w:hAnsi="Calibri" w:cs="Calibri"/>
+          <w:sz w:val="20"/>
+          <w:szCs w:val="20"/>
+        </w:rPr>
+        <w:t xml:space="preserve"> S</w:t>
+      </w:r>
+      <w:r>
+        <w:rPr>
+          <w:rFonts w:ascii="Calibri" w:eastAsia="Calibri" w:hAnsi="Calibri" w:cs="Calibri"/>
+          <w:sz w:val="20"/>
+          <w:szCs w:val="20"/>
+        </w:rPr>
+        <w:t>tack</w:t>
+      </w:r>
+      <w:r>
+        <w:rPr>
+          <w:rFonts w:ascii="Calibri" w:eastAsia="Calibri" w:hAnsi="Calibri" w:cs="Calibri"/>
+          <w:sz w:val="20"/>
+          <w:szCs w:val="20"/>
+        </w:rPr>
+        <w:t xml:space="preserve">, </w:t>
+      </w:r>
+      <w:r>
+        <w:rPr>
+          <w:rFonts w:ascii="Calibri" w:eastAsia="Calibri" w:hAnsi="Calibri" w:cs="Calibri"/>
+          <w:sz w:val="20"/>
+          <w:szCs w:val="20"/>
+        </w:rPr>
+        <w:t>Python</w:t>
+      </w:r>
+      <w:r>
+        <w:rPr>
+          <w:rFonts w:ascii="Calibri" w:eastAsia="Calibri" w:hAnsi="Calibri" w:cs="Calibri"/>
+          <w:sz w:val="20"/>
+          <w:szCs w:val="20"/>
+        </w:rPr>
+        <w:t>, Arm Assembly</w:t>
       </w:r>
     </w:p>
     <w:p>
       <w:pPr>
-        <w:pStyle w:val="ListParagraph"/>
-        <w:numPr>
-          <w:ilvl w:val="1"/>
-          <w:numId w:val="10"/>
-        </w:numPr>
-        <w:rPr>
-          <w:rFonts w:ascii="Calibri" w:eastAsia="Calibri" w:hAnsi="Calibri" w:cs="Calibri"/>
-          <w:sz w:val="20"/>
-          <w:szCs w:val="20"/>
-        </w:rPr>
-      </w:pPr>
-      <w:r>
-        <w:rPr>
-          <w:rFonts w:ascii="Calibri" w:eastAsia="Calibri" w:hAnsi="Calibri" w:cs="Calibri"/>
-          <w:sz w:val="20"/>
-          <w:szCs w:val="20"/>
-        </w:rPr>
-        <w:t>Written in Python</w:t>
+        <w:pStyle w:val="Body"/>
+        <w:rPr>
+          <w:rFonts w:ascii="Calibri" w:eastAsia="Calibri" w:hAnsi="Calibri" w:cs="Calibri"/>
+          <w:b/>
+          <w:bCs/>
+          <w:sz w:val="20"/>
+          <w:szCs w:val="20"/>
+        </w:rPr>
+      </w:pPr>
+      <w:r>
+        <w:rPr>
+          <w:rFonts w:ascii="Calibri" w:eastAsia="Calibri" w:hAnsi="Calibri" w:cs="Calibri"/>
+          <w:b/>
+          <w:bCs/>
+          <w:sz w:val="20"/>
+          <w:szCs w:val="20"/>
+        </w:rPr>
+        <w:t xml:space="preserve">Hardware Skills: </w:t>
+      </w:r>
+      <w:r>
+        <w:rPr>
+          <w:rFonts w:ascii="Calibri" w:eastAsia="Calibri" w:hAnsi="Calibri" w:cs="Calibri"/>
+          <w:bCs/>
+          <w:i/>
+          <w:sz w:val="20"/>
+          <w:szCs w:val="20"/>
+        </w:rPr>
+        <w:t xml:space="preserve">Proficient </w:t>
+      </w:r>
+      <w:r>
+        <w:rPr>
+          <w:rFonts w:ascii="Calibri" w:eastAsia="Calibri" w:hAnsi="Calibri" w:cs="Calibri"/>
+          <w:bCs/>
+          <w:i/>
+          <w:sz w:val="20"/>
+          <w:szCs w:val="20"/>
+        </w:rPr>
+        <w:t xml:space="preserve">– </w:t>
+      </w:r>
+      <w:r>
+        <w:rPr>
+          <w:rFonts w:ascii="Calibri" w:eastAsia="Calibri" w:hAnsi="Calibri" w:cs="Calibri"/>
+          <w:sz w:val="20"/>
+          <w:szCs w:val="20"/>
+        </w:rPr>
+        <w:t xml:space="preserve">Tiva C Series Microcontroller; </w:t>
+      </w:r>
+      <w:r>
+        <w:rPr>
+          <w:rFonts w:ascii="Calibri" w:eastAsia="Calibri" w:hAnsi="Calibri" w:cs="Calibri"/>
+          <w:i/>
+          <w:sz w:val="20"/>
+          <w:szCs w:val="20"/>
+        </w:rPr>
+        <w:t xml:space="preserve">Working Knowledge </w:t>
+      </w:r>
+      <w:r>
+        <w:rPr>
+          <w:rFonts w:ascii="Calibri" w:eastAsia="Calibri" w:hAnsi="Calibri" w:cs="Calibri"/>
+          <w:bCs/>
+          <w:i/>
+          <w:sz w:val="20"/>
+          <w:szCs w:val="20"/>
+        </w:rPr>
+        <w:t>–</w:t>
+      </w:r>
+      <w:r>
+        <w:rPr>
+          <w:rFonts w:ascii="Calibri" w:eastAsia="Calibri" w:hAnsi="Calibri" w:cs="Calibri"/>
+          <w:bCs/>
+          <w:i/>
+          <w:sz w:val="20"/>
+          <w:szCs w:val="20"/>
+        </w:rPr>
+        <w:t xml:space="preserve"> </w:t>
+      </w:r>
+      <w:r>
+        <w:rPr>
+          <w:rFonts w:ascii="Calibri" w:eastAsia="Calibri" w:hAnsi="Calibri" w:cs="Calibri"/>
+          <w:sz w:val="20"/>
+          <w:szCs w:val="20"/>
+        </w:rPr>
+        <w:t xml:space="preserve">Arduino/Raspberry Pi </w:t>
+      </w:r>
+      <w:r>
+        <w:rPr>
+          <w:rFonts w:ascii="Calibri" w:eastAsia="Calibri" w:hAnsi="Calibri" w:cs="Calibri"/>
+          <w:sz w:val="20"/>
+          <w:szCs w:val="20"/>
+        </w:rPr>
+        <w:t xml:space="preserve"> </w:t>
       </w:r>
     </w:p>
     <w:p>
@@ -2515,138 +3271,10 @@
         <w:pStyle w:val="Body"/>
         <w:rPr>
           <w:rFonts w:ascii="Calibri" w:eastAsia="Calibri" w:hAnsi="Calibri" w:cs="Calibri"/>
-          <w:sz w:val="20"/>
-          <w:szCs w:val="20"/>
-          <w:u w:val="single"/>
-        </w:rPr>
-      </w:pPr>
-      <w:r>
-        <w:rPr>
-          <w:rFonts w:ascii="Calibri" w:eastAsia="Calibri" w:hAnsi="Calibri" w:cs="Calibri"/>
           <w:b/>
           <w:bCs/>
           <w:sz w:val="20"/>
           <w:szCs w:val="20"/>
-          <w:u w:val="single"/>
-        </w:rPr>
-        <w:t>ADDITIONAL INFORMATION</w:t>
-      </w:r>
-      <w:r>
-        <w:rPr>
-          <w:rFonts w:ascii="Calibri" w:eastAsia="Calibri" w:hAnsi="Calibri" w:cs="Calibri"/>
-          <w:sz w:val="20"/>
-          <w:szCs w:val="20"/>
-          <w:u w:val="single"/>
-        </w:rPr>
-        <w:tab/>
-      </w:r>
-      <w:r>
-        <w:rPr>
-          <w:rFonts w:ascii="Calibri" w:eastAsia="Calibri" w:hAnsi="Calibri" w:cs="Calibri"/>
-          <w:sz w:val="20"/>
-          <w:szCs w:val="20"/>
-          <w:u w:val="single"/>
-        </w:rPr>
-        <w:tab/>
-      </w:r>
-      <w:r>
-        <w:rPr>
-          <w:rFonts w:ascii="Calibri" w:eastAsia="Calibri" w:hAnsi="Calibri" w:cs="Calibri"/>
-          <w:sz w:val="20"/>
-          <w:szCs w:val="20"/>
-          <w:u w:val="single"/>
-        </w:rPr>
-        <w:tab/>
-      </w:r>
-      <w:r>
-        <w:rPr>
-          <w:rFonts w:ascii="Calibri" w:eastAsia="Calibri" w:hAnsi="Calibri" w:cs="Calibri"/>
-          <w:sz w:val="20"/>
-          <w:szCs w:val="20"/>
-          <w:u w:val="single"/>
-        </w:rPr>
-        <w:tab/>
-      </w:r>
-      <w:r>
-        <w:rPr>
-          <w:rFonts w:ascii="Calibri" w:eastAsia="Calibri" w:hAnsi="Calibri" w:cs="Calibri"/>
-          <w:sz w:val="20"/>
-          <w:szCs w:val="20"/>
-          <w:u w:val="single"/>
-        </w:rPr>
-        <w:tab/>
-      </w:r>
-      <w:r>
-        <w:rPr>
-          <w:rFonts w:ascii="Calibri" w:eastAsia="Calibri" w:hAnsi="Calibri" w:cs="Calibri"/>
-          <w:sz w:val="20"/>
-          <w:szCs w:val="20"/>
-          <w:u w:val="single"/>
-        </w:rPr>
-        <w:tab/>
-      </w:r>
-      <w:r>
-        <w:rPr>
-          <w:rFonts w:ascii="Calibri" w:eastAsia="Calibri" w:hAnsi="Calibri" w:cs="Calibri"/>
-          <w:sz w:val="20"/>
-          <w:szCs w:val="20"/>
-          <w:u w:val="single"/>
-        </w:rPr>
-        <w:tab/>
-      </w:r>
-      <w:r>
-        <w:rPr>
-          <w:rFonts w:ascii="Calibri" w:eastAsia="Calibri" w:hAnsi="Calibri" w:cs="Calibri"/>
-          <w:sz w:val="20"/>
-          <w:szCs w:val="20"/>
-          <w:u w:val="single"/>
-        </w:rPr>
-        <w:tab/>
-      </w:r>
-      <w:r>
-        <w:rPr>
-          <w:rFonts w:ascii="Calibri" w:eastAsia="Calibri" w:hAnsi="Calibri" w:cs="Calibri"/>
-          <w:sz w:val="20"/>
-          <w:szCs w:val="20"/>
-          <w:u w:val="single"/>
-        </w:rPr>
-        <w:tab/>
-      </w:r>
-      <w:r>
-        <w:rPr>
-          <w:rFonts w:ascii="Calibri" w:eastAsia="Calibri" w:hAnsi="Calibri" w:cs="Calibri"/>
-          <w:sz w:val="20"/>
-          <w:szCs w:val="20"/>
-          <w:u w:val="single"/>
-        </w:rPr>
-        <w:tab/>
-      </w:r>
-      <w:r>
-        <w:rPr>
-          <w:rFonts w:ascii="Calibri" w:eastAsia="Calibri" w:hAnsi="Calibri" w:cs="Calibri"/>
-          <w:sz w:val="20"/>
-          <w:szCs w:val="20"/>
-          <w:u w:val="single"/>
-        </w:rPr>
-        <w:tab/>
-      </w:r>
-      <w:r>
-        <w:rPr>
-          <w:rFonts w:ascii="Calibri" w:eastAsia="Calibri" w:hAnsi="Calibri" w:cs="Calibri"/>
-          <w:sz w:val="20"/>
-          <w:szCs w:val="20"/>
-          <w:u w:val="single"/>
-        </w:rPr>
-        <w:tab/>
-      </w:r>
-    </w:p>
-    <w:p>
-      <w:pPr>
-        <w:pStyle w:val="Body"/>
-        <w:rPr>
-          <w:rFonts w:ascii="Calibri" w:eastAsia="Calibri" w:hAnsi="Calibri" w:cs="Calibri"/>
-          <w:sz w:val="20"/>
-          <w:szCs w:val="20"/>
         </w:rPr>
       </w:pPr>
       <w:r>
@@ -2657,164 +3285,6 @@
           <w:sz w:val="20"/>
           <w:szCs w:val="20"/>
         </w:rPr>
-        <w:t xml:space="preserve">Computer Skills: </w:t>
-      </w:r>
-      <w:r>
-        <w:rPr>
-          <w:rFonts w:ascii="Calibri" w:eastAsia="Calibri" w:hAnsi="Calibri" w:cs="Calibri"/>
-          <w:sz w:val="20"/>
-          <w:szCs w:val="20"/>
-        </w:rPr>
-        <w:t>JavaScript</w:t>
-      </w:r>
-      <w:r>
-        <w:rPr>
-          <w:rFonts w:ascii="Calibri" w:eastAsia="Calibri" w:hAnsi="Calibri" w:cs="Calibri"/>
-          <w:sz w:val="20"/>
-          <w:szCs w:val="20"/>
-        </w:rPr>
-        <w:t>/jQuery</w:t>
-      </w:r>
-      <w:r>
-        <w:rPr>
-          <w:rFonts w:ascii="Calibri" w:eastAsia="Calibri" w:hAnsi="Calibri" w:cs="Calibri"/>
-          <w:sz w:val="20"/>
-          <w:szCs w:val="20"/>
-        </w:rPr>
-        <w:t xml:space="preserve">, </w:t>
-      </w:r>
-      <w:r>
-        <w:rPr>
-          <w:rFonts w:ascii="Calibri" w:eastAsia="Calibri" w:hAnsi="Calibri" w:cs="Calibri"/>
-          <w:sz w:val="20"/>
-          <w:szCs w:val="20"/>
-        </w:rPr>
-        <w:t>C</w:t>
-      </w:r>
-      <w:r>
-        <w:rPr>
-          <w:rFonts w:ascii="Calibri" w:eastAsia="Calibri" w:hAnsi="Calibri" w:cs="Calibri"/>
-          <w:sz w:val="20"/>
-          <w:szCs w:val="20"/>
-        </w:rPr>
-        <w:t>/C++</w:t>
-      </w:r>
-      <w:r>
-        <w:rPr>
-          <w:rFonts w:ascii="Calibri" w:eastAsia="Calibri" w:hAnsi="Calibri" w:cs="Calibri"/>
-          <w:sz w:val="20"/>
-          <w:szCs w:val="20"/>
-        </w:rPr>
-        <w:t>,</w:t>
-      </w:r>
-      <w:r>
-        <w:rPr>
-          <w:rFonts w:ascii="Calibri" w:eastAsia="Calibri" w:hAnsi="Calibri" w:cs="Calibri"/>
-          <w:sz w:val="20"/>
-          <w:szCs w:val="20"/>
-        </w:rPr>
-        <w:t xml:space="preserve"> C#,</w:t>
-      </w:r>
-      <w:r>
-        <w:rPr>
-          <w:rFonts w:ascii="Calibri" w:eastAsia="Calibri" w:hAnsi="Calibri" w:cs="Calibri"/>
-          <w:sz w:val="20"/>
-          <w:szCs w:val="20"/>
-        </w:rPr>
-        <w:t xml:space="preserve"> AngularJS, CQL</w:t>
-      </w:r>
-      <w:r>
-        <w:rPr>
-          <w:rFonts w:ascii="Calibri" w:eastAsia="Calibri" w:hAnsi="Calibri" w:cs="Calibri"/>
-          <w:sz w:val="20"/>
-          <w:szCs w:val="20"/>
-        </w:rPr>
-        <w:t>, HTML/CSS,</w:t>
-      </w:r>
-      <w:r>
-        <w:rPr>
-          <w:rFonts w:ascii="Calibri" w:eastAsia="Calibri" w:hAnsi="Calibri" w:cs="Calibri"/>
-          <w:sz w:val="20"/>
-          <w:szCs w:val="20"/>
-        </w:rPr>
-        <w:t xml:space="preserve"> Python</w:t>
-      </w:r>
-      <w:r>
-        <w:rPr>
-          <w:rFonts w:ascii="Calibri" w:eastAsia="Calibri" w:hAnsi="Calibri" w:cs="Calibri"/>
-          <w:sz w:val="20"/>
-          <w:szCs w:val="20"/>
-        </w:rPr>
-        <w:t>, Arm Assembly</w:t>
-      </w:r>
-    </w:p>
-    <w:p>
-      <w:pPr>
-        <w:pStyle w:val="Body"/>
-        <w:rPr>
-          <w:rFonts w:ascii="Calibri" w:eastAsia="Calibri" w:hAnsi="Calibri" w:cs="Calibri"/>
-          <w:b/>
-          <w:bCs/>
-          <w:sz w:val="20"/>
-          <w:szCs w:val="20"/>
-        </w:rPr>
-      </w:pPr>
-      <w:r>
-        <w:rPr>
-          <w:rFonts w:ascii="Calibri" w:eastAsia="Calibri" w:hAnsi="Calibri" w:cs="Calibri"/>
-          <w:b/>
-          <w:bCs/>
-          <w:sz w:val="20"/>
-          <w:szCs w:val="20"/>
-        </w:rPr>
-        <w:t xml:space="preserve">Hardware Skills: </w:t>
-      </w:r>
-      <w:r>
-        <w:rPr>
-          <w:rFonts w:ascii="Calibri" w:eastAsia="Calibri" w:hAnsi="Calibri" w:cs="Calibri"/>
-          <w:sz w:val="20"/>
-          <w:szCs w:val="20"/>
-        </w:rPr>
-        <w:t xml:space="preserve">Proficient in use of Arduino and working knowledge of the </w:t>
-      </w:r>
-      <w:proofErr w:type="spellStart"/>
-      <w:r>
-        <w:rPr>
-          <w:rFonts w:ascii="Calibri" w:eastAsia="Calibri" w:hAnsi="Calibri" w:cs="Calibri"/>
-          <w:sz w:val="20"/>
-          <w:szCs w:val="20"/>
-        </w:rPr>
-        <w:t>Tiva</w:t>
-      </w:r>
-      <w:proofErr w:type="spellEnd"/>
-      <w:r>
-        <w:rPr>
-          <w:rFonts w:ascii="Calibri" w:eastAsia="Calibri" w:hAnsi="Calibri" w:cs="Calibri"/>
-          <w:sz w:val="20"/>
-          <w:szCs w:val="20"/>
-        </w:rPr>
-        <w:t xml:space="preserve"> C Series microcontroller  </w:t>
-      </w:r>
-    </w:p>
-    <w:p>
-      <w:pPr>
-        <w:pStyle w:val="Body"/>
-        <w:rPr>
-          <w:rFonts w:ascii="Calibri" w:eastAsia="Calibri" w:hAnsi="Calibri" w:cs="Calibri"/>
-          <w:b/>
-          <w:bCs/>
-          <w:sz w:val="20"/>
-          <w:szCs w:val="20"/>
-        </w:rPr>
-      </w:pPr>
-      <w:r>
-        <w:rPr>
-          <w:rFonts w:ascii="Calibri" w:eastAsia="Calibri" w:hAnsi="Calibri" w:cs="Calibri"/>
-          <w:b/>
-          <w:bCs/>
-          <w:sz w:val="20"/>
-          <w:szCs w:val="20"/>
-        </w:rPr>
         <w:t xml:space="preserve">Communication Skills: </w:t>
       </w:r>
       <w:r>
@@ -2823,64 +3293,30 @@
           <w:sz w:val="20"/>
           <w:szCs w:val="20"/>
         </w:rPr>
-        <w:t xml:space="preserve">Extensive experience speaking in front of an audience and </w:t>
-      </w:r>
-      <w:r>
-        <w:rPr>
-          <w:rFonts w:ascii="Calibri" w:eastAsia="Calibri" w:hAnsi="Calibri" w:cs="Calibri"/>
-          <w:sz w:val="20"/>
-          <w:szCs w:val="20"/>
-        </w:rPr>
-        <w:t>excellent</w:t>
-      </w:r>
-      <w:r>
-        <w:rPr>
-          <w:rFonts w:ascii="Calibri" w:eastAsia="Calibri" w:hAnsi="Calibri" w:cs="Calibri"/>
-          <w:sz w:val="20"/>
-          <w:szCs w:val="20"/>
-        </w:rPr>
-        <w:t xml:space="preserve"> writing abilities</w:t>
-      </w:r>
-    </w:p>
-    <w:p>
-      <w:pPr>
-        <w:pStyle w:val="Body"/>
-        <w:rPr>
-          <w:rFonts w:ascii="Calibri" w:eastAsia="Calibri" w:hAnsi="Calibri" w:cs="Calibri"/>
-          <w:sz w:val="20"/>
-          <w:szCs w:val="20"/>
-        </w:rPr>
-      </w:pPr>
-      <w:r>
-        <w:rPr>
-          <w:rFonts w:ascii="Calibri" w:eastAsia="Calibri" w:hAnsi="Calibri" w:cs="Calibri"/>
-          <w:b/>
-          <w:bCs/>
-          <w:sz w:val="20"/>
-          <w:szCs w:val="20"/>
-        </w:rPr>
-        <w:t xml:space="preserve">Languages: </w:t>
-      </w:r>
-      <w:r>
-        <w:rPr>
-          <w:rFonts w:ascii="Calibri" w:eastAsia="Calibri" w:hAnsi="Calibri" w:cs="Calibri"/>
-          <w:sz w:val="20"/>
-          <w:szCs w:val="20"/>
-        </w:rPr>
-        <w:t>Working k</w:t>
-      </w:r>
-      <w:r>
-        <w:rPr>
-          <w:rFonts w:ascii="Calibri" w:eastAsia="Calibri" w:hAnsi="Calibri" w:cs="Calibri"/>
-          <w:sz w:val="20"/>
-          <w:szCs w:val="20"/>
-        </w:rPr>
-        <w:t xml:space="preserve">nowledge in Spanish and Hindi </w:t>
+        <w:t>Excellent written and verbal communication s</w:t>
+      </w:r>
+      <w:r>
+        <w:rPr>
+          <w:rFonts w:ascii="Calibri" w:eastAsia="Calibri" w:hAnsi="Calibri" w:cs="Calibri"/>
+          <w:sz w:val="20"/>
+          <w:szCs w:val="20"/>
+        </w:rPr>
+        <w:t>kills; Spanish (conversational) |</w:t>
+      </w:r>
+      <w:bookmarkStart w:id="0" w:name="_GoBack"/>
+      <w:bookmarkEnd w:id="0"/>
+      <w:r>
+        <w:rPr>
+          <w:rFonts w:ascii="Calibri" w:eastAsia="Calibri" w:hAnsi="Calibri" w:cs="Calibri"/>
+          <w:sz w:val="20"/>
+          <w:szCs w:val="20"/>
+        </w:rPr>
+        <w:t xml:space="preserve"> Hindi (fluent)</w:t>
       </w:r>
     </w:p>
     <w:sectPr>
-      <w:headerReference w:type="default" r:id="rId7"/>
-      <w:footerReference w:type="default" r:id="rId8"/>
+      <w:headerReference w:type="default" r:id="rId8"/>
+      <w:footerReference w:type="default" r:id="rId9"/>
       <w:pgSz w:w="12240" w:h="15840"/>
       <w:pgMar w:top="720" w:right="720" w:bottom="720" w:left="720" w:header="720" w:footer="720" w:gutter="0"/>
       <w:cols w:space="720"/>
@@ -4687,7 +5123,7 @@
   <w:num w:numId="6">
     <w:abstractNumId w:val="8"/>
     <w:lvlOverride w:ilvl="0">
-      <w:lvl w:ilvl="0" w:tplc="9670B244">
+      <w:lvl w:ilvl="0" w:tplc="1EFA9E2A">
         <w:start w:val="1"/>
         <w:numFmt w:val="bullet"/>
         <w:lvlText w:val="•"/>
@@ -4714,7 +5150,7 @@
       </w:lvl>
     </w:lvlOverride>
     <w:lvlOverride w:ilvl="1">
-      <w:lvl w:ilvl="1" w:tplc="58DEC396">
+      <w:lvl w:ilvl="1" w:tplc="4C4086F6">
         <w:start w:val="1"/>
         <w:numFmt w:val="bullet"/>
         <w:lvlText w:val="•"/>
@@ -4741,7 +5177,7 @@
       </w:lvl>
     </w:lvlOverride>
     <w:lvlOverride w:ilvl="2">
-      <w:lvl w:ilvl="2" w:tplc="EE46AA5E">
+      <w:lvl w:ilvl="2" w:tplc="003E8E50">
         <w:start w:val="1"/>
         <w:numFmt w:val="bullet"/>
         <w:lvlText w:val="•"/>
@@ -4768,7 +5204,7 @@
       </w:lvl>
     </w:lvlOverride>
     <w:lvlOverride w:ilvl="3">
-      <w:lvl w:ilvl="3" w:tplc="4E2A13B4">
+      <w:lvl w:ilvl="3" w:tplc="1A4A12EA">
         <w:start w:val="1"/>
         <w:numFmt w:val="bullet"/>
         <w:lvlText w:val="•"/>
@@ -4795,7 +5231,7 @@
       </w:lvl>
     </w:lvlOverride>
     <w:lvlOverride w:ilvl="4">
-      <w:lvl w:ilvl="4" w:tplc="343C3CCA">
+      <w:lvl w:ilvl="4" w:tplc="17BCEFC0">
         <w:start w:val="1"/>
         <w:numFmt w:val="bullet"/>
         <w:lvlText w:val="•"/>
@@ -4822,7 +5258,7 @@
       </w:lvl>
     </w:lvlOverride>
     <w:lvlOverride w:ilvl="5">
-      <w:lvl w:ilvl="5" w:tplc="A1247D86">
+      <w:lvl w:ilvl="5" w:tplc="23D03840">
         <w:start w:val="1"/>
         <w:numFmt w:val="bullet"/>
         <w:lvlText w:val="•"/>
@@ -4849,7 +5285,7 @@
       </w:lvl>
     </w:lvlOverride>
     <w:lvlOverride w:ilvl="6">
-      <w:lvl w:ilvl="6" w:tplc="F1FA9816">
+      <w:lvl w:ilvl="6" w:tplc="781084B4">
         <w:start w:val="1"/>
         <w:numFmt w:val="bullet"/>
         <w:lvlText w:val="•"/>
@@ -4876,7 +5312,7 @@
       </w:lvl>
     </w:lvlOverride>
     <w:lvlOverride w:ilvl="7">
-      <w:lvl w:ilvl="7" w:tplc="E7CC2936">
+      <w:lvl w:ilvl="7" w:tplc="617A045E">
         <w:start w:val="1"/>
         <w:numFmt w:val="bullet"/>
         <w:lvlText w:val="•"/>
@@ -4903,7 +5339,7 @@
       </w:lvl>
     </w:lvlOverride>
     <w:lvlOverride w:ilvl="8">
-      <w:lvl w:ilvl="8" w:tplc="50507436">
+      <w:lvl w:ilvl="8" w:tplc="FD9E4852">
         <w:start w:val="1"/>
         <w:numFmt w:val="bullet"/>
         <w:lvlText w:val="•"/>
@@ -4939,7 +5375,7 @@
   <w:num w:numId="9">
     <w:abstractNumId w:val="2"/>
     <w:lvlOverride w:ilvl="0">
-      <w:lvl w:ilvl="0" w:tplc="36EC7EBA">
+      <w:lvl w:ilvl="0" w:tplc="F230C840">
         <w:start w:val="1"/>
         <w:numFmt w:val="bullet"/>
         <w:lvlText w:val="•"/>
@@ -4973,7 +5409,7 @@
       </w:lvl>
     </w:lvlOverride>
     <w:lvlOverride w:ilvl="1">
-      <w:lvl w:ilvl="1" w:tplc="21262296">
+      <w:lvl w:ilvl="1" w:tplc="CB063FF4">
         <w:start w:val="1"/>
         <w:numFmt w:val="bullet"/>
         <w:lvlText w:val="o"/>
@@ -5007,7 +5443,7 @@
       </w:lvl>
     </w:lvlOverride>
     <w:lvlOverride w:ilvl="2">
-      <w:lvl w:ilvl="2" w:tplc="36A0FF44">
+      <w:lvl w:ilvl="2" w:tplc="FCDC1580">
         <w:start w:val="1"/>
         <w:numFmt w:val="bullet"/>
         <w:lvlText w:val="▪"/>
@@ -5041,7 +5477,7 @@
       </w:lvl>
     </w:lvlOverride>
     <w:lvlOverride w:ilvl="3">
-      <w:lvl w:ilvl="3" w:tplc="63F2BEAE">
+      <w:lvl w:ilvl="3" w:tplc="276CBA5C">
         <w:start w:val="1"/>
         <w:numFmt w:val="bullet"/>
         <w:lvlText w:val="•"/>
@@ -5075,7 +5511,7 @@
       </w:lvl>
     </w:lvlOverride>
     <w:lvlOverride w:ilvl="4">
-      <w:lvl w:ilvl="4" w:tplc="BF1C1656">
+      <w:lvl w:ilvl="4" w:tplc="F7D66724">
         <w:start w:val="1"/>
         <w:numFmt w:val="bullet"/>
         <w:lvlText w:val="o"/>
@@ -5109,7 +5545,7 @@
       </w:lvl>
     </w:lvlOverride>
     <w:lvlOverride w:ilvl="5">
-      <w:lvl w:ilvl="5" w:tplc="42041954">
+      <w:lvl w:ilvl="5" w:tplc="50BEE424">
         <w:start w:val="1"/>
         <w:numFmt w:val="bullet"/>
         <w:lvlText w:val="▪"/>
@@ -5143,7 +5579,7 @@
       </w:lvl>
     </w:lvlOverride>
     <w:lvlOverride w:ilvl="6">
-      <w:lvl w:ilvl="6" w:tplc="1F846DB8">
+      <w:lvl w:ilvl="6" w:tplc="FF76E60A">
         <w:start w:val="1"/>
         <w:numFmt w:val="bullet"/>
         <w:lvlText w:val="•"/>
@@ -5177,7 +5613,7 @@
       </w:lvl>
     </w:lvlOverride>
     <w:lvlOverride w:ilvl="7">
-      <w:lvl w:ilvl="7" w:tplc="95822D70">
+      <w:lvl w:ilvl="7" w:tplc="BBD20CCA">
         <w:start w:val="1"/>
         <w:numFmt w:val="bullet"/>
         <w:lvlText w:val="o"/>
@@ -5211,7 +5647,7 @@
       </w:lvl>
     </w:lvlOverride>
     <w:lvlOverride w:ilvl="8">
-      <w:lvl w:ilvl="8" w:tplc="9A764E4E">
+      <w:lvl w:ilvl="8" w:tplc="043852AA">
         <w:start w:val="1"/>
         <w:numFmt w:val="bullet"/>
         <w:lvlText w:val="▪"/>

--- a/resume.docx
+++ b/resume.docx
@@ -1,6 +1,6 @@
 
 <file path=word/document.xml><?xml version="1.0" encoding="utf-8"?>
-<w:document xmlns:wpc="http://schemas.microsoft.com/office/word/2010/wordprocessingCanvas" xmlns:mo="http://schemas.microsoft.com/office/mac/office/2008/main" xmlns:mc="http://schemas.openxmlformats.org/markup-compatibility/2006" xmlns:mv="urn:schemas-microsoft-com:mac:vml" xmlns:o="urn:schemas-microsoft-com:office:office" xmlns:r="http://schemas.openxmlformats.org/officeDocument/2006/relationships" xmlns:m="http://schemas.openxmlformats.org/officeDocument/2006/math" xmlns:v="urn:schemas-microsoft-com:vml" xmlns:wp14="http://schemas.microsoft.com/office/word/2010/wordprocessingDrawing" xmlns:wp="http://schemas.openxmlformats.org/drawingml/2006/wordprocessingDrawing" xmlns:w10="urn:schemas-microsoft-com:office:word" xmlns:w="http://schemas.openxmlformats.org/wordprocessingml/2006/main" xmlns:w14="http://schemas.microsoft.com/office/word/2010/wordml" xmlns:w15="http://schemas.microsoft.com/office/word/2012/wordml" xmlns:wpg="http://schemas.microsoft.com/office/word/2010/wordprocessingGroup" xmlns:wpi="http://schemas.microsoft.com/office/word/2010/wordprocessingInk" xmlns:wne="http://schemas.microsoft.com/office/word/2006/wordml" xmlns:wps="http://schemas.microsoft.com/office/word/2010/wordprocessingShape" mc:Ignorable="w14 w15 wp14">
+<w:document xmlns:wpc="http://schemas.microsoft.com/office/word/2010/wordprocessingCanvas" xmlns:cx="http://schemas.microsoft.com/office/drawing/2014/chartex" xmlns:cx1="http://schemas.microsoft.com/office/drawing/2015/9/8/chartex" xmlns:cx2="http://schemas.microsoft.com/office/drawing/2015/10/21/chartex" xmlns:cx3="http://schemas.microsoft.com/office/drawing/2016/5/9/chartex" xmlns:cx4="http://schemas.microsoft.com/office/drawing/2016/5/10/chartex" xmlns:cx5="http://schemas.microsoft.com/office/drawing/2016/5/11/chartex" xmlns:cx6="http://schemas.microsoft.com/office/drawing/2016/5/12/chartex" xmlns:cx7="http://schemas.microsoft.com/office/drawing/2016/5/13/chartex" xmlns:cx8="http://schemas.microsoft.com/office/drawing/2016/5/14/chartex" xmlns:mc="http://schemas.openxmlformats.org/markup-compatibility/2006" xmlns:aink="http://schemas.microsoft.com/office/drawing/2016/ink" xmlns:am3d="http://schemas.microsoft.com/office/drawing/2017/model3d" xmlns:o="urn:schemas-microsoft-com:office:office" xmlns:r="http://schemas.openxmlformats.org/officeDocument/2006/relationships" xmlns:m="http://schemas.openxmlformats.org/officeDocument/2006/math" xmlns:v="urn:schemas-microsoft-com:vml" xmlns:wp14="http://schemas.microsoft.com/office/word/2010/wordprocessingDrawing" xmlns:wp="http://schemas.openxmlformats.org/drawingml/2006/wordprocessingDrawing" xmlns:w10="urn:schemas-microsoft-com:office:word" xmlns:w="http://schemas.openxmlformats.org/wordprocessingml/2006/main" xmlns:w14="http://schemas.microsoft.com/office/word/2010/wordml" xmlns:w15="http://schemas.microsoft.com/office/word/2012/wordml" xmlns:w16cid="http://schemas.microsoft.com/office/word/2016/wordml/cid" xmlns:w16se="http://schemas.microsoft.com/office/word/2015/wordml/symex" xmlns:wpg="http://schemas.microsoft.com/office/word/2010/wordprocessingGroup" xmlns:wpi="http://schemas.microsoft.com/office/word/2010/wordprocessingInk" xmlns:wne="http://schemas.microsoft.com/office/word/2006/wordml" xmlns:wps="http://schemas.microsoft.com/office/word/2010/wordprocessingShape" mc:Ignorable="w14 w15 w16se w16cid wp14">
   <w:body>
     <w:p>
       <w:pPr>
@@ -176,17 +176,6 @@
     <w:p>
       <w:pPr>
         <w:pStyle w:val="Body"/>
-        <w:jc w:val="center"/>
-        <w:rPr>
-          <w:rFonts w:ascii="Calibri" w:eastAsia="Calibri" w:hAnsi="Calibri" w:cs="Calibri"/>
-          <w:sz w:val="20"/>
-          <w:szCs w:val="20"/>
-        </w:rPr>
-      </w:pPr>
-    </w:p>
-    <w:p>
-      <w:pPr>
-        <w:pStyle w:val="Body"/>
         <w:widowControl w:val="0"/>
         <w:rPr>
           <w:rFonts w:ascii="Calibri" w:eastAsia="Calibri" w:hAnsi="Calibri" w:cs="Calibri"/>
@@ -337,7 +326,7 @@
     </w:p>
     <w:tbl>
       <w:tblPr>
-        <w:tblW w:w="10956" w:type="dxa"/>
+        <w:tblW w:w="10241" w:type="dxa"/>
         <w:tblInd w:w="108" w:type="dxa"/>
         <w:tblBorders>
           <w:top w:val="single" w:sz="2" w:space="0" w:color="000000"/>
@@ -351,17 +340,17 @@
         <w:tblLook w:val="04A0" w:firstRow="1" w:lastRow="0" w:firstColumn="1" w:lastColumn="0" w:noHBand="0" w:noVBand="1"/>
       </w:tblPr>
       <w:tblGrid>
-        <w:gridCol w:w="3652"/>
-        <w:gridCol w:w="5408"/>
-        <w:gridCol w:w="1896"/>
+        <w:gridCol w:w="3414"/>
+        <w:gridCol w:w="5055"/>
+        <w:gridCol w:w="1772"/>
       </w:tblGrid>
       <w:tr>
         <w:trPr>
-          <w:trHeight w:val="111"/>
+          <w:trHeight w:val="235"/>
         </w:trPr>
         <w:tc>
           <w:tcPr>
-            <w:tcW w:w="3652" w:type="dxa"/>
+            <w:tcW w:w="3414" w:type="dxa"/>
             <w:tcBorders>
               <w:top w:val="nil"/>
               <w:left w:val="nil"/>
@@ -379,7 +368,7 @@
           <w:p>
             <w:pPr>
               <w:pStyle w:val="Body"/>
-              <w:jc w:val="both"/>
+              <w:ind w:hanging="9"/>
             </w:pPr>
             <w:r>
               <w:rPr>
@@ -395,7 +384,7 @@
         </w:tc>
         <w:tc>
           <w:tcPr>
-            <w:tcW w:w="5408" w:type="dxa"/>
+            <w:tcW w:w="5055" w:type="dxa"/>
             <w:tcBorders>
               <w:top w:val="nil"/>
               <w:left w:val="nil"/>
@@ -431,7 +420,7 @@
         </w:tc>
         <w:tc>
           <w:tcPr>
-            <w:tcW w:w="1896" w:type="dxa"/>
+            <w:tcW w:w="1772" w:type="dxa"/>
             <w:tcBorders>
               <w:top w:val="nil"/>
               <w:left w:val="nil"/>
@@ -463,11 +452,11 @@
       </w:tr>
       <w:tr>
         <w:trPr>
-          <w:trHeight w:val="865"/>
+          <w:trHeight w:val="369"/>
         </w:trPr>
         <w:tc>
           <w:tcPr>
-            <w:tcW w:w="3652" w:type="dxa"/>
+            <w:tcW w:w="3414" w:type="dxa"/>
             <w:tcBorders>
               <w:top w:val="nil"/>
               <w:left w:val="nil"/>
@@ -486,7 +475,7 @@
         </w:tc>
         <w:tc>
           <w:tcPr>
-            <w:tcW w:w="5408" w:type="dxa"/>
+            <w:tcW w:w="5055" w:type="dxa"/>
             <w:tcBorders>
               <w:top w:val="nil"/>
               <w:left w:val="nil"/>
@@ -524,35 +513,7 @@
                 <w:sz w:val="20"/>
                 <w:szCs w:val="20"/>
               </w:rPr>
-              <w:t xml:space="preserve"> Honors</w:t>
-            </w:r>
-          </w:p>
-          <w:p>
-            <w:pPr>
-              <w:pStyle w:val="Body"/>
-              <w:rPr>
-                <w:rFonts w:ascii="Calibri" w:eastAsia="Calibri" w:hAnsi="Calibri" w:cs="Calibri"/>
-                <w:sz w:val="20"/>
-                <w:szCs w:val="20"/>
-              </w:rPr>
-            </w:pPr>
-          </w:p>
-          <w:p>
-            <w:pPr>
-              <w:pStyle w:val="Body"/>
-              <w:rPr>
-                <w:rFonts w:ascii="Calibri" w:eastAsia="Calibri" w:hAnsi="Calibri" w:cs="Calibri"/>
-                <w:sz w:val="20"/>
-                <w:szCs w:val="20"/>
-              </w:rPr>
-            </w:pPr>
-            <w:r>
-              <w:rPr>
-                <w:rFonts w:ascii="Calibri" w:eastAsia="Calibri" w:hAnsi="Calibri" w:cs="Calibri"/>
-                <w:sz w:val="20"/>
-                <w:szCs w:val="20"/>
-              </w:rPr>
-              <w:t>GPA: 3.</w:t>
+              <w:t xml:space="preserve"> Honor</w:t>
             </w:r>
             <w:r>
               <w:rPr>
@@ -560,13 +521,13 @@
                 <w:sz w:val="20"/>
                 <w:szCs w:val="20"/>
               </w:rPr>
-              <w:t>0</w:t>
+              <w:t>s</w:t>
             </w:r>
           </w:p>
         </w:tc>
         <w:tc>
           <w:tcPr>
-            <w:tcW w:w="1896" w:type="dxa"/>
+            <w:tcW w:w="1772" w:type="dxa"/>
             <w:tcBorders>
               <w:top w:val="nil"/>
               <w:left w:val="nil"/>
@@ -726,6 +687,15 @@
         </w:rPr>
         <w:tab/>
       </w:r>
+      <w:r>
+        <w:rPr>
+          <w:rFonts w:ascii="Calibri" w:eastAsia="Calibri" w:hAnsi="Calibri" w:cs="Calibri"/>
+          <w:sz w:val="20"/>
+          <w:szCs w:val="20"/>
+          <w:u w:val="single"/>
+        </w:rPr>
+        <w:tab/>
+      </w:r>
     </w:p>
     <w:p>
       <w:pPr>
@@ -745,90 +715,81 @@
           <w:sz w:val="20"/>
           <w:szCs w:val="20"/>
         </w:rPr>
-        <w:t>Howison Lab</w:t>
-      </w:r>
-      <w:r>
-        <w:rPr>
-          <w:rFonts w:ascii="Calibri" w:eastAsia="Calibri" w:hAnsi="Calibri" w:cs="Calibri"/>
-          <w:b/>
-          <w:bCs/>
-          <w:sz w:val="20"/>
-          <w:szCs w:val="20"/>
-        </w:rPr>
-        <w:t xml:space="preserve"> – </w:t>
-      </w:r>
-      <w:r>
-        <w:rPr>
-          <w:rFonts w:ascii="Calibri" w:eastAsia="Calibri" w:hAnsi="Calibri" w:cs="Calibri"/>
-          <w:bCs/>
-          <w:sz w:val="20"/>
-          <w:szCs w:val="20"/>
-        </w:rPr>
-        <w:t>Undergraduate Research Assistant; Austin, Texas</w:t>
-      </w:r>
-      <w:r>
-        <w:rPr>
-          <w:rFonts w:ascii="Calibri" w:eastAsia="Calibri" w:hAnsi="Calibri" w:cs="Calibri"/>
-          <w:bCs/>
-          <w:sz w:val="20"/>
-          <w:szCs w:val="20"/>
-        </w:rPr>
-        <w:tab/>
-      </w:r>
-      <w:r>
-        <w:rPr>
-          <w:rFonts w:ascii="Calibri" w:eastAsia="Calibri" w:hAnsi="Calibri" w:cs="Calibri"/>
-          <w:bCs/>
-          <w:sz w:val="20"/>
-          <w:szCs w:val="20"/>
-        </w:rPr>
-        <w:tab/>
-      </w:r>
-      <w:r>
-        <w:rPr>
-          <w:rFonts w:ascii="Calibri" w:eastAsia="Calibri" w:hAnsi="Calibri" w:cs="Calibri"/>
-          <w:bCs/>
-          <w:sz w:val="20"/>
-          <w:szCs w:val="20"/>
-        </w:rPr>
-        <w:tab/>
-      </w:r>
-      <w:r>
-        <w:rPr>
-          <w:rFonts w:ascii="Calibri" w:eastAsia="Calibri" w:hAnsi="Calibri" w:cs="Calibri"/>
-          <w:bCs/>
-          <w:sz w:val="20"/>
-          <w:szCs w:val="20"/>
-        </w:rPr>
-        <w:tab/>
-      </w:r>
-      <w:r>
-        <w:rPr>
-          <w:rFonts w:ascii="Calibri" w:eastAsia="Calibri" w:hAnsi="Calibri" w:cs="Calibri"/>
-          <w:bCs/>
-          <w:sz w:val="20"/>
-          <w:szCs w:val="20"/>
-        </w:rPr>
-        <w:tab/>
-        <w:t xml:space="preserve">August 2017 </w:t>
-      </w:r>
-      <w:r>
-        <w:rPr>
-          <w:rFonts w:ascii="Calibri" w:eastAsia="Calibri" w:hAnsi="Calibri" w:cs="Calibri"/>
-          <w:bCs/>
-          <w:sz w:val="20"/>
-          <w:szCs w:val="20"/>
-        </w:rPr>
-        <w:t>–</w:t>
-      </w:r>
-      <w:r>
-        <w:rPr>
-          <w:rFonts w:ascii="Calibri" w:eastAsia="Calibri" w:hAnsi="Calibri" w:cs="Calibri"/>
-          <w:bCs/>
-          <w:sz w:val="20"/>
-          <w:szCs w:val="20"/>
-        </w:rPr>
-        <w:t xml:space="preserve"> Present</w:t>
+        <w:t xml:space="preserve">Just Energy – </w:t>
+      </w:r>
+      <w:r>
+        <w:rPr>
+          <w:rFonts w:ascii="Calibri" w:eastAsia="Calibri" w:hAnsi="Calibri" w:cs="Calibri"/>
+          <w:bCs/>
+          <w:i/>
+          <w:sz w:val="20"/>
+          <w:szCs w:val="20"/>
+        </w:rPr>
+        <w:t>Systems Developer Intern</w:t>
+      </w:r>
+      <w:r>
+        <w:rPr>
+          <w:rFonts w:ascii="Calibri" w:eastAsia="Calibri" w:hAnsi="Calibri" w:cs="Calibri"/>
+          <w:bCs/>
+          <w:sz w:val="20"/>
+          <w:szCs w:val="20"/>
+        </w:rPr>
+        <w:t>; Houston, Texas</w:t>
+      </w:r>
+      <w:r>
+        <w:rPr>
+          <w:rFonts w:ascii="Calibri" w:eastAsia="Calibri" w:hAnsi="Calibri" w:cs="Calibri"/>
+          <w:bCs/>
+          <w:sz w:val="20"/>
+          <w:szCs w:val="20"/>
+        </w:rPr>
+        <w:tab/>
+      </w:r>
+      <w:r>
+        <w:rPr>
+          <w:rFonts w:ascii="Calibri" w:eastAsia="Calibri" w:hAnsi="Calibri" w:cs="Calibri"/>
+          <w:bCs/>
+          <w:sz w:val="20"/>
+          <w:szCs w:val="20"/>
+        </w:rPr>
+        <w:tab/>
+      </w:r>
+      <w:r>
+        <w:rPr>
+          <w:rFonts w:ascii="Calibri" w:eastAsia="Calibri" w:hAnsi="Calibri" w:cs="Calibri"/>
+          <w:bCs/>
+          <w:sz w:val="20"/>
+          <w:szCs w:val="20"/>
+        </w:rPr>
+        <w:tab/>
+      </w:r>
+      <w:r>
+        <w:rPr>
+          <w:rFonts w:ascii="Calibri" w:eastAsia="Calibri" w:hAnsi="Calibri" w:cs="Calibri"/>
+          <w:bCs/>
+          <w:sz w:val="20"/>
+          <w:szCs w:val="20"/>
+        </w:rPr>
+        <w:tab/>
+      </w:r>
+      <w:r>
+        <w:rPr>
+          <w:rFonts w:ascii="Calibri" w:eastAsia="Calibri" w:hAnsi="Calibri" w:cs="Calibri"/>
+          <w:bCs/>
+          <w:sz w:val="20"/>
+          <w:szCs w:val="20"/>
+        </w:rPr>
+        <w:tab/>
+      </w:r>
+      <w:r>
+        <w:rPr>
+          <w:rFonts w:ascii="Calibri" w:eastAsia="Calibri" w:hAnsi="Calibri" w:cs="Calibri"/>
+          <w:bCs/>
+          <w:sz w:val="20"/>
+          <w:szCs w:val="20"/>
+        </w:rPr>
+        <w:tab/>
+        <w:t>May 2017 – August 2017</w:t>
       </w:r>
     </w:p>
     <w:p>
@@ -850,31 +811,47 @@
           <w:sz w:val="20"/>
           <w:szCs w:val="20"/>
         </w:rPr>
-        <w:t>Responsible for parsing scientific papers in various disciplines to find mentions</w:t>
-      </w:r>
-      <w:r>
-        <w:rPr>
-          <w:rFonts w:ascii="Calibri" w:eastAsia="Calibri" w:hAnsi="Calibri" w:cs="Calibri"/>
-          <w:sz w:val="20"/>
-          <w:szCs w:val="20"/>
-        </w:rPr>
-        <w:t xml:space="preserve"> </w:t>
-      </w:r>
-      <w:r>
-        <w:rPr>
-          <w:rFonts w:ascii="Calibri" w:eastAsia="Calibri" w:hAnsi="Calibri" w:cs="Calibri"/>
-          <w:sz w:val="20"/>
-          <w:szCs w:val="20"/>
-        </w:rPr>
-        <w:t>of software</w:t>
-      </w:r>
-      <w:r>
-        <w:rPr>
-          <w:rFonts w:ascii="Calibri" w:eastAsia="Calibri" w:hAnsi="Calibri" w:cs="Calibri"/>
-          <w:sz w:val="20"/>
-          <w:szCs w:val="20"/>
-        </w:rPr>
-        <w:t>.</w:t>
+        <w:t xml:space="preserve">Utilized test-driven development </w:t>
+      </w:r>
+      <w:r>
+        <w:rPr>
+          <w:rFonts w:ascii="Calibri" w:eastAsia="Calibri" w:hAnsi="Calibri" w:cs="Calibri"/>
+          <w:sz w:val="20"/>
+          <w:szCs w:val="20"/>
+        </w:rPr>
+        <w:t>and a</w:t>
+      </w:r>
+      <w:r>
+        <w:rPr>
+          <w:rFonts w:ascii="Calibri" w:eastAsia="Calibri" w:hAnsi="Calibri" w:cs="Calibri"/>
+          <w:sz w:val="20"/>
+          <w:szCs w:val="20"/>
+        </w:rPr>
+        <w:t xml:space="preserve">gile methodologies </w:t>
+      </w:r>
+      <w:r>
+        <w:rPr>
+          <w:rFonts w:ascii="Calibri" w:eastAsia="Calibri" w:hAnsi="Calibri" w:cs="Calibri"/>
+          <w:sz w:val="20"/>
+          <w:szCs w:val="20"/>
+        </w:rPr>
+        <w:t>to create</w:t>
+      </w:r>
+      <w:r>
+        <w:rPr>
+          <w:rFonts w:ascii="Calibri" w:eastAsia="Calibri" w:hAnsi="Calibri" w:cs="Calibri"/>
+          <w:sz w:val="20"/>
+          <w:szCs w:val="20"/>
+        </w:rPr>
+        <w:t xml:space="preserve"> a help system that can dynamically add tooltips to </w:t>
+      </w:r>
+      <w:r>
+        <w:rPr>
+          <w:rFonts w:ascii="Calibri" w:eastAsia="Calibri" w:hAnsi="Calibri" w:cs="Calibri"/>
+          <w:sz w:val="20"/>
+          <w:szCs w:val="20"/>
+        </w:rPr>
+        <w:t>AngularJS applications</w:t>
       </w:r>
     </w:p>
     <w:p>
@@ -886,73 +863,67 @@
         </w:numPr>
         <w:rPr>
           <w:rFonts w:ascii="Calibri" w:eastAsia="Calibri" w:hAnsi="Calibri" w:cs="Calibri"/>
-          <w:sz w:val="20"/>
-          <w:szCs w:val="20"/>
-        </w:rPr>
-      </w:pPr>
-      <w:r>
-        <w:rPr>
-          <w:rFonts w:ascii="Calibri" w:eastAsia="Calibri" w:hAnsi="Calibri" w:cs="Calibri"/>
-          <w:sz w:val="20"/>
-          <w:szCs w:val="20"/>
-        </w:rPr>
-        <w:t>Software mentions</w:t>
-      </w:r>
-      <w:r>
-        <w:rPr>
-          <w:rFonts w:ascii="Calibri" w:eastAsia="Calibri" w:hAnsi="Calibri" w:cs="Calibri"/>
-          <w:sz w:val="20"/>
-          <w:szCs w:val="20"/>
-        </w:rPr>
-        <w:t xml:space="preserve"> will be used to build a “gold standard” dataset to train machine learning algorithms</w:t>
-      </w:r>
-      <w:r>
-        <w:rPr>
-          <w:rFonts w:ascii="Calibri" w:eastAsia="Calibri" w:hAnsi="Calibri" w:cs="Calibri"/>
-          <w:sz w:val="20"/>
-          <w:szCs w:val="20"/>
-        </w:rPr>
-        <w:t xml:space="preserve"> that</w:t>
-      </w:r>
-      <w:r>
-        <w:rPr>
-          <w:rFonts w:ascii="Calibri" w:eastAsia="Calibri" w:hAnsi="Calibri" w:cs="Calibri"/>
-          <w:sz w:val="20"/>
-          <w:szCs w:val="20"/>
-        </w:rPr>
-        <w:t xml:space="preserve"> seek to improve scholarly </w:t>
-      </w:r>
-      <w:r>
-        <w:rPr>
-          <w:rFonts w:ascii="Calibri" w:eastAsia="Calibri" w:hAnsi="Calibri" w:cs="Calibri"/>
-          <w:sz w:val="20"/>
-          <w:szCs w:val="20"/>
-        </w:rPr>
-        <w:t>citations</w:t>
-      </w:r>
-      <w:r>
-        <w:rPr>
-          <w:rFonts w:ascii="Calibri" w:eastAsia="Calibri" w:hAnsi="Calibri" w:cs="Calibri"/>
-          <w:sz w:val="20"/>
-          <w:szCs w:val="20"/>
-        </w:rPr>
-        <w:t xml:space="preserve"> of </w:t>
-      </w:r>
-      <w:r>
-        <w:rPr>
-          <w:rFonts w:ascii="Calibri" w:eastAsia="Calibri" w:hAnsi="Calibri" w:cs="Calibri"/>
-          <w:sz w:val="20"/>
-          <w:szCs w:val="20"/>
-        </w:rPr>
-        <w:t>software</w:t>
-      </w:r>
-      <w:r>
-        <w:rPr>
-          <w:rFonts w:ascii="Calibri" w:eastAsia="Calibri" w:hAnsi="Calibri" w:cs="Calibri"/>
-          <w:sz w:val="20"/>
-          <w:szCs w:val="20"/>
-        </w:rPr>
-        <w:t>.</w:t>
+          <w:b/>
+          <w:bCs/>
+          <w:sz w:val="20"/>
+          <w:szCs w:val="20"/>
+        </w:rPr>
+      </w:pPr>
+      <w:r>
+        <w:rPr>
+          <w:rFonts w:ascii="Calibri" w:eastAsia="Calibri" w:hAnsi="Calibri" w:cs="Calibri"/>
+          <w:sz w:val="20"/>
+          <w:szCs w:val="20"/>
+        </w:rPr>
+        <w:t>Created a</w:t>
+      </w:r>
+      <w:r>
+        <w:rPr>
+          <w:rFonts w:ascii="Calibri" w:eastAsia="Calibri" w:hAnsi="Calibri" w:cs="Calibri"/>
+          <w:sz w:val="20"/>
+          <w:szCs w:val="20"/>
+        </w:rPr>
+        <w:t xml:space="preserve">n </w:t>
+      </w:r>
+      <w:r>
+        <w:rPr>
+          <w:rFonts w:ascii="Calibri" w:eastAsia="Calibri" w:hAnsi="Calibri" w:cs="Calibri"/>
+          <w:sz w:val="20"/>
+          <w:szCs w:val="20"/>
+        </w:rPr>
+        <w:t>ASP.NET WebAPI serviced by a Cassandra Database</w:t>
+      </w:r>
+      <w:r>
+        <w:rPr>
+          <w:rFonts w:ascii="Calibri" w:eastAsia="Calibri" w:hAnsi="Calibri" w:cs="Calibri"/>
+          <w:sz w:val="20"/>
+          <w:szCs w:val="20"/>
+        </w:rPr>
+        <w:t xml:space="preserve"> (with the capability to adapt to Redis</w:t>
+      </w:r>
+      <w:r>
+        <w:rPr>
+          <w:rFonts w:ascii="Calibri" w:eastAsia="Calibri" w:hAnsi="Calibri" w:cs="Calibri"/>
+          <w:sz w:val="20"/>
+          <w:szCs w:val="20"/>
+        </w:rPr>
+        <w:t xml:space="preserve"> </w:t>
+      </w:r>
+      <w:r>
+        <w:rPr>
+          <w:rFonts w:ascii="Calibri" w:eastAsia="Calibri" w:hAnsi="Calibri" w:cs="Calibri"/>
+          <w:sz w:val="20"/>
+          <w:szCs w:val="20"/>
+        </w:rPr>
+        <w:t xml:space="preserve">Cache or </w:t>
+      </w:r>
+      <w:r>
+        <w:rPr>
+          <w:rFonts w:ascii="Calibri" w:eastAsia="Calibri" w:hAnsi="Calibri" w:cs="Calibri"/>
+          <w:sz w:val="20"/>
+          <w:szCs w:val="20"/>
+        </w:rPr>
+        <w:t>NoSql)</w:t>
       </w:r>
     </w:p>
     <w:p>
@@ -985,7 +956,7 @@
           <w:sz w:val="20"/>
           <w:szCs w:val="20"/>
         </w:rPr>
-        <w:t>Python, Git</w:t>
+        <w:t>ASP.Net, AngularJS, Cassandra (CQL), DBeaver, Git, NUnit, Karma</w:t>
       </w:r>
     </w:p>
     <w:p>
@@ -1005,84 +976,123 @@
         <w:pStyle w:val="Body"/>
         <w:rPr>
           <w:rFonts w:ascii="Calibri" w:eastAsia="Calibri" w:hAnsi="Calibri" w:cs="Calibri"/>
-          <w:bCs/>
-          <w:sz w:val="20"/>
-          <w:szCs w:val="20"/>
-        </w:rPr>
-      </w:pPr>
-      <w:r>
-        <w:rPr>
-          <w:rFonts w:ascii="Calibri" w:eastAsia="Calibri" w:hAnsi="Calibri" w:cs="Calibri"/>
-          <w:b/>
-          <w:bCs/>
-          <w:sz w:val="20"/>
-          <w:szCs w:val="20"/>
-        </w:rPr>
-        <w:t xml:space="preserve">Just Energy – </w:t>
-      </w:r>
-      <w:r>
-        <w:rPr>
-          <w:rFonts w:ascii="Calibri" w:eastAsia="Calibri" w:hAnsi="Calibri" w:cs="Calibri"/>
-          <w:bCs/>
-          <w:sz w:val="20"/>
-          <w:szCs w:val="20"/>
-        </w:rPr>
-        <w:t>Systems Developer Intern; Houston, Texas</w:t>
-      </w:r>
-      <w:r>
-        <w:rPr>
-          <w:rFonts w:ascii="Calibri" w:eastAsia="Calibri" w:hAnsi="Calibri" w:cs="Calibri"/>
-          <w:bCs/>
-          <w:sz w:val="20"/>
-          <w:szCs w:val="20"/>
-        </w:rPr>
-        <w:tab/>
-      </w:r>
-      <w:r>
-        <w:rPr>
-          <w:rFonts w:ascii="Calibri" w:eastAsia="Calibri" w:hAnsi="Calibri" w:cs="Calibri"/>
-          <w:bCs/>
-          <w:sz w:val="20"/>
-          <w:szCs w:val="20"/>
-        </w:rPr>
-        <w:tab/>
-      </w:r>
-      <w:r>
-        <w:rPr>
-          <w:rFonts w:ascii="Calibri" w:eastAsia="Calibri" w:hAnsi="Calibri" w:cs="Calibri"/>
-          <w:bCs/>
-          <w:sz w:val="20"/>
-          <w:szCs w:val="20"/>
-        </w:rPr>
-        <w:tab/>
-      </w:r>
-      <w:r>
-        <w:rPr>
-          <w:rFonts w:ascii="Calibri" w:eastAsia="Calibri" w:hAnsi="Calibri" w:cs="Calibri"/>
-          <w:bCs/>
-          <w:sz w:val="20"/>
-          <w:szCs w:val="20"/>
-        </w:rPr>
-        <w:tab/>
-      </w:r>
-      <w:r>
-        <w:rPr>
-          <w:rFonts w:ascii="Calibri" w:eastAsia="Calibri" w:hAnsi="Calibri" w:cs="Calibri"/>
-          <w:bCs/>
-          <w:sz w:val="20"/>
-          <w:szCs w:val="20"/>
-        </w:rPr>
-        <w:tab/>
-      </w:r>
-      <w:r>
-        <w:rPr>
-          <w:rFonts w:ascii="Calibri" w:eastAsia="Calibri" w:hAnsi="Calibri" w:cs="Calibri"/>
-          <w:bCs/>
-          <w:sz w:val="20"/>
-          <w:szCs w:val="20"/>
-        </w:rPr>
-        <w:tab/>
-        <w:t>May 2017 – August 2017</w:t>
+          <w:sz w:val="20"/>
+          <w:szCs w:val="20"/>
+        </w:rPr>
+      </w:pPr>
+      <w:r>
+        <w:rPr>
+          <w:rFonts w:ascii="Calibri" w:eastAsia="Calibri" w:hAnsi="Calibri" w:cs="Calibri"/>
+          <w:b/>
+          <w:bCs/>
+          <w:sz w:val="20"/>
+          <w:szCs w:val="20"/>
+        </w:rPr>
+        <w:t xml:space="preserve">Aspire Food Group </w:t>
+      </w:r>
+      <w:r>
+        <w:rPr>
+          <w:rFonts w:ascii="Calibri" w:eastAsia="Calibri" w:hAnsi="Calibri" w:cs="Calibri"/>
+          <w:b/>
+          <w:bCs/>
+          <w:sz w:val="20"/>
+          <w:szCs w:val="20"/>
+        </w:rPr>
+        <w:t>–</w:t>
+      </w:r>
+      <w:r>
+        <w:rPr>
+          <w:rFonts w:ascii="Calibri" w:eastAsia="Calibri" w:hAnsi="Calibri" w:cs="Calibri"/>
+          <w:b/>
+          <w:bCs/>
+          <w:sz w:val="20"/>
+          <w:szCs w:val="20"/>
+        </w:rPr>
+        <w:t xml:space="preserve"> </w:t>
+      </w:r>
+      <w:r>
+        <w:rPr>
+          <w:rFonts w:ascii="Calibri" w:eastAsia="Calibri" w:hAnsi="Calibri" w:cs="Calibri"/>
+          <w:bCs/>
+          <w:i/>
+          <w:sz w:val="20"/>
+          <w:szCs w:val="20"/>
+        </w:rPr>
+        <w:t xml:space="preserve">Engineering </w:t>
+      </w:r>
+      <w:r>
+        <w:rPr>
+          <w:rFonts w:ascii="Calibri" w:eastAsia="Calibri" w:hAnsi="Calibri" w:cs="Calibri"/>
+          <w:i/>
+          <w:iCs/>
+          <w:sz w:val="20"/>
+          <w:szCs w:val="20"/>
+        </w:rPr>
+        <w:t xml:space="preserve">Intern; </w:t>
+      </w:r>
+      <w:r>
+        <w:rPr>
+          <w:rFonts w:ascii="Calibri" w:eastAsia="Calibri" w:hAnsi="Calibri" w:cs="Calibri"/>
+          <w:sz w:val="20"/>
+          <w:szCs w:val="20"/>
+        </w:rPr>
+        <w:t>Austin, Texas</w:t>
+      </w:r>
+      <w:r>
+        <w:rPr>
+          <w:rFonts w:ascii="Calibri" w:eastAsia="Calibri" w:hAnsi="Calibri" w:cs="Calibri"/>
+          <w:sz w:val="20"/>
+          <w:szCs w:val="20"/>
+        </w:rPr>
+        <w:tab/>
+      </w:r>
+      <w:r>
+        <w:rPr>
+          <w:rFonts w:ascii="Calibri" w:eastAsia="Calibri" w:hAnsi="Calibri" w:cs="Calibri"/>
+          <w:sz w:val="20"/>
+          <w:szCs w:val="20"/>
+        </w:rPr>
+        <w:tab/>
+      </w:r>
+      <w:r>
+        <w:rPr>
+          <w:rFonts w:ascii="Calibri" w:eastAsia="Calibri" w:hAnsi="Calibri" w:cs="Calibri"/>
+          <w:sz w:val="20"/>
+          <w:szCs w:val="20"/>
+        </w:rPr>
+        <w:tab/>
+      </w:r>
+      <w:r>
+        <w:rPr>
+          <w:rFonts w:ascii="Calibri" w:eastAsia="Calibri" w:hAnsi="Calibri" w:cs="Calibri"/>
+          <w:sz w:val="20"/>
+          <w:szCs w:val="20"/>
+        </w:rPr>
+        <w:tab/>
+      </w:r>
+      <w:r>
+        <w:rPr>
+          <w:rFonts w:ascii="Calibri" w:eastAsia="Calibri" w:hAnsi="Calibri" w:cs="Calibri"/>
+          <w:sz w:val="20"/>
+          <w:szCs w:val="20"/>
+        </w:rPr>
+        <w:tab/>
+      </w:r>
+      <w:r>
+        <w:rPr>
+          <w:rFonts w:ascii="Calibri" w:eastAsia="Calibri" w:hAnsi="Calibri" w:cs="Calibri"/>
+          <w:sz w:val="20"/>
+          <w:szCs w:val="20"/>
+        </w:rPr>
+        <w:tab/>
+      </w:r>
+      <w:r>
+        <w:rPr>
+          <w:rFonts w:ascii="Calibri" w:eastAsia="Calibri" w:hAnsi="Calibri" w:cs="Calibri"/>
+          <w:sz w:val="20"/>
+          <w:szCs w:val="20"/>
+        </w:rPr>
+        <w:t>March 2016 - May 2016</w:t>
       </w:r>
     </w:p>
     <w:p>
@@ -1104,23 +1114,7 @@
           <w:sz w:val="20"/>
           <w:szCs w:val="20"/>
         </w:rPr>
-        <w:t xml:space="preserve">Created a </w:t>
-      </w:r>
-      <w:r>
-        <w:rPr>
-          <w:rFonts w:ascii="Calibri" w:eastAsia="Calibri" w:hAnsi="Calibri" w:cs="Calibri"/>
-          <w:sz w:val="20"/>
-          <w:szCs w:val="20"/>
-        </w:rPr>
-        <w:t xml:space="preserve">help system that can </w:t>
-      </w:r>
-      <w:r>
-        <w:rPr>
-          <w:rFonts w:ascii="Calibri" w:eastAsia="Calibri" w:hAnsi="Calibri" w:cs="Calibri"/>
-          <w:sz w:val="20"/>
-          <w:szCs w:val="20"/>
-        </w:rPr>
-        <w:t>dynamically add tooltips to any AngularJS application</w:t>
+        <w:t>Created</w:t>
       </w:r>
       <w:r>
         <w:rPr>
@@ -1129,6 +1123,62 @@
           <w:szCs w:val="20"/>
         </w:rPr>
         <w:t xml:space="preserve"> </w:t>
+      </w:r>
+      <w:r>
+        <w:rPr>
+          <w:rFonts w:ascii="Calibri" w:eastAsia="Calibri" w:hAnsi="Calibri" w:cs="Calibri"/>
+          <w:sz w:val="20"/>
+          <w:szCs w:val="20"/>
+        </w:rPr>
+        <w:t>a drip irrigation</w:t>
+      </w:r>
+      <w:r>
+        <w:rPr>
+          <w:rFonts w:ascii="Calibri" w:eastAsia="Calibri" w:hAnsi="Calibri" w:cs="Calibri"/>
+          <w:sz w:val="20"/>
+          <w:szCs w:val="20"/>
+        </w:rPr>
+        <w:t xml:space="preserve"> automated</w:t>
+      </w:r>
+      <w:r>
+        <w:rPr>
+          <w:rFonts w:ascii="Calibri" w:eastAsia="Calibri" w:hAnsi="Calibri" w:cs="Calibri"/>
+          <w:sz w:val="20"/>
+          <w:szCs w:val="20"/>
+        </w:rPr>
+        <w:t xml:space="preserve"> water system </w:t>
+      </w:r>
+      <w:r>
+        <w:rPr>
+          <w:rFonts w:ascii="Calibri" w:eastAsia="Calibri" w:hAnsi="Calibri" w:cs="Calibri"/>
+          <w:sz w:val="20"/>
+          <w:szCs w:val="20"/>
+        </w:rPr>
+        <w:t>to provide</w:t>
+      </w:r>
+      <w:r>
+        <w:rPr>
+          <w:rFonts w:ascii="Calibri" w:eastAsia="Calibri" w:hAnsi="Calibri" w:cs="Calibri"/>
+          <w:sz w:val="20"/>
+          <w:szCs w:val="20"/>
+        </w:rPr>
+        <w:t xml:space="preserve"> </w:t>
+      </w:r>
+      <w:r>
+        <w:rPr>
+          <w:rFonts w:ascii="Calibri" w:eastAsia="Calibri" w:hAnsi="Calibri" w:cs="Calibri"/>
+          <w:sz w:val="20"/>
+          <w:szCs w:val="20"/>
+        </w:rPr>
+        <w:t xml:space="preserve">water to </w:t>
+      </w:r>
+      <w:r>
+        <w:rPr>
+          <w:rFonts w:ascii="Calibri" w:eastAsia="Calibri" w:hAnsi="Calibri" w:cs="Calibri"/>
+          <w:sz w:val="20"/>
+          <w:szCs w:val="20"/>
+        </w:rPr>
+        <w:t>Aketta crickets</w:t>
       </w:r>
     </w:p>
     <w:p>
@@ -1140,28 +1190,33 @@
         </w:numPr>
         <w:rPr>
           <w:rFonts w:ascii="Calibri" w:eastAsia="Calibri" w:hAnsi="Calibri" w:cs="Calibri"/>
-          <w:b/>
-          <w:bCs/>
-          <w:sz w:val="20"/>
-          <w:szCs w:val="20"/>
-        </w:rPr>
-      </w:pPr>
-      <w:r>
-        <w:rPr>
-          <w:rFonts w:ascii="Calibri" w:eastAsia="Calibri" w:hAnsi="Calibri" w:cs="Calibri"/>
-          <w:sz w:val="20"/>
-          <w:szCs w:val="20"/>
-        </w:rPr>
-        <w:t xml:space="preserve">Designed, </w:t>
-      </w:r>
-      <w:r>
-        <w:rPr>
-          <w:rFonts w:ascii="Calibri" w:eastAsia="Calibri" w:hAnsi="Calibri" w:cs="Calibri"/>
-          <w:bCs/>
-          <w:sz w:val="20"/>
-          <w:szCs w:val="20"/>
-        </w:rPr>
-        <w:t>built, and tested the application</w:t>
+          <w:sz w:val="20"/>
+          <w:szCs w:val="20"/>
+        </w:rPr>
+      </w:pPr>
+      <w:r>
+        <w:rPr>
+          <w:rFonts w:ascii="Calibri" w:eastAsia="Calibri" w:hAnsi="Calibri" w:cs="Calibri"/>
+          <w:sz w:val="20"/>
+          <w:szCs w:val="20"/>
+        </w:rPr>
+        <w:t>Assisted</w:t>
+      </w:r>
+      <w:r>
+        <w:rPr>
+          <w:rFonts w:ascii="Calibri" w:eastAsia="Calibri" w:hAnsi="Calibri" w:cs="Calibri"/>
+          <w:sz w:val="20"/>
+          <w:szCs w:val="20"/>
+        </w:rPr>
+        <w:t xml:space="preserve"> in the creation of </w:t>
+      </w:r>
+      <w:r>
+        <w:rPr>
+          <w:rFonts w:ascii="Calibri" w:eastAsia="Calibri" w:hAnsi="Calibri" w:cs="Calibri"/>
+          <w:sz w:val="20"/>
+          <w:szCs w:val="20"/>
+        </w:rPr>
+        <w:t>Raspberry Pi temperature controller to monitor the conditions of a warehouse</w:t>
       </w:r>
     </w:p>
     <w:p>
@@ -1182,34 +1237,285 @@
       <w:r>
         <w:rPr>
           <w:rFonts w:ascii="Calibri" w:eastAsia="Calibri" w:hAnsi="Calibri" w:cs="Calibri"/>
-          <w:sz w:val="20"/>
-          <w:szCs w:val="20"/>
-        </w:rPr>
-        <w:t xml:space="preserve">ASP.NET WebAPI </w:t>
-      </w:r>
-      <w:r>
-        <w:rPr>
-          <w:rFonts w:ascii="Calibri" w:eastAsia="Calibri" w:hAnsi="Calibri" w:cs="Calibri"/>
-          <w:sz w:val="20"/>
-          <w:szCs w:val="20"/>
-        </w:rPr>
-        <w:t>serviced by a</w:t>
-      </w:r>
-      <w:r>
-        <w:rPr>
-          <w:rFonts w:ascii="Calibri" w:eastAsia="Calibri" w:hAnsi="Calibri" w:cs="Calibri"/>
-          <w:sz w:val="20"/>
-          <w:szCs w:val="20"/>
-        </w:rPr>
-        <w:t xml:space="preserve"> Cassandra D</w:t>
-      </w:r>
-      <w:r>
-        <w:rPr>
-          <w:rFonts w:ascii="Calibri" w:eastAsia="Calibri" w:hAnsi="Calibri" w:cs="Calibri"/>
-          <w:sz w:val="20"/>
-          <w:szCs w:val="20"/>
-        </w:rPr>
-        <w:t>atabase</w:t>
+          <w:i/>
+          <w:sz w:val="20"/>
+          <w:szCs w:val="20"/>
+        </w:rPr>
+        <w:t>Technologies Used</w:t>
+      </w:r>
+      <w:r>
+        <w:rPr>
+          <w:rFonts w:ascii="Calibri" w:eastAsia="Calibri" w:hAnsi="Calibri" w:cs="Calibri"/>
+          <w:sz w:val="20"/>
+          <w:szCs w:val="20"/>
+        </w:rPr>
+        <w:t>:</w:t>
+      </w:r>
+      <w:r>
+        <w:rPr>
+          <w:rFonts w:ascii="Calibri" w:eastAsia="Calibri" w:hAnsi="Calibri" w:cs="Calibri"/>
+          <w:i/>
+          <w:sz w:val="20"/>
+          <w:szCs w:val="20"/>
+        </w:rPr>
+        <w:t xml:space="preserve"> </w:t>
+      </w:r>
+      <w:r>
+        <w:rPr>
+          <w:rFonts w:ascii="Calibri" w:eastAsia="Calibri" w:hAnsi="Calibri" w:cs="Calibri"/>
+          <w:sz w:val="20"/>
+          <w:szCs w:val="20"/>
+        </w:rPr>
+        <w:t>Raspberry Pi</w:t>
+      </w:r>
+    </w:p>
+    <w:p>
+      <w:pPr>
+        <w:pStyle w:val="Body"/>
+        <w:ind w:left="196"/>
+        <w:rPr>
+          <w:rFonts w:ascii="Calibri" w:eastAsia="Calibri" w:hAnsi="Calibri" w:cs="Calibri"/>
+          <w:b/>
+          <w:bCs/>
+          <w:sz w:val="20"/>
+          <w:szCs w:val="20"/>
+        </w:rPr>
+      </w:pPr>
+    </w:p>
+    <w:p>
+      <w:pPr>
+        <w:pStyle w:val="Body"/>
+        <w:rPr>
+          <w:rFonts w:ascii="Calibri" w:eastAsia="Calibri" w:hAnsi="Calibri" w:cs="Calibri"/>
+          <w:b/>
+          <w:bCs/>
+          <w:sz w:val="20"/>
+          <w:szCs w:val="20"/>
+        </w:rPr>
+      </w:pPr>
+      <w:r>
+        <w:rPr>
+          <w:rFonts w:ascii="Calibri" w:eastAsia="Calibri" w:hAnsi="Calibri" w:cs="Calibri"/>
+          <w:b/>
+          <w:bCs/>
+          <w:sz w:val="20"/>
+          <w:szCs w:val="20"/>
+          <w:u w:val="single"/>
+          <w:lang w:val="de-DE"/>
+        </w:rPr>
+        <w:t>RESEARCH EXPERIENCE</w:t>
+      </w:r>
+      <w:r>
+        <w:rPr>
+          <w:rFonts w:ascii="Calibri" w:eastAsia="Calibri" w:hAnsi="Calibri" w:cs="Calibri"/>
+          <w:sz w:val="20"/>
+          <w:szCs w:val="20"/>
+          <w:u w:val="single"/>
+        </w:rPr>
+        <w:tab/>
+        <w:t xml:space="preserve"> </w:t>
+      </w:r>
+      <w:r>
+        <w:rPr>
+          <w:rFonts w:ascii="Calibri" w:eastAsia="Calibri" w:hAnsi="Calibri" w:cs="Calibri"/>
+          <w:sz w:val="20"/>
+          <w:szCs w:val="20"/>
+          <w:u w:val="single"/>
+        </w:rPr>
+        <w:tab/>
+      </w:r>
+      <w:r>
+        <w:rPr>
+          <w:rFonts w:ascii="Calibri" w:eastAsia="Calibri" w:hAnsi="Calibri" w:cs="Calibri"/>
+          <w:sz w:val="20"/>
+          <w:szCs w:val="20"/>
+          <w:u w:val="single"/>
+        </w:rPr>
+        <w:tab/>
+      </w:r>
+      <w:r>
+        <w:rPr>
+          <w:rFonts w:ascii="Calibri" w:eastAsia="Calibri" w:hAnsi="Calibri" w:cs="Calibri"/>
+          <w:sz w:val="20"/>
+          <w:szCs w:val="20"/>
+          <w:u w:val="single"/>
+        </w:rPr>
+        <w:tab/>
+      </w:r>
+      <w:r>
+        <w:rPr>
+          <w:rFonts w:ascii="Calibri" w:eastAsia="Calibri" w:hAnsi="Calibri" w:cs="Calibri"/>
+          <w:sz w:val="20"/>
+          <w:szCs w:val="20"/>
+          <w:u w:val="single"/>
+        </w:rPr>
+        <w:tab/>
+      </w:r>
+      <w:r>
+        <w:rPr>
+          <w:rFonts w:ascii="Calibri" w:eastAsia="Calibri" w:hAnsi="Calibri" w:cs="Calibri"/>
+          <w:sz w:val="20"/>
+          <w:szCs w:val="20"/>
+          <w:u w:val="single"/>
+        </w:rPr>
+        <w:tab/>
+      </w:r>
+      <w:r>
+        <w:rPr>
+          <w:rFonts w:ascii="Calibri" w:eastAsia="Calibri" w:hAnsi="Calibri" w:cs="Calibri"/>
+          <w:sz w:val="20"/>
+          <w:szCs w:val="20"/>
+          <w:u w:val="single"/>
+        </w:rPr>
+        <w:tab/>
+      </w:r>
+      <w:r>
+        <w:rPr>
+          <w:rFonts w:ascii="Calibri" w:eastAsia="Calibri" w:hAnsi="Calibri" w:cs="Calibri"/>
+          <w:sz w:val="20"/>
+          <w:szCs w:val="20"/>
+          <w:u w:val="single"/>
+        </w:rPr>
+        <w:tab/>
+      </w:r>
+      <w:r>
+        <w:rPr>
+          <w:rFonts w:ascii="Calibri" w:eastAsia="Calibri" w:hAnsi="Calibri" w:cs="Calibri"/>
+          <w:sz w:val="20"/>
+          <w:szCs w:val="20"/>
+          <w:u w:val="single"/>
+        </w:rPr>
+        <w:tab/>
+      </w:r>
+      <w:r>
+        <w:rPr>
+          <w:rFonts w:ascii="Calibri" w:eastAsia="Calibri" w:hAnsi="Calibri" w:cs="Calibri"/>
+          <w:sz w:val="20"/>
+          <w:szCs w:val="20"/>
+          <w:u w:val="single"/>
+        </w:rPr>
+        <w:tab/>
+      </w:r>
+      <w:r>
+        <w:rPr>
+          <w:rFonts w:ascii="Calibri" w:eastAsia="Calibri" w:hAnsi="Calibri" w:cs="Calibri"/>
+          <w:sz w:val="20"/>
+          <w:szCs w:val="20"/>
+          <w:u w:val="single"/>
+        </w:rPr>
+        <w:tab/>
+      </w:r>
+      <w:r>
+        <w:rPr>
+          <w:rFonts w:ascii="Calibri" w:eastAsia="Calibri" w:hAnsi="Calibri" w:cs="Calibri"/>
+          <w:sz w:val="20"/>
+          <w:szCs w:val="20"/>
+          <w:u w:val="single"/>
+        </w:rPr>
+        <w:tab/>
+      </w:r>
+      <w:r>
+        <w:rPr>
+          <w:rFonts w:ascii="Calibri" w:eastAsia="Calibri" w:hAnsi="Calibri" w:cs="Calibri"/>
+          <w:sz w:val="20"/>
+          <w:szCs w:val="20"/>
+          <w:u w:val="single"/>
+        </w:rPr>
+        <w:tab/>
+      </w:r>
+    </w:p>
+    <w:p>
+      <w:pPr>
+        <w:pStyle w:val="Body"/>
+        <w:rPr>
+          <w:rFonts w:ascii="Calibri" w:eastAsia="Calibri" w:hAnsi="Calibri" w:cs="Calibri"/>
+          <w:bCs/>
+          <w:sz w:val="20"/>
+          <w:szCs w:val="20"/>
+        </w:rPr>
+      </w:pPr>
+      <w:r>
+        <w:rPr>
+          <w:rFonts w:ascii="Calibri" w:eastAsia="Calibri" w:hAnsi="Calibri" w:cs="Calibri"/>
+          <w:b/>
+          <w:bCs/>
+          <w:sz w:val="20"/>
+          <w:szCs w:val="20"/>
+        </w:rPr>
+        <w:t xml:space="preserve">Howison Lab – </w:t>
+      </w:r>
+      <w:r>
+        <w:rPr>
+          <w:rFonts w:ascii="Calibri" w:eastAsia="Calibri" w:hAnsi="Calibri" w:cs="Calibri"/>
+          <w:bCs/>
+          <w:sz w:val="20"/>
+          <w:szCs w:val="20"/>
+        </w:rPr>
+        <w:t>Undergraduate Research Assistant; Austin, Texas</w:t>
+      </w:r>
+      <w:r>
+        <w:rPr>
+          <w:rFonts w:ascii="Calibri" w:eastAsia="Calibri" w:hAnsi="Calibri" w:cs="Calibri"/>
+          <w:bCs/>
+          <w:sz w:val="20"/>
+          <w:szCs w:val="20"/>
+        </w:rPr>
+        <w:tab/>
+      </w:r>
+      <w:r>
+        <w:rPr>
+          <w:rFonts w:ascii="Calibri" w:eastAsia="Calibri" w:hAnsi="Calibri" w:cs="Calibri"/>
+          <w:bCs/>
+          <w:sz w:val="20"/>
+          <w:szCs w:val="20"/>
+        </w:rPr>
+        <w:tab/>
+      </w:r>
+      <w:r>
+        <w:rPr>
+          <w:rFonts w:ascii="Calibri" w:eastAsia="Calibri" w:hAnsi="Calibri" w:cs="Calibri"/>
+          <w:bCs/>
+          <w:sz w:val="20"/>
+          <w:szCs w:val="20"/>
+        </w:rPr>
+        <w:tab/>
+      </w:r>
+      <w:r>
+        <w:rPr>
+          <w:rFonts w:ascii="Calibri" w:eastAsia="Calibri" w:hAnsi="Calibri" w:cs="Calibri"/>
+          <w:bCs/>
+          <w:sz w:val="20"/>
+          <w:szCs w:val="20"/>
+        </w:rPr>
+        <w:tab/>
+      </w:r>
+      <w:r>
+        <w:rPr>
+          <w:rFonts w:ascii="Calibri" w:eastAsia="Calibri" w:hAnsi="Calibri" w:cs="Calibri"/>
+          <w:bCs/>
+          <w:sz w:val="20"/>
+          <w:szCs w:val="20"/>
+        </w:rPr>
+        <w:tab/>
+        <w:t xml:space="preserve">August 2017 – </w:t>
+      </w:r>
+      <w:r>
+        <w:rPr>
+          <w:rFonts w:ascii="Calibri" w:eastAsia="Calibri" w:hAnsi="Calibri" w:cs="Calibri"/>
+          <w:bCs/>
+          <w:sz w:val="20"/>
+          <w:szCs w:val="20"/>
+        </w:rPr>
+        <w:t>Dec.</w:t>
+      </w:r>
+      <w:r>
+        <w:rPr>
+          <w:rFonts w:ascii="Calibri" w:eastAsia="Calibri" w:hAnsi="Calibri" w:cs="Calibri"/>
+          <w:bCs/>
+          <w:sz w:val="20"/>
+          <w:szCs w:val="20"/>
+        </w:rPr>
+        <w:t xml:space="preserve"> 2017</w:t>
       </w:r>
     </w:p>
     <w:p>
@@ -1221,196 +1527,49 @@
         </w:numPr>
         <w:rPr>
           <w:rFonts w:ascii="Calibri" w:eastAsia="Calibri" w:hAnsi="Calibri" w:cs="Calibri"/>
-          <w:b/>
-          <w:bCs/>
-          <w:sz w:val="20"/>
-          <w:szCs w:val="20"/>
-        </w:rPr>
-      </w:pPr>
-      <w:r>
-        <w:rPr>
-          <w:rFonts w:ascii="Calibri" w:eastAsia="Calibri" w:hAnsi="Calibri" w:cs="Calibri"/>
-          <w:i/>
-          <w:sz w:val="20"/>
-          <w:szCs w:val="20"/>
-        </w:rPr>
-        <w:t xml:space="preserve">Technologies Used: </w:t>
-      </w:r>
-      <w:r>
-        <w:rPr>
-          <w:rFonts w:ascii="Calibri" w:eastAsia="Calibri" w:hAnsi="Calibri" w:cs="Calibri"/>
-          <w:sz w:val="20"/>
-          <w:szCs w:val="20"/>
-        </w:rPr>
-        <w:t>ASP.Net</w:t>
-      </w:r>
-      <w:r>
-        <w:rPr>
-          <w:rFonts w:ascii="Calibri" w:eastAsia="Calibri" w:hAnsi="Calibri" w:cs="Calibri"/>
-          <w:sz w:val="20"/>
-          <w:szCs w:val="20"/>
-        </w:rPr>
-        <w:t>, AngularJS, Cassandra</w:t>
-      </w:r>
-      <w:r>
-        <w:rPr>
-          <w:rFonts w:ascii="Calibri" w:eastAsia="Calibri" w:hAnsi="Calibri" w:cs="Calibri"/>
-          <w:sz w:val="20"/>
-          <w:szCs w:val="20"/>
-        </w:rPr>
-        <w:t xml:space="preserve"> (CQL), DBeaver,</w:t>
-      </w:r>
-      <w:r>
-        <w:rPr>
-          <w:rFonts w:ascii="Calibri" w:eastAsia="Calibri" w:hAnsi="Calibri" w:cs="Calibri"/>
-          <w:sz w:val="20"/>
-          <w:szCs w:val="20"/>
-        </w:rPr>
-        <w:t xml:space="preserve"> </w:t>
-      </w:r>
-      <w:r>
-        <w:rPr>
-          <w:rFonts w:ascii="Calibri" w:eastAsia="Calibri" w:hAnsi="Calibri" w:cs="Calibri"/>
-          <w:sz w:val="20"/>
-          <w:szCs w:val="20"/>
-        </w:rPr>
-        <w:t>Git, NUnit, Karma</w:t>
-      </w:r>
-    </w:p>
-    <w:p>
-      <w:pPr>
-        <w:pStyle w:val="Body"/>
-        <w:rPr>
-          <w:rFonts w:ascii="Calibri" w:eastAsia="Calibri" w:hAnsi="Calibri" w:cs="Calibri"/>
-          <w:b/>
-          <w:bCs/>
-          <w:sz w:val="20"/>
-          <w:szCs w:val="20"/>
-        </w:rPr>
-      </w:pPr>
-    </w:p>
-    <w:p>
-      <w:pPr>
-        <w:pStyle w:val="Body"/>
-        <w:rPr>
-          <w:rFonts w:ascii="Calibri" w:eastAsia="Calibri" w:hAnsi="Calibri" w:cs="Calibri"/>
-          <w:sz w:val="20"/>
-          <w:szCs w:val="20"/>
-        </w:rPr>
-      </w:pPr>
-      <w:r>
-        <w:rPr>
-          <w:rFonts w:ascii="Calibri" w:eastAsia="Calibri" w:hAnsi="Calibri" w:cs="Calibri"/>
-          <w:b/>
-          <w:bCs/>
-          <w:sz w:val="20"/>
-          <w:szCs w:val="20"/>
-        </w:rPr>
-        <w:t xml:space="preserve">Aspire Food Group </w:t>
-      </w:r>
-      <w:r>
-        <w:rPr>
-          <w:rFonts w:ascii="Calibri" w:eastAsia="Calibri" w:hAnsi="Calibri" w:cs="Calibri"/>
-          <w:b/>
-          <w:bCs/>
-          <w:sz w:val="20"/>
-          <w:szCs w:val="20"/>
-        </w:rPr>
-        <w:t>–</w:t>
-      </w:r>
-      <w:r>
-        <w:rPr>
-          <w:rFonts w:ascii="Calibri" w:eastAsia="Calibri" w:hAnsi="Calibri" w:cs="Calibri"/>
-          <w:b/>
-          <w:bCs/>
-          <w:sz w:val="20"/>
-          <w:szCs w:val="20"/>
-        </w:rPr>
-        <w:t xml:space="preserve"> </w:t>
-      </w:r>
-      <w:r>
-        <w:rPr>
-          <w:rFonts w:ascii="Calibri" w:eastAsia="Calibri" w:hAnsi="Calibri" w:cs="Calibri"/>
-          <w:bCs/>
-          <w:i/>
-          <w:sz w:val="20"/>
-          <w:szCs w:val="20"/>
-        </w:rPr>
-        <w:t xml:space="preserve">Engineering </w:t>
-      </w:r>
-      <w:r>
-        <w:rPr>
-          <w:rFonts w:ascii="Calibri" w:eastAsia="Calibri" w:hAnsi="Calibri" w:cs="Calibri"/>
-          <w:i/>
-          <w:iCs/>
-          <w:sz w:val="20"/>
-          <w:szCs w:val="20"/>
-        </w:rPr>
-        <w:t xml:space="preserve">Intern; </w:t>
-      </w:r>
-      <w:r>
-        <w:rPr>
-          <w:rFonts w:ascii="Calibri" w:eastAsia="Calibri" w:hAnsi="Calibri" w:cs="Calibri"/>
-          <w:sz w:val="20"/>
-          <w:szCs w:val="20"/>
-        </w:rPr>
-        <w:t>Austin, Texas</w:t>
-      </w:r>
-      <w:r>
-        <w:rPr>
-          <w:rFonts w:ascii="Calibri" w:eastAsia="Calibri" w:hAnsi="Calibri" w:cs="Calibri"/>
-          <w:sz w:val="20"/>
-          <w:szCs w:val="20"/>
-        </w:rPr>
-        <w:tab/>
-      </w:r>
-      <w:r>
-        <w:rPr>
-          <w:rFonts w:ascii="Calibri" w:eastAsia="Calibri" w:hAnsi="Calibri" w:cs="Calibri"/>
-          <w:sz w:val="20"/>
-          <w:szCs w:val="20"/>
-        </w:rPr>
-        <w:tab/>
-      </w:r>
-      <w:r>
-        <w:rPr>
-          <w:rFonts w:ascii="Calibri" w:eastAsia="Calibri" w:hAnsi="Calibri" w:cs="Calibri"/>
-          <w:sz w:val="20"/>
-          <w:szCs w:val="20"/>
-        </w:rPr>
-        <w:tab/>
-      </w:r>
-      <w:r>
-        <w:rPr>
-          <w:rFonts w:ascii="Calibri" w:eastAsia="Calibri" w:hAnsi="Calibri" w:cs="Calibri"/>
-          <w:sz w:val="20"/>
-          <w:szCs w:val="20"/>
-        </w:rPr>
-        <w:tab/>
-      </w:r>
-      <w:r>
-        <w:rPr>
-          <w:rFonts w:ascii="Calibri" w:eastAsia="Calibri" w:hAnsi="Calibri" w:cs="Calibri"/>
-          <w:sz w:val="20"/>
-          <w:szCs w:val="20"/>
-        </w:rPr>
-        <w:tab/>
-      </w:r>
-      <w:r>
-        <w:rPr>
-          <w:rFonts w:ascii="Calibri" w:eastAsia="Calibri" w:hAnsi="Calibri" w:cs="Calibri"/>
-          <w:sz w:val="20"/>
-          <w:szCs w:val="20"/>
-        </w:rPr>
-        <w:tab/>
-      </w:r>
-      <w:r>
-        <w:rPr>
-          <w:rFonts w:ascii="Calibri" w:eastAsia="Calibri" w:hAnsi="Calibri" w:cs="Calibri"/>
-          <w:sz w:val="20"/>
-          <w:szCs w:val="20"/>
-        </w:rPr>
-        <w:t>March 2016 - May 2016</w:t>
+          <w:sz w:val="20"/>
+          <w:szCs w:val="20"/>
+        </w:rPr>
+      </w:pPr>
+      <w:r>
+        <w:rPr>
+          <w:rFonts w:ascii="Calibri" w:eastAsia="Calibri" w:hAnsi="Calibri" w:cs="Calibri"/>
+          <w:sz w:val="20"/>
+          <w:szCs w:val="20"/>
+        </w:rPr>
+        <w:t>Parsed</w:t>
+      </w:r>
+      <w:r>
+        <w:rPr>
+          <w:rFonts w:ascii="Calibri" w:eastAsia="Calibri" w:hAnsi="Calibri" w:cs="Calibri"/>
+          <w:sz w:val="20"/>
+          <w:szCs w:val="20"/>
+        </w:rPr>
+        <w:t xml:space="preserve"> scientific papers in various disciplines to </w:t>
+      </w:r>
+      <w:r>
+        <w:rPr>
+          <w:rFonts w:ascii="Calibri" w:eastAsia="Calibri" w:hAnsi="Calibri" w:cs="Calibri"/>
+          <w:sz w:val="20"/>
+          <w:szCs w:val="20"/>
+        </w:rPr>
+        <w:t>discover</w:t>
+      </w:r>
+      <w:r>
+        <w:rPr>
+          <w:rFonts w:ascii="Calibri" w:eastAsia="Calibri" w:hAnsi="Calibri" w:cs="Calibri"/>
+          <w:sz w:val="20"/>
+          <w:szCs w:val="20"/>
+        </w:rPr>
+        <w:t xml:space="preserve"> mentions of software</w:t>
+      </w:r>
+      <w:r>
+        <w:rPr>
+          <w:rFonts w:ascii="Calibri" w:eastAsia="Calibri" w:hAnsi="Calibri" w:cs="Calibri"/>
+          <w:sz w:val="20"/>
+          <w:szCs w:val="20"/>
+        </w:rPr>
+        <w:t xml:space="preserve"> to create a machine-learning dataset</w:t>
       </w:r>
     </w:p>
     <w:p>
@@ -1432,55 +1591,31 @@
           <w:sz w:val="20"/>
           <w:szCs w:val="20"/>
         </w:rPr>
-        <w:t>Assisted in the creation of</w:t>
-      </w:r>
-      <w:r>
-        <w:rPr>
-          <w:rFonts w:ascii="Calibri" w:eastAsia="Calibri" w:hAnsi="Calibri" w:cs="Calibri"/>
-          <w:sz w:val="20"/>
-          <w:szCs w:val="20"/>
-        </w:rPr>
-        <w:t xml:space="preserve"> an automated water system </w:t>
-      </w:r>
-      <w:r>
-        <w:rPr>
-          <w:rFonts w:ascii="Calibri" w:eastAsia="Calibri" w:hAnsi="Calibri" w:cs="Calibri"/>
-          <w:sz w:val="20"/>
-          <w:szCs w:val="20"/>
-        </w:rPr>
-        <w:t>that provides</w:t>
-      </w:r>
-      <w:r>
-        <w:rPr>
-          <w:rFonts w:ascii="Calibri" w:eastAsia="Calibri" w:hAnsi="Calibri" w:cs="Calibri"/>
-          <w:sz w:val="20"/>
-          <w:szCs w:val="20"/>
-        </w:rPr>
-        <w:t xml:space="preserve"> </w:t>
-      </w:r>
-      <w:r>
-        <w:rPr>
-          <w:rFonts w:ascii="Calibri" w:eastAsia="Calibri" w:hAnsi="Calibri" w:cs="Calibri"/>
-          <w:sz w:val="20"/>
-          <w:szCs w:val="20"/>
-        </w:rPr>
-        <w:t xml:space="preserve">water to </w:t>
-      </w:r>
-      <w:r>
-        <w:rPr>
-          <w:rFonts w:ascii="Calibri" w:eastAsia="Calibri" w:hAnsi="Calibri" w:cs="Calibri"/>
-          <w:sz w:val="20"/>
-          <w:szCs w:val="20"/>
-        </w:rPr>
-        <w:t>Aketta crickets</w:t>
-      </w:r>
-      <w:r>
-        <w:rPr>
-          <w:rFonts w:ascii="Calibri" w:eastAsia="Calibri" w:hAnsi="Calibri" w:cs="Calibri"/>
-          <w:sz w:val="20"/>
-          <w:szCs w:val="20"/>
-        </w:rPr>
-        <w:t>.</w:t>
+        <w:t>Wrote</w:t>
+      </w:r>
+      <w:r>
+        <w:rPr>
+          <w:rFonts w:ascii="Calibri" w:eastAsia="Calibri" w:hAnsi="Calibri" w:cs="Calibri"/>
+          <w:sz w:val="20"/>
+          <w:szCs w:val="20"/>
+        </w:rPr>
+        <w:t xml:space="preserve"> a Python program to automatically parse </w:t>
+      </w:r>
+      <w:r>
+        <w:rPr>
+          <w:rFonts w:ascii="Calibri" w:eastAsia="Calibri" w:hAnsi="Calibri" w:cs="Calibri"/>
+          <w:sz w:val="20"/>
+          <w:szCs w:val="20"/>
+        </w:rPr>
+        <w:t xml:space="preserve">papers for specific </w:t>
+      </w:r>
+      <w:r>
+        <w:rPr>
+          <w:rFonts w:ascii="Calibri" w:eastAsia="Calibri" w:hAnsi="Calibri" w:cs="Calibri"/>
+          <w:sz w:val="20"/>
+          <w:szCs w:val="20"/>
+        </w:rPr>
+        <w:t>phrases</w:t>
       </w:r>
     </w:p>
     <w:p>
@@ -1492,33 +1627,318 @@
         </w:numPr>
         <w:rPr>
           <w:rFonts w:ascii="Calibri" w:eastAsia="Calibri" w:hAnsi="Calibri" w:cs="Calibri"/>
-          <w:sz w:val="20"/>
-          <w:szCs w:val="20"/>
-        </w:rPr>
-      </w:pPr>
-      <w:r>
-        <w:rPr>
-          <w:rFonts w:ascii="Calibri" w:eastAsia="Calibri" w:hAnsi="Calibri" w:cs="Calibri"/>
-          <w:sz w:val="20"/>
-          <w:szCs w:val="20"/>
-        </w:rPr>
-        <w:t xml:space="preserve">Water was provided via drip irrigation </w:t>
-      </w:r>
-      <w:r>
-        <w:rPr>
-          <w:rFonts w:ascii="Calibri" w:eastAsia="Calibri" w:hAnsi="Calibri" w:cs="Calibri"/>
-          <w:sz w:val="20"/>
-          <w:szCs w:val="20"/>
-        </w:rPr>
-        <w:t xml:space="preserve">based on monitored </w:t>
-      </w:r>
-      <w:r>
-        <w:rPr>
-          <w:rFonts w:ascii="Calibri" w:eastAsia="Calibri" w:hAnsi="Calibri" w:cs="Calibri"/>
-          <w:sz w:val="20"/>
-          <w:szCs w:val="20"/>
-        </w:rPr>
-        <w:t>moisture levels of soil.</w:t>
+          <w:b/>
+          <w:bCs/>
+          <w:sz w:val="20"/>
+          <w:szCs w:val="20"/>
+        </w:rPr>
+      </w:pPr>
+      <w:r>
+        <w:rPr>
+          <w:rFonts w:ascii="Calibri" w:eastAsia="Calibri" w:hAnsi="Calibri" w:cs="Calibri"/>
+          <w:i/>
+          <w:sz w:val="20"/>
+          <w:szCs w:val="20"/>
+        </w:rPr>
+        <w:t xml:space="preserve">Technologies Used: </w:t>
+      </w:r>
+      <w:r>
+        <w:rPr>
+          <w:rFonts w:ascii="Calibri" w:eastAsia="Calibri" w:hAnsi="Calibri" w:cs="Calibri"/>
+          <w:sz w:val="20"/>
+          <w:szCs w:val="20"/>
+        </w:rPr>
+        <w:t>Python, Git</w:t>
+      </w:r>
+    </w:p>
+    <w:p>
+      <w:pPr>
+        <w:pStyle w:val="Body"/>
+        <w:ind w:left="196"/>
+        <w:rPr>
+          <w:rFonts w:ascii="Calibri" w:eastAsia="Calibri" w:hAnsi="Calibri" w:cs="Calibri"/>
+          <w:b/>
+          <w:bCs/>
+          <w:sz w:val="20"/>
+          <w:szCs w:val="20"/>
+        </w:rPr>
+      </w:pPr>
+    </w:p>
+    <w:p>
+      <w:pPr>
+        <w:pStyle w:val="Body"/>
+        <w:rPr>
+          <w:rFonts w:ascii="Calibri" w:eastAsia="Calibri" w:hAnsi="Calibri" w:cs="Calibri"/>
+          <w:b/>
+          <w:sz w:val="20"/>
+          <w:szCs w:val="20"/>
+          <w:u w:val="single"/>
+        </w:rPr>
+      </w:pPr>
+      <w:r>
+        <w:rPr>
+          <w:rFonts w:ascii="Calibri" w:eastAsia="Calibri" w:hAnsi="Calibri" w:cs="Calibri"/>
+          <w:b/>
+          <w:sz w:val="20"/>
+          <w:szCs w:val="20"/>
+          <w:u w:val="single"/>
+        </w:rPr>
+        <w:t>PROJECTS</w:t>
+      </w:r>
+      <w:r>
+        <w:rPr>
+          <w:rFonts w:ascii="Calibri" w:eastAsia="Calibri" w:hAnsi="Calibri" w:cs="Calibri"/>
+          <w:b/>
+          <w:sz w:val="20"/>
+          <w:szCs w:val="20"/>
+          <w:u w:val="single"/>
+        </w:rPr>
+        <w:tab/>
+      </w:r>
+      <w:r>
+        <w:rPr>
+          <w:rFonts w:ascii="Calibri" w:eastAsia="Calibri" w:hAnsi="Calibri" w:cs="Calibri"/>
+          <w:b/>
+          <w:sz w:val="20"/>
+          <w:szCs w:val="20"/>
+          <w:u w:val="single"/>
+        </w:rPr>
+        <w:tab/>
+      </w:r>
+      <w:r>
+        <w:rPr>
+          <w:rFonts w:ascii="Calibri" w:eastAsia="Calibri" w:hAnsi="Calibri" w:cs="Calibri"/>
+          <w:b/>
+          <w:sz w:val="20"/>
+          <w:szCs w:val="20"/>
+          <w:u w:val="single"/>
+        </w:rPr>
+        <w:tab/>
+      </w:r>
+      <w:r>
+        <w:rPr>
+          <w:rFonts w:ascii="Calibri" w:eastAsia="Calibri" w:hAnsi="Calibri" w:cs="Calibri"/>
+          <w:b/>
+          <w:sz w:val="20"/>
+          <w:szCs w:val="20"/>
+          <w:u w:val="single"/>
+        </w:rPr>
+        <w:tab/>
+      </w:r>
+      <w:r>
+        <w:rPr>
+          <w:rFonts w:ascii="Calibri" w:eastAsia="Calibri" w:hAnsi="Calibri" w:cs="Calibri"/>
+          <w:b/>
+          <w:sz w:val="20"/>
+          <w:szCs w:val="20"/>
+          <w:u w:val="single"/>
+        </w:rPr>
+        <w:tab/>
+      </w:r>
+      <w:r>
+        <w:rPr>
+          <w:rFonts w:ascii="Calibri" w:eastAsia="Calibri" w:hAnsi="Calibri" w:cs="Calibri"/>
+          <w:b/>
+          <w:sz w:val="20"/>
+          <w:szCs w:val="20"/>
+          <w:u w:val="single"/>
+        </w:rPr>
+        <w:tab/>
+      </w:r>
+      <w:r>
+        <w:rPr>
+          <w:rFonts w:ascii="Calibri" w:eastAsia="Calibri" w:hAnsi="Calibri" w:cs="Calibri"/>
+          <w:b/>
+          <w:sz w:val="20"/>
+          <w:szCs w:val="20"/>
+          <w:u w:val="single"/>
+        </w:rPr>
+        <w:tab/>
+      </w:r>
+      <w:r>
+        <w:rPr>
+          <w:rFonts w:ascii="Calibri" w:eastAsia="Calibri" w:hAnsi="Calibri" w:cs="Calibri"/>
+          <w:b/>
+          <w:sz w:val="20"/>
+          <w:szCs w:val="20"/>
+          <w:u w:val="single"/>
+        </w:rPr>
+        <w:tab/>
+      </w:r>
+      <w:r>
+        <w:rPr>
+          <w:rFonts w:ascii="Calibri" w:eastAsia="Calibri" w:hAnsi="Calibri" w:cs="Calibri"/>
+          <w:b/>
+          <w:sz w:val="20"/>
+          <w:szCs w:val="20"/>
+          <w:u w:val="single"/>
+        </w:rPr>
+        <w:tab/>
+      </w:r>
+      <w:r>
+        <w:rPr>
+          <w:rFonts w:ascii="Calibri" w:eastAsia="Calibri" w:hAnsi="Calibri" w:cs="Calibri"/>
+          <w:b/>
+          <w:sz w:val="20"/>
+          <w:szCs w:val="20"/>
+          <w:u w:val="single"/>
+        </w:rPr>
+        <w:tab/>
+      </w:r>
+      <w:r>
+        <w:rPr>
+          <w:rFonts w:ascii="Calibri" w:eastAsia="Calibri" w:hAnsi="Calibri" w:cs="Calibri"/>
+          <w:b/>
+          <w:sz w:val="20"/>
+          <w:szCs w:val="20"/>
+          <w:u w:val="single"/>
+        </w:rPr>
+        <w:tab/>
+      </w:r>
+      <w:r>
+        <w:rPr>
+          <w:rFonts w:ascii="Calibri" w:eastAsia="Calibri" w:hAnsi="Calibri" w:cs="Calibri"/>
+          <w:b/>
+          <w:sz w:val="20"/>
+          <w:szCs w:val="20"/>
+          <w:u w:val="single"/>
+        </w:rPr>
+        <w:tab/>
+      </w:r>
+      <w:r>
+        <w:rPr>
+          <w:rFonts w:ascii="Calibri" w:eastAsia="Calibri" w:hAnsi="Calibri" w:cs="Calibri"/>
+          <w:b/>
+          <w:sz w:val="20"/>
+          <w:szCs w:val="20"/>
+          <w:u w:val="single"/>
+        </w:rPr>
+        <w:tab/>
+      </w:r>
+      <w:r>
+        <w:rPr>
+          <w:rFonts w:ascii="Calibri" w:eastAsia="Calibri" w:hAnsi="Calibri" w:cs="Calibri"/>
+          <w:b/>
+          <w:sz w:val="20"/>
+          <w:szCs w:val="20"/>
+          <w:u w:val="single"/>
+        </w:rPr>
+        <w:tab/>
+      </w:r>
+    </w:p>
+    <w:p>
+      <w:pPr>
+        <w:rPr>
+          <w:rFonts w:ascii="Calibri" w:eastAsia="Calibri" w:hAnsi="Calibri" w:cs="Calibri"/>
+          <w:b/>
+          <w:sz w:val="20"/>
+          <w:szCs w:val="20"/>
+        </w:rPr>
+      </w:pPr>
+      <w:r>
+        <w:rPr>
+          <w:rFonts w:ascii="Calibri" w:eastAsia="Calibri" w:hAnsi="Calibri" w:cs="Calibri"/>
+          <w:b/>
+          <w:sz w:val="20"/>
+          <w:szCs w:val="20"/>
+        </w:rPr>
+        <w:t>HashPass</w:t>
+      </w:r>
+      <w:r>
+        <w:rPr>
+          <w:rFonts w:ascii="Calibri" w:eastAsia="Calibri" w:hAnsi="Calibri" w:cs="Calibri"/>
+          <w:b/>
+          <w:sz w:val="20"/>
+          <w:szCs w:val="20"/>
+        </w:rPr>
+        <w:tab/>
+      </w:r>
+    </w:p>
+    <w:p>
+      <w:pPr>
+        <w:pStyle w:val="ListParagraph"/>
+        <w:numPr>
+          <w:ilvl w:val="0"/>
+          <w:numId w:val="2"/>
+        </w:numPr>
+        <w:rPr>
+          <w:rFonts w:eastAsia="Times New Roman"/>
+          <w:bdr w:val="none" w:sz="0" w:space="0" w:color="auto"/>
+        </w:rPr>
+      </w:pPr>
+      <w:r>
+        <w:rPr>
+          <w:rFonts w:ascii="Calibri" w:eastAsia="Calibri" w:hAnsi="Calibri" w:cs="Calibri"/>
+          <w:sz w:val="20"/>
+          <w:szCs w:val="20"/>
+        </w:rPr>
+        <w:t xml:space="preserve">Created a web application to cipher passwords for various popular websites using the </w:t>
+      </w:r>
+      <w:r>
+        <w:rPr>
+          <w:rFonts w:ascii="Calibri" w:eastAsia="Times New Roman" w:hAnsi="Calibri" w:cs="Calibri"/>
+          <w:bCs/>
+          <w:i/>
+          <w:color w:val="222222"/>
+          <w:sz w:val="20"/>
+          <w:szCs w:val="20"/>
+          <w:bdr w:val="none" w:sz="0" w:space="0" w:color="auto"/>
+          <w:shd w:val="clear" w:color="auto" w:fill="FFFFFF"/>
+        </w:rPr>
+        <w:t>Vigenère</w:t>
+      </w:r>
+      <w:r>
+        <w:rPr>
+          <w:rFonts w:ascii="Calibri" w:eastAsia="Times New Roman" w:hAnsi="Calibri" w:cs="Calibri"/>
+          <w:bCs/>
+          <w:color w:val="222222"/>
+          <w:sz w:val="20"/>
+          <w:szCs w:val="20"/>
+          <w:bdr w:val="none" w:sz="0" w:space="0" w:color="auto"/>
+          <w:shd w:val="clear" w:color="auto" w:fill="FFFFFF"/>
+        </w:rPr>
+        <w:t xml:space="preserve"> cipher</w:t>
+      </w:r>
+      <w:r>
+        <w:rPr>
+          <w:rFonts w:ascii="Calibri" w:eastAsia="Times New Roman" w:hAnsi="Calibri" w:cs="Calibri"/>
+          <w:bCs/>
+          <w:color w:val="222222"/>
+          <w:sz w:val="20"/>
+          <w:szCs w:val="20"/>
+          <w:bdr w:val="none" w:sz="0" w:space="0" w:color="auto"/>
+          <w:shd w:val="clear" w:color="auto" w:fill="FFFFFF"/>
+        </w:rPr>
+        <w:t xml:space="preserve">    </w:t>
+      </w:r>
+      <w:r>
+        <w:rPr>
+          <w:rFonts w:ascii="Calibri" w:eastAsia="Calibri" w:hAnsi="Calibri" w:cs="Calibri"/>
+          <w:sz w:val="20"/>
+          <w:szCs w:val="20"/>
+        </w:rPr>
+        <w:t>July 2017 – August 2017</w:t>
+      </w:r>
+    </w:p>
+    <w:p>
+      <w:pPr>
+        <w:pStyle w:val="ListParagraph"/>
+        <w:numPr>
+          <w:ilvl w:val="1"/>
+          <w:numId w:val="2"/>
+        </w:numPr>
+        <w:rPr>
+          <w:rFonts w:eastAsia="Times New Roman"/>
+          <w:bdr w:val="none" w:sz="0" w:space="0" w:color="auto"/>
+        </w:rPr>
+      </w:pPr>
+      <w:r>
+        <w:rPr>
+          <w:rFonts w:ascii="Calibri" w:eastAsia="Calibri" w:hAnsi="Calibri" w:cs="Calibri"/>
+          <w:sz w:val="20"/>
+          <w:szCs w:val="20"/>
+        </w:rPr>
+        <w:t xml:space="preserve">Each website has its own cipher key so users only have to remember their original password </w:t>
       </w:r>
     </w:p>
     <w:p>
@@ -1543,298 +1963,481 @@
           <w:sz w:val="20"/>
           <w:szCs w:val="20"/>
         </w:rPr>
-        <w:t>Utilized</w:t>
-      </w:r>
-      <w:r>
-        <w:rPr>
-          <w:rFonts w:ascii="Calibri" w:eastAsia="Calibri" w:hAnsi="Calibri" w:cs="Calibri"/>
-          <w:sz w:val="20"/>
-          <w:szCs w:val="20"/>
-        </w:rPr>
-        <w:t>:</w:t>
-      </w:r>
-      <w:r>
-        <w:rPr>
-          <w:rFonts w:ascii="Calibri" w:eastAsia="Calibri" w:hAnsi="Calibri" w:cs="Calibri"/>
-          <w:i/>
-          <w:sz w:val="20"/>
-          <w:szCs w:val="20"/>
-        </w:rPr>
-        <w:t xml:space="preserve"> </w:t>
-      </w:r>
-      <w:r>
-        <w:rPr>
-          <w:rFonts w:ascii="Calibri" w:eastAsia="Calibri" w:hAnsi="Calibri" w:cs="Calibri"/>
-          <w:sz w:val="20"/>
-          <w:szCs w:val="20"/>
-        </w:rPr>
-        <w:t>Raspberry Pi</w:t>
+        <w:t xml:space="preserve">Technologies Used: </w:t>
+      </w:r>
+      <w:r>
+        <w:rPr>
+          <w:rFonts w:ascii="Calibri" w:eastAsia="Calibri" w:hAnsi="Calibri" w:cs="Calibri"/>
+          <w:sz w:val="20"/>
+          <w:szCs w:val="20"/>
+        </w:rPr>
+        <w:t>Java, Angular</w:t>
       </w:r>
     </w:p>
     <w:p>
       <w:pPr>
-        <w:rPr>
-          <w:rFonts w:ascii="Calibri" w:eastAsia="Calibri" w:hAnsi="Calibri" w:cs="Calibri"/>
-          <w:b/>
-          <w:bCs/>
-          <w:sz w:val="20"/>
-          <w:szCs w:val="20"/>
-          <w:u w:val="single"/>
-        </w:rPr>
-      </w:pPr>
+        <w:pStyle w:val="Body"/>
+        <w:tabs>
+          <w:tab w:val="left" w:pos="6840"/>
+        </w:tabs>
+        <w:rPr>
+          <w:rFonts w:ascii="Calibri" w:eastAsia="Calibri" w:hAnsi="Calibri" w:cs="Calibri"/>
+          <w:b/>
+          <w:sz w:val="20"/>
+          <w:szCs w:val="20"/>
+        </w:rPr>
+      </w:pPr>
+      <w:r>
+        <w:rPr>
+          <w:rFonts w:ascii="Calibri" w:eastAsia="Calibri" w:hAnsi="Calibri" w:cs="Calibri"/>
+          <w:b/>
+          <w:sz w:val="20"/>
+          <w:szCs w:val="20"/>
+        </w:rPr>
+        <w:tab/>
+      </w:r>
     </w:p>
     <w:p>
       <w:pPr>
         <w:pStyle w:val="Body"/>
-        <w:rPr>
-          <w:rFonts w:ascii="Calibri" w:eastAsia="Calibri" w:hAnsi="Calibri" w:cs="Calibri"/>
-          <w:sz w:val="20"/>
-          <w:szCs w:val="20"/>
-          <w:u w:val="single"/>
-        </w:rPr>
-      </w:pPr>
-      <w:r>
-        <w:rPr>
-          <w:rFonts w:ascii="Calibri" w:eastAsia="Calibri" w:hAnsi="Calibri" w:cs="Calibri"/>
-          <w:b/>
-          <w:bCs/>
-          <w:sz w:val="20"/>
-          <w:szCs w:val="20"/>
-          <w:u w:val="single"/>
-        </w:rPr>
-        <w:t>LEADERSHIP EXPERIENCE AND ACTIVITIES</w:t>
-      </w:r>
-      <w:r>
-        <w:rPr>
-          <w:rFonts w:ascii="Calibri" w:eastAsia="Calibri" w:hAnsi="Calibri" w:cs="Calibri"/>
-          <w:sz w:val="20"/>
-          <w:szCs w:val="20"/>
-          <w:u w:val="single"/>
-        </w:rPr>
-        <w:tab/>
-      </w:r>
-      <w:r>
-        <w:rPr>
-          <w:rFonts w:ascii="Calibri" w:eastAsia="Calibri" w:hAnsi="Calibri" w:cs="Calibri"/>
-          <w:sz w:val="20"/>
-          <w:szCs w:val="20"/>
-          <w:u w:val="single"/>
-        </w:rPr>
-        <w:tab/>
-      </w:r>
-      <w:r>
-        <w:rPr>
-          <w:rFonts w:ascii="Calibri" w:eastAsia="Calibri" w:hAnsi="Calibri" w:cs="Calibri"/>
-          <w:sz w:val="20"/>
-          <w:szCs w:val="20"/>
-          <w:u w:val="single"/>
-        </w:rPr>
-        <w:tab/>
-      </w:r>
-      <w:r>
-        <w:rPr>
-          <w:rFonts w:ascii="Calibri" w:eastAsia="Calibri" w:hAnsi="Calibri" w:cs="Calibri"/>
-          <w:sz w:val="20"/>
-          <w:szCs w:val="20"/>
-          <w:u w:val="single"/>
-        </w:rPr>
-        <w:tab/>
-      </w:r>
-      <w:r>
-        <w:rPr>
-          <w:rFonts w:ascii="Calibri" w:eastAsia="Calibri" w:hAnsi="Calibri" w:cs="Calibri"/>
-          <w:sz w:val="20"/>
-          <w:szCs w:val="20"/>
-          <w:u w:val="single"/>
-        </w:rPr>
-        <w:tab/>
-      </w:r>
-      <w:r>
-        <w:rPr>
-          <w:rFonts w:ascii="Calibri" w:eastAsia="Calibri" w:hAnsi="Calibri" w:cs="Calibri"/>
-          <w:sz w:val="20"/>
-          <w:szCs w:val="20"/>
-          <w:u w:val="single"/>
-        </w:rPr>
-        <w:tab/>
-      </w:r>
-      <w:r>
-        <w:rPr>
-          <w:rFonts w:ascii="Calibri" w:eastAsia="Calibri" w:hAnsi="Calibri" w:cs="Calibri"/>
-          <w:sz w:val="20"/>
-          <w:szCs w:val="20"/>
-          <w:u w:val="single"/>
-        </w:rPr>
-        <w:tab/>
-      </w:r>
-      <w:r>
-        <w:rPr>
-          <w:rFonts w:ascii="Calibri" w:eastAsia="Calibri" w:hAnsi="Calibri" w:cs="Calibri"/>
-          <w:sz w:val="20"/>
-          <w:szCs w:val="20"/>
-          <w:u w:val="single"/>
-        </w:rPr>
-        <w:tab/>
-      </w:r>
-      <w:r>
-        <w:rPr>
-          <w:rFonts w:ascii="Calibri" w:eastAsia="Calibri" w:hAnsi="Calibri" w:cs="Calibri"/>
-          <w:sz w:val="20"/>
-          <w:szCs w:val="20"/>
-          <w:u w:val="single"/>
-        </w:rPr>
-        <w:tab/>
-      </w:r>
-      <w:r>
-        <w:rPr>
-          <w:rFonts w:ascii="Calibri" w:eastAsia="Calibri" w:hAnsi="Calibri" w:cs="Calibri"/>
-          <w:sz w:val="20"/>
-          <w:szCs w:val="20"/>
-          <w:u w:val="single"/>
-        </w:rPr>
-        <w:tab/>
-      </w:r>
-      <w:r>
-        <w:rPr>
-          <w:rFonts w:ascii="Calibri" w:eastAsia="Calibri" w:hAnsi="Calibri" w:cs="Calibri"/>
-          <w:sz w:val="20"/>
-          <w:szCs w:val="20"/>
-          <w:u w:val="single"/>
-        </w:rPr>
-        <w:tab/>
+        <w:tabs>
+          <w:tab w:val="left" w:pos="4673"/>
+        </w:tabs>
+        <w:rPr>
+          <w:rFonts w:ascii="Calibri" w:eastAsia="Calibri" w:hAnsi="Calibri" w:cs="Calibri"/>
+          <w:sz w:val="20"/>
+          <w:szCs w:val="20"/>
+        </w:rPr>
+      </w:pPr>
+      <w:r>
+        <w:rPr>
+          <w:rFonts w:ascii="Calibri" w:eastAsia="Calibri" w:hAnsi="Calibri" w:cs="Calibri"/>
+          <w:b/>
+          <w:sz w:val="20"/>
+          <w:szCs w:val="20"/>
+        </w:rPr>
+        <w:t>Embedded Systems Video Game</w:t>
+      </w:r>
+      <w:r>
+        <w:rPr>
+          <w:rFonts w:ascii="Calibri" w:eastAsia="Calibri" w:hAnsi="Calibri" w:cs="Calibri"/>
+          <w:b/>
+          <w:sz w:val="20"/>
+          <w:szCs w:val="20"/>
+        </w:rPr>
+        <w:tab/>
+      </w:r>
+      <w:r>
+        <w:rPr>
+          <w:rFonts w:ascii="Calibri" w:eastAsia="Calibri" w:hAnsi="Calibri" w:cs="Calibri"/>
+          <w:b/>
+          <w:sz w:val="20"/>
+          <w:szCs w:val="20"/>
+        </w:rPr>
+        <w:tab/>
+      </w:r>
+      <w:r>
+        <w:rPr>
+          <w:rFonts w:ascii="Calibri" w:eastAsia="Calibri" w:hAnsi="Calibri" w:cs="Calibri"/>
+          <w:b/>
+          <w:sz w:val="20"/>
+          <w:szCs w:val="20"/>
+        </w:rPr>
+        <w:tab/>
+      </w:r>
+      <w:r>
+        <w:rPr>
+          <w:rFonts w:ascii="Calibri" w:eastAsia="Calibri" w:hAnsi="Calibri" w:cs="Calibri"/>
+          <w:b/>
+          <w:sz w:val="20"/>
+          <w:szCs w:val="20"/>
+        </w:rPr>
+        <w:tab/>
+      </w:r>
+      <w:r>
+        <w:rPr>
+          <w:rFonts w:ascii="Calibri" w:eastAsia="Calibri" w:hAnsi="Calibri" w:cs="Calibri"/>
+          <w:b/>
+          <w:sz w:val="20"/>
+          <w:szCs w:val="20"/>
+        </w:rPr>
+        <w:tab/>
+      </w:r>
+      <w:r>
+        <w:rPr>
+          <w:rFonts w:ascii="Calibri" w:eastAsia="Calibri" w:hAnsi="Calibri" w:cs="Calibri"/>
+          <w:b/>
+          <w:sz w:val="20"/>
+          <w:szCs w:val="20"/>
+        </w:rPr>
+        <w:tab/>
+      </w:r>
+      <w:r>
+        <w:rPr>
+          <w:rFonts w:ascii="Calibri" w:eastAsia="Calibri" w:hAnsi="Calibri" w:cs="Calibri"/>
+          <w:b/>
+          <w:sz w:val="20"/>
+          <w:szCs w:val="20"/>
+        </w:rPr>
+        <w:tab/>
+      </w:r>
+      <w:r>
+        <w:rPr>
+          <w:rFonts w:ascii="Calibri" w:eastAsia="Calibri" w:hAnsi="Calibri" w:cs="Calibri"/>
+          <w:sz w:val="20"/>
+          <w:szCs w:val="20"/>
+        </w:rPr>
+        <w:t>Oct. 2016 – Dec. 2016</w:t>
       </w:r>
     </w:p>
     <w:p>
       <w:pPr>
+        <w:pStyle w:val="ListParagraph"/>
+        <w:numPr>
+          <w:ilvl w:val="0"/>
+          <w:numId w:val="6"/>
+        </w:numPr>
+        <w:rPr>
+          <w:rFonts w:ascii="Calibri" w:eastAsia="Calibri" w:hAnsi="Calibri" w:cs="Calibri"/>
+          <w:sz w:val="20"/>
+          <w:szCs w:val="20"/>
+        </w:rPr>
+      </w:pPr>
+      <w:r>
+        <w:rPr>
+          <w:rFonts w:ascii="Calibri" w:eastAsia="Calibri" w:hAnsi="Calibri" w:cs="Calibri"/>
+          <w:sz w:val="20"/>
+          <w:szCs w:val="20"/>
+        </w:rPr>
+        <w:t>Created a s</w:t>
+      </w:r>
+      <w:r>
+        <w:rPr>
+          <w:rFonts w:ascii="Calibri" w:eastAsia="Calibri" w:hAnsi="Calibri" w:cs="Calibri"/>
+          <w:sz w:val="20"/>
+          <w:szCs w:val="20"/>
+        </w:rPr>
+        <w:t xml:space="preserve">ingle-player video game implemented with the TIVA C-Series Microcontroller and a Sitronix LCD </w:t>
+      </w:r>
+    </w:p>
+    <w:p>
+      <w:pPr>
+        <w:pStyle w:val="ListParagraph"/>
+        <w:numPr>
+          <w:ilvl w:val="0"/>
+          <w:numId w:val="6"/>
+        </w:numPr>
+        <w:rPr>
+          <w:rFonts w:ascii="Calibri" w:eastAsia="Calibri" w:hAnsi="Calibri" w:cs="Calibri"/>
+          <w:sz w:val="20"/>
+          <w:szCs w:val="20"/>
+        </w:rPr>
+      </w:pPr>
+      <w:r>
+        <w:rPr>
+          <w:rFonts w:ascii="Calibri" w:eastAsia="Calibri" w:hAnsi="Calibri" w:cs="Calibri"/>
+          <w:sz w:val="20"/>
+          <w:szCs w:val="20"/>
+        </w:rPr>
+        <w:t>Integrated</w:t>
+      </w:r>
+      <w:r>
+        <w:rPr>
+          <w:rFonts w:ascii="Calibri" w:eastAsia="Calibri" w:hAnsi="Calibri" w:cs="Calibri"/>
+          <w:sz w:val="20"/>
+          <w:szCs w:val="20"/>
+        </w:rPr>
+        <w:t xml:space="preserve"> a Finite State Machine, ADC, DAC, and UART</w:t>
+      </w:r>
+    </w:p>
+    <w:p>
+      <w:pPr>
+        <w:pStyle w:val="ListParagraph"/>
+        <w:numPr>
+          <w:ilvl w:val="0"/>
+          <w:numId w:val="6"/>
+        </w:numPr>
+        <w:rPr>
+          <w:rFonts w:ascii="Calibri" w:eastAsia="Calibri" w:hAnsi="Calibri" w:cs="Calibri"/>
+          <w:sz w:val="20"/>
+          <w:szCs w:val="20"/>
+        </w:rPr>
+      </w:pPr>
+      <w:r>
+        <w:rPr>
+          <w:rFonts w:ascii="Calibri" w:eastAsia="Calibri" w:hAnsi="Calibri" w:cs="Calibri"/>
+          <w:i/>
+          <w:sz w:val="20"/>
+          <w:szCs w:val="20"/>
+        </w:rPr>
+        <w:t>Technologies Used</w:t>
+      </w:r>
+      <w:r>
+        <w:rPr>
+          <w:rFonts w:ascii="Calibri" w:eastAsia="Calibri" w:hAnsi="Calibri" w:cs="Calibri"/>
+          <w:sz w:val="20"/>
+          <w:szCs w:val="20"/>
+        </w:rPr>
+        <w:t xml:space="preserve">: </w:t>
+      </w:r>
+      <w:r>
+        <w:rPr>
+          <w:rFonts w:ascii="Calibri" w:eastAsia="Calibri" w:hAnsi="Calibri" w:cs="Calibri"/>
+          <w:sz w:val="20"/>
+          <w:szCs w:val="20"/>
+        </w:rPr>
+        <w:t>C/Arm Assembly</w:t>
+      </w:r>
+    </w:p>
+    <w:p>
+      <w:pPr>
+        <w:rPr>
+          <w:rFonts w:ascii="Calibri" w:eastAsia="Calibri" w:hAnsi="Calibri" w:cs="Calibri"/>
+          <w:b/>
+          <w:bCs/>
+          <w:sz w:val="20"/>
+          <w:szCs w:val="20"/>
+          <w:u w:val="single"/>
+        </w:rPr>
+      </w:pPr>
+    </w:p>
+    <w:p>
+      <w:pPr>
         <w:pStyle w:val="Body"/>
         <w:rPr>
           <w:rFonts w:ascii="Calibri" w:eastAsia="Calibri" w:hAnsi="Calibri" w:cs="Calibri"/>
           <w:sz w:val="20"/>
           <w:szCs w:val="20"/>
-        </w:rPr>
-      </w:pPr>
-      <w:r>
-        <w:rPr>
-          <w:rFonts w:ascii="Calibri" w:eastAsia="Calibri" w:hAnsi="Calibri" w:cs="Calibri"/>
-          <w:b/>
-          <w:sz w:val="20"/>
-          <w:szCs w:val="20"/>
-        </w:rPr>
-        <w:t xml:space="preserve">KIPP Austin College Prep </w:t>
-      </w:r>
-      <w:r>
-        <w:rPr>
-          <w:rFonts w:ascii="Calibri" w:eastAsia="Calibri" w:hAnsi="Calibri" w:cs="Calibri"/>
-          <w:b/>
-          <w:sz w:val="20"/>
-          <w:szCs w:val="20"/>
-        </w:rPr>
-        <w:tab/>
-      </w:r>
-      <w:r>
-        <w:rPr>
-          <w:rFonts w:ascii="Calibri" w:eastAsia="Calibri" w:hAnsi="Calibri" w:cs="Calibri"/>
-          <w:b/>
-          <w:sz w:val="20"/>
-          <w:szCs w:val="20"/>
-        </w:rPr>
-        <w:tab/>
-      </w:r>
-      <w:r>
-        <w:rPr>
-          <w:rFonts w:ascii="Calibri" w:eastAsia="Calibri" w:hAnsi="Calibri" w:cs="Calibri"/>
-          <w:b/>
-          <w:sz w:val="20"/>
-          <w:szCs w:val="20"/>
-        </w:rPr>
-        <w:tab/>
-      </w:r>
-      <w:r>
-        <w:rPr>
-          <w:rFonts w:ascii="Calibri" w:eastAsia="Calibri" w:hAnsi="Calibri" w:cs="Calibri"/>
-          <w:b/>
-          <w:sz w:val="20"/>
-          <w:szCs w:val="20"/>
-        </w:rPr>
-        <w:tab/>
-      </w:r>
-      <w:r>
-        <w:rPr>
-          <w:rFonts w:ascii="Calibri" w:eastAsia="Calibri" w:hAnsi="Calibri" w:cs="Calibri"/>
-          <w:b/>
-          <w:sz w:val="20"/>
-          <w:szCs w:val="20"/>
-        </w:rPr>
-        <w:tab/>
-      </w:r>
-      <w:r>
-        <w:rPr>
-          <w:rFonts w:ascii="Calibri" w:eastAsia="Calibri" w:hAnsi="Calibri" w:cs="Calibri"/>
-          <w:b/>
-          <w:sz w:val="20"/>
-          <w:szCs w:val="20"/>
-        </w:rPr>
-        <w:tab/>
-      </w:r>
-      <w:r>
-        <w:rPr>
-          <w:rFonts w:ascii="Calibri" w:eastAsia="Calibri" w:hAnsi="Calibri" w:cs="Calibri"/>
-          <w:b/>
-          <w:sz w:val="20"/>
-          <w:szCs w:val="20"/>
-        </w:rPr>
-        <w:tab/>
-      </w:r>
-      <w:r>
-        <w:rPr>
-          <w:rFonts w:ascii="Calibri" w:eastAsia="Calibri" w:hAnsi="Calibri" w:cs="Calibri"/>
-          <w:b/>
-          <w:sz w:val="20"/>
-          <w:szCs w:val="20"/>
-        </w:rPr>
-        <w:tab/>
-      </w:r>
-      <w:r>
-        <w:rPr>
-          <w:rFonts w:ascii="Calibri" w:eastAsia="Calibri" w:hAnsi="Calibri" w:cs="Calibri"/>
-          <w:b/>
-          <w:sz w:val="20"/>
-          <w:szCs w:val="20"/>
-        </w:rPr>
-        <w:tab/>
-      </w:r>
-      <w:r>
-        <w:rPr>
-          <w:rFonts w:ascii="Calibri" w:eastAsia="Calibri" w:hAnsi="Calibri" w:cs="Calibri"/>
-          <w:b/>
-          <w:sz w:val="20"/>
-          <w:szCs w:val="20"/>
-        </w:rPr>
-        <w:tab/>
-      </w:r>
-      <w:r>
-        <w:rPr>
-          <w:rFonts w:ascii="Calibri" w:eastAsia="Calibri" w:hAnsi="Calibri" w:cs="Calibri"/>
-          <w:sz w:val="20"/>
-          <w:szCs w:val="20"/>
-        </w:rPr>
-        <w:t xml:space="preserve">August 2017 </w:t>
-      </w:r>
-      <w:r>
-        <w:rPr>
-          <w:rFonts w:ascii="Calibri" w:eastAsia="Calibri" w:hAnsi="Calibri" w:cs="Calibri"/>
-          <w:sz w:val="20"/>
-          <w:szCs w:val="20"/>
-        </w:rPr>
-        <w:t>–</w:t>
-      </w:r>
-      <w:r>
-        <w:rPr>
-          <w:rFonts w:ascii="Calibri" w:eastAsia="Calibri" w:hAnsi="Calibri" w:cs="Calibri"/>
-          <w:sz w:val="20"/>
-          <w:szCs w:val="20"/>
-        </w:rPr>
-        <w:t xml:space="preserve"> Present</w:t>
+          <w:u w:val="single"/>
+        </w:rPr>
+      </w:pPr>
+      <w:r>
+        <w:rPr>
+          <w:rFonts w:ascii="Calibri" w:eastAsia="Calibri" w:hAnsi="Calibri" w:cs="Calibri"/>
+          <w:b/>
+          <w:bCs/>
+          <w:sz w:val="20"/>
+          <w:szCs w:val="20"/>
+          <w:u w:val="single"/>
+        </w:rPr>
+        <w:t>LEADERSHIP EXPERIENCE AND ACTIVITIES</w:t>
+      </w:r>
+      <w:r>
+        <w:rPr>
+          <w:rFonts w:ascii="Calibri" w:eastAsia="Calibri" w:hAnsi="Calibri" w:cs="Calibri"/>
+          <w:sz w:val="20"/>
+          <w:szCs w:val="20"/>
+          <w:u w:val="single"/>
+        </w:rPr>
+        <w:tab/>
+      </w:r>
+      <w:r>
+        <w:rPr>
+          <w:rFonts w:ascii="Calibri" w:eastAsia="Calibri" w:hAnsi="Calibri" w:cs="Calibri"/>
+          <w:sz w:val="20"/>
+          <w:szCs w:val="20"/>
+          <w:u w:val="single"/>
+        </w:rPr>
+        <w:tab/>
+      </w:r>
+      <w:r>
+        <w:rPr>
+          <w:rFonts w:ascii="Calibri" w:eastAsia="Calibri" w:hAnsi="Calibri" w:cs="Calibri"/>
+          <w:sz w:val="20"/>
+          <w:szCs w:val="20"/>
+          <w:u w:val="single"/>
+        </w:rPr>
+        <w:tab/>
+      </w:r>
+      <w:r>
+        <w:rPr>
+          <w:rFonts w:ascii="Calibri" w:eastAsia="Calibri" w:hAnsi="Calibri" w:cs="Calibri"/>
+          <w:sz w:val="20"/>
+          <w:szCs w:val="20"/>
+          <w:u w:val="single"/>
+        </w:rPr>
+        <w:tab/>
+      </w:r>
+      <w:r>
+        <w:rPr>
+          <w:rFonts w:ascii="Calibri" w:eastAsia="Calibri" w:hAnsi="Calibri" w:cs="Calibri"/>
+          <w:sz w:val="20"/>
+          <w:szCs w:val="20"/>
+          <w:u w:val="single"/>
+        </w:rPr>
+        <w:tab/>
+      </w:r>
+      <w:r>
+        <w:rPr>
+          <w:rFonts w:ascii="Calibri" w:eastAsia="Calibri" w:hAnsi="Calibri" w:cs="Calibri"/>
+          <w:sz w:val="20"/>
+          <w:szCs w:val="20"/>
+          <w:u w:val="single"/>
+        </w:rPr>
+        <w:tab/>
+      </w:r>
+      <w:r>
+        <w:rPr>
+          <w:rFonts w:ascii="Calibri" w:eastAsia="Calibri" w:hAnsi="Calibri" w:cs="Calibri"/>
+          <w:sz w:val="20"/>
+          <w:szCs w:val="20"/>
+          <w:u w:val="single"/>
+        </w:rPr>
+        <w:tab/>
+      </w:r>
+      <w:r>
+        <w:rPr>
+          <w:rFonts w:ascii="Calibri" w:eastAsia="Calibri" w:hAnsi="Calibri" w:cs="Calibri"/>
+          <w:sz w:val="20"/>
+          <w:szCs w:val="20"/>
+          <w:u w:val="single"/>
+        </w:rPr>
+        <w:tab/>
+      </w:r>
+      <w:r>
+        <w:rPr>
+          <w:rFonts w:ascii="Calibri" w:eastAsia="Calibri" w:hAnsi="Calibri" w:cs="Calibri"/>
+          <w:sz w:val="20"/>
+          <w:szCs w:val="20"/>
+          <w:u w:val="single"/>
+        </w:rPr>
+        <w:tab/>
+      </w:r>
+      <w:r>
+        <w:rPr>
+          <w:rFonts w:ascii="Calibri" w:eastAsia="Calibri" w:hAnsi="Calibri" w:cs="Calibri"/>
+          <w:sz w:val="20"/>
+          <w:szCs w:val="20"/>
+          <w:u w:val="single"/>
+        </w:rPr>
+        <w:tab/>
+      </w:r>
+      <w:r>
+        <w:rPr>
+          <w:rFonts w:ascii="Calibri" w:eastAsia="Calibri" w:hAnsi="Calibri" w:cs="Calibri"/>
+          <w:sz w:val="20"/>
+          <w:szCs w:val="20"/>
+          <w:u w:val="single"/>
+        </w:rPr>
+        <w:tab/>
+      </w:r>
+    </w:p>
+    <w:p>
+      <w:pPr>
+        <w:pStyle w:val="Body"/>
+        <w:rPr>
+          <w:rFonts w:ascii="Calibri" w:eastAsia="Calibri" w:hAnsi="Calibri" w:cs="Calibri"/>
+          <w:sz w:val="20"/>
+          <w:szCs w:val="20"/>
+        </w:rPr>
+      </w:pPr>
+      <w:r>
+        <w:rPr>
+          <w:rFonts w:ascii="Calibri" w:eastAsia="Calibri" w:hAnsi="Calibri" w:cs="Calibri"/>
+          <w:b/>
+          <w:bCs/>
+          <w:sz w:val="20"/>
+          <w:szCs w:val="20"/>
+        </w:rPr>
+        <w:t>Student Engineering Council</w:t>
+      </w:r>
+      <w:r>
+        <w:rPr>
+          <w:rFonts w:ascii="Calibri" w:eastAsia="Calibri" w:hAnsi="Calibri" w:cs="Calibri"/>
+          <w:b/>
+          <w:bCs/>
+          <w:sz w:val="20"/>
+          <w:szCs w:val="20"/>
+        </w:rPr>
+        <w:t xml:space="preserve">; </w:t>
+      </w:r>
+      <w:r>
+        <w:rPr>
+          <w:rFonts w:ascii="Calibri" w:eastAsia="Calibri" w:hAnsi="Calibri" w:cs="Calibri"/>
+          <w:bCs/>
+          <w:sz w:val="20"/>
+          <w:szCs w:val="20"/>
+        </w:rPr>
+        <w:t>Member-at-Large</w:t>
+      </w:r>
+      <w:r>
+        <w:rPr>
+          <w:rFonts w:ascii="Calibri" w:eastAsia="Calibri" w:hAnsi="Calibri" w:cs="Calibri"/>
+          <w:b/>
+          <w:bCs/>
+          <w:sz w:val="20"/>
+          <w:szCs w:val="20"/>
+        </w:rPr>
+        <w:tab/>
+      </w:r>
+      <w:r>
+        <w:rPr>
+          <w:rFonts w:ascii="Calibri" w:eastAsia="Calibri" w:hAnsi="Calibri" w:cs="Calibri"/>
+          <w:b/>
+          <w:bCs/>
+          <w:sz w:val="20"/>
+          <w:szCs w:val="20"/>
+        </w:rPr>
+        <w:tab/>
+      </w:r>
+      <w:r>
+        <w:rPr>
+          <w:rFonts w:ascii="Calibri" w:eastAsia="Calibri" w:hAnsi="Calibri" w:cs="Calibri"/>
+          <w:b/>
+          <w:bCs/>
+          <w:sz w:val="20"/>
+          <w:szCs w:val="20"/>
+        </w:rPr>
+        <w:tab/>
+      </w:r>
+      <w:r>
+        <w:rPr>
+          <w:rFonts w:ascii="Calibri" w:eastAsia="Calibri" w:hAnsi="Calibri" w:cs="Calibri"/>
+          <w:b/>
+          <w:bCs/>
+          <w:sz w:val="20"/>
+          <w:szCs w:val="20"/>
+        </w:rPr>
+        <w:tab/>
+      </w:r>
+      <w:r>
+        <w:rPr>
+          <w:rFonts w:ascii="Calibri" w:eastAsia="Calibri" w:hAnsi="Calibri" w:cs="Calibri"/>
+          <w:b/>
+          <w:bCs/>
+          <w:sz w:val="20"/>
+          <w:szCs w:val="20"/>
+        </w:rPr>
+        <w:tab/>
+      </w:r>
+      <w:r>
+        <w:rPr>
+          <w:rFonts w:ascii="Calibri" w:eastAsia="Calibri" w:hAnsi="Calibri" w:cs="Calibri"/>
+          <w:b/>
+          <w:bCs/>
+          <w:sz w:val="20"/>
+          <w:szCs w:val="20"/>
+        </w:rPr>
+        <w:tab/>
+      </w:r>
+      <w:r>
+        <w:rPr>
+          <w:rFonts w:ascii="Calibri" w:eastAsia="Calibri" w:hAnsi="Calibri" w:cs="Calibri"/>
+          <w:b/>
+          <w:bCs/>
+          <w:sz w:val="20"/>
+          <w:szCs w:val="20"/>
+        </w:rPr>
+        <w:tab/>
+      </w:r>
+      <w:r>
+        <w:rPr>
+          <w:rFonts w:ascii="Calibri" w:eastAsia="Calibri" w:hAnsi="Calibri" w:cs="Calibri"/>
+          <w:bCs/>
+          <w:sz w:val="20"/>
+          <w:szCs w:val="20"/>
+        </w:rPr>
+        <w:t>September 2017 - Present</w:t>
       </w:r>
     </w:p>
     <w:p>
@@ -1856,163 +2459,23 @@
           <w:sz w:val="20"/>
           <w:szCs w:val="20"/>
         </w:rPr>
-        <w:t>Currently mentoring a student at KACP via the Plan II</w:t>
-      </w:r>
-      <w:r>
-        <w:rPr>
-          <w:rFonts w:ascii="Calibri" w:eastAsia="Calibri" w:hAnsi="Calibri" w:cs="Calibri"/>
-          <w:sz w:val="20"/>
-          <w:szCs w:val="20"/>
-        </w:rPr>
-        <w:t xml:space="preserve"> </w:t>
-      </w:r>
-      <w:r>
-        <w:rPr>
-          <w:rFonts w:ascii="Calibri" w:eastAsia="Calibri" w:hAnsi="Calibri" w:cs="Calibri"/>
-          <w:bCs/>
-          <w:i/>
-          <w:sz w:val="20"/>
-          <w:szCs w:val="20"/>
-        </w:rPr>
-        <w:t xml:space="preserve">– </w:t>
-      </w:r>
-      <w:r>
-        <w:rPr>
-          <w:rFonts w:ascii="Calibri" w:eastAsia="Calibri" w:hAnsi="Calibri" w:cs="Calibri"/>
-          <w:sz w:val="20"/>
-          <w:szCs w:val="20"/>
-        </w:rPr>
-        <w:t>KIPP Partnership</w:t>
-      </w:r>
-    </w:p>
-    <w:p>
-      <w:pPr>
-        <w:pStyle w:val="Body"/>
-        <w:rPr>
-          <w:rFonts w:ascii="Calibri" w:eastAsia="Calibri" w:hAnsi="Calibri" w:cs="Calibri"/>
-          <w:sz w:val="20"/>
-          <w:szCs w:val="20"/>
-          <w:u w:val="single"/>
-        </w:rPr>
-      </w:pPr>
-    </w:p>
-    <w:p>
-      <w:pPr>
-        <w:pStyle w:val="Body"/>
-        <w:rPr>
-          <w:rFonts w:ascii="Calibri" w:eastAsia="Calibri" w:hAnsi="Calibri" w:cs="Calibri"/>
-          <w:sz w:val="20"/>
-          <w:szCs w:val="20"/>
-        </w:rPr>
-      </w:pPr>
-      <w:r>
-        <w:rPr>
-          <w:rFonts w:ascii="Calibri" w:eastAsia="Calibri" w:hAnsi="Calibri" w:cs="Calibri"/>
-          <w:b/>
-          <w:bCs/>
-          <w:sz w:val="20"/>
-          <w:szCs w:val="20"/>
-        </w:rPr>
-        <w:t>Student Engineering Council</w:t>
-      </w:r>
-      <w:r>
-        <w:rPr>
-          <w:rFonts w:ascii="Calibri" w:eastAsia="Calibri" w:hAnsi="Calibri" w:cs="Calibri"/>
-          <w:b/>
-          <w:bCs/>
-          <w:sz w:val="20"/>
-          <w:szCs w:val="20"/>
-        </w:rPr>
-        <w:tab/>
-      </w:r>
-      <w:r>
-        <w:rPr>
-          <w:rFonts w:ascii="Calibri" w:eastAsia="Calibri" w:hAnsi="Calibri" w:cs="Calibri"/>
-          <w:b/>
-          <w:bCs/>
-          <w:sz w:val="20"/>
-          <w:szCs w:val="20"/>
-        </w:rPr>
-        <w:tab/>
-      </w:r>
-      <w:r>
-        <w:rPr>
-          <w:rFonts w:ascii="Calibri" w:eastAsia="Calibri" w:hAnsi="Calibri" w:cs="Calibri"/>
-          <w:b/>
-          <w:bCs/>
-          <w:sz w:val="20"/>
-          <w:szCs w:val="20"/>
-        </w:rPr>
-        <w:tab/>
-      </w:r>
-      <w:r>
-        <w:rPr>
-          <w:rFonts w:ascii="Calibri" w:eastAsia="Calibri" w:hAnsi="Calibri" w:cs="Calibri"/>
-          <w:b/>
-          <w:bCs/>
-          <w:sz w:val="20"/>
-          <w:szCs w:val="20"/>
-        </w:rPr>
-        <w:tab/>
-      </w:r>
-      <w:r>
-        <w:rPr>
-          <w:rFonts w:ascii="Calibri" w:eastAsia="Calibri" w:hAnsi="Calibri" w:cs="Calibri"/>
-          <w:b/>
-          <w:bCs/>
-          <w:sz w:val="20"/>
-          <w:szCs w:val="20"/>
-        </w:rPr>
-        <w:tab/>
-      </w:r>
-      <w:r>
-        <w:rPr>
-          <w:rFonts w:ascii="Calibri" w:eastAsia="Calibri" w:hAnsi="Calibri" w:cs="Calibri"/>
-          <w:b/>
-          <w:bCs/>
-          <w:sz w:val="20"/>
-          <w:szCs w:val="20"/>
-        </w:rPr>
-        <w:tab/>
-      </w:r>
-      <w:r>
-        <w:rPr>
-          <w:rFonts w:ascii="Calibri" w:eastAsia="Calibri" w:hAnsi="Calibri" w:cs="Calibri"/>
-          <w:b/>
-          <w:bCs/>
-          <w:sz w:val="20"/>
-          <w:szCs w:val="20"/>
-        </w:rPr>
-        <w:tab/>
-      </w:r>
-      <w:r>
-        <w:rPr>
-          <w:rFonts w:ascii="Calibri" w:eastAsia="Calibri" w:hAnsi="Calibri" w:cs="Calibri"/>
-          <w:b/>
-          <w:bCs/>
-          <w:sz w:val="20"/>
-          <w:szCs w:val="20"/>
-        </w:rPr>
-        <w:tab/>
-      </w:r>
-      <w:r>
-        <w:rPr>
-          <w:rFonts w:ascii="Calibri" w:eastAsia="Calibri" w:hAnsi="Calibri" w:cs="Calibri"/>
-          <w:b/>
-          <w:bCs/>
-          <w:sz w:val="20"/>
-          <w:szCs w:val="20"/>
-        </w:rPr>
-        <w:tab/>
-      </w:r>
-      <w:r>
-        <w:rPr>
-          <w:rFonts w:ascii="Calibri" w:eastAsia="Calibri" w:hAnsi="Calibri" w:cs="Calibri"/>
-          <w:bCs/>
-          <w:sz w:val="20"/>
-          <w:szCs w:val="20"/>
-        </w:rPr>
-        <w:t>September 2017 - Present</w:t>
+        <w:t xml:space="preserve">Responsible for planning various socials, projects, and events for freshman engineers as a leader of the Society of Freshman Engineers </w:t>
+      </w:r>
+      <w:r>
+        <w:rPr>
+          <w:rFonts w:ascii="Calibri" w:eastAsia="Calibri" w:hAnsi="Calibri" w:cs="Calibri"/>
+          <w:sz w:val="20"/>
+          <w:szCs w:val="20"/>
+        </w:rPr>
+        <w:t xml:space="preserve">(SFE) </w:t>
+      </w:r>
+      <w:r>
+        <w:rPr>
+          <w:rFonts w:ascii="Calibri" w:eastAsia="Calibri" w:hAnsi="Calibri" w:cs="Calibri"/>
+          <w:sz w:val="20"/>
+          <w:szCs w:val="20"/>
+        </w:rPr>
+        <w:t>sub-committee</w:t>
       </w:r>
     </w:p>
     <w:p>
@@ -2034,7 +2497,15 @@
           <w:sz w:val="20"/>
           <w:szCs w:val="20"/>
         </w:rPr>
-        <w:t>Member-At-Large</w:t>
+        <w:t>Financial overseer for the Corporate Chili Cook-off (SFE’s</w:t>
+      </w:r>
+      <w:r>
+        <w:rPr>
+          <w:rFonts w:ascii="Calibri" w:eastAsia="Calibri" w:hAnsi="Calibri" w:cs="Calibri"/>
+          <w:sz w:val="20"/>
+          <w:szCs w:val="20"/>
+        </w:rPr>
+        <w:t xml:space="preserve"> largest Spring event)</w:t>
       </w:r>
     </w:p>
     <w:p>
@@ -2043,7 +2514,6 @@
         <w:rPr>
           <w:rFonts w:ascii="Calibri" w:eastAsia="Calibri" w:hAnsi="Calibri" w:cs="Calibri"/>
           <w:b/>
-          <w:bCs/>
           <w:sz w:val="20"/>
           <w:szCs w:val="20"/>
         </w:rPr>
@@ -2062,107 +2532,108 @@
         <w:rPr>
           <w:rFonts w:ascii="Calibri" w:eastAsia="Calibri" w:hAnsi="Calibri" w:cs="Calibri"/>
           <w:b/>
-          <w:bCs/>
-          <w:sz w:val="20"/>
-          <w:szCs w:val="20"/>
-        </w:rPr>
-        <w:t>UT Solar Vehicle Team</w:t>
-      </w:r>
-      <w:r>
-        <w:rPr>
-          <w:rFonts w:ascii="Calibri" w:eastAsia="Calibri" w:hAnsi="Calibri" w:cs="Calibri"/>
-          <w:sz w:val="20"/>
-          <w:szCs w:val="20"/>
-        </w:rPr>
-        <w:tab/>
-      </w:r>
-      <w:r>
-        <w:rPr>
-          <w:rFonts w:ascii="Calibri" w:eastAsia="Calibri" w:hAnsi="Calibri" w:cs="Calibri"/>
-          <w:sz w:val="20"/>
-          <w:szCs w:val="20"/>
-        </w:rPr>
-        <w:tab/>
-      </w:r>
-      <w:r>
-        <w:rPr>
-          <w:rFonts w:ascii="Calibri" w:eastAsia="Calibri" w:hAnsi="Calibri" w:cs="Calibri"/>
-          <w:sz w:val="20"/>
-          <w:szCs w:val="20"/>
-        </w:rPr>
-        <w:tab/>
-      </w:r>
-      <w:r>
-        <w:rPr>
-          <w:rFonts w:ascii="Calibri" w:eastAsia="Calibri" w:hAnsi="Calibri" w:cs="Calibri"/>
-          <w:sz w:val="20"/>
-          <w:szCs w:val="20"/>
-        </w:rPr>
-        <w:tab/>
-      </w:r>
-      <w:r>
-        <w:rPr>
-          <w:rFonts w:ascii="Calibri" w:eastAsia="Calibri" w:hAnsi="Calibri" w:cs="Calibri"/>
-          <w:sz w:val="20"/>
-          <w:szCs w:val="20"/>
-        </w:rPr>
-        <w:tab/>
-      </w:r>
-      <w:r>
-        <w:rPr>
-          <w:rFonts w:ascii="Calibri" w:eastAsia="Calibri" w:hAnsi="Calibri" w:cs="Calibri"/>
-          <w:sz w:val="20"/>
-          <w:szCs w:val="20"/>
-        </w:rPr>
-        <w:tab/>
-      </w:r>
-      <w:r>
-        <w:rPr>
-          <w:rFonts w:ascii="Calibri" w:eastAsia="Calibri" w:hAnsi="Calibri" w:cs="Calibri"/>
-          <w:sz w:val="20"/>
-          <w:szCs w:val="20"/>
-        </w:rPr>
-        <w:tab/>
-      </w:r>
-      <w:r>
-        <w:rPr>
-          <w:rFonts w:ascii="Calibri" w:eastAsia="Calibri" w:hAnsi="Calibri" w:cs="Calibri"/>
-          <w:sz w:val="20"/>
-          <w:szCs w:val="20"/>
-        </w:rPr>
-        <w:tab/>
-      </w:r>
-      <w:r>
-        <w:rPr>
-          <w:rFonts w:ascii="Calibri" w:eastAsia="Calibri" w:hAnsi="Calibri" w:cs="Calibri"/>
-          <w:sz w:val="20"/>
-          <w:szCs w:val="20"/>
-        </w:rPr>
-        <w:tab/>
-      </w:r>
-      <w:r>
-        <w:rPr>
-          <w:rFonts w:ascii="Calibri" w:eastAsia="Calibri" w:hAnsi="Calibri" w:cs="Calibri"/>
-          <w:sz w:val="20"/>
-          <w:szCs w:val="20"/>
-        </w:rPr>
-        <w:tab/>
-      </w:r>
-      <w:r>
-        <w:rPr>
-          <w:rFonts w:ascii="Calibri" w:eastAsia="Calibri" w:hAnsi="Calibri" w:cs="Calibri"/>
-          <w:sz w:val="20"/>
-          <w:szCs w:val="20"/>
-        </w:rPr>
-        <w:t>August</w:t>
-      </w:r>
-      <w:r>
-        <w:rPr>
-          <w:rFonts w:ascii="Calibri" w:eastAsia="Calibri" w:hAnsi="Calibri" w:cs="Calibri"/>
-          <w:sz w:val="20"/>
-          <w:szCs w:val="20"/>
-        </w:rPr>
-        <w:t xml:space="preserve"> 2016 </w:t>
+          <w:sz w:val="20"/>
+          <w:szCs w:val="20"/>
+        </w:rPr>
+        <w:t xml:space="preserve">KIPP Austin College Prep </w:t>
+      </w:r>
+      <w:r>
+        <w:rPr>
+          <w:rFonts w:ascii="Calibri" w:eastAsia="Calibri" w:hAnsi="Calibri" w:cs="Calibri"/>
+          <w:b/>
+          <w:sz w:val="20"/>
+          <w:szCs w:val="20"/>
+        </w:rPr>
+        <w:tab/>
+      </w:r>
+      <w:r>
+        <w:rPr>
+          <w:rFonts w:ascii="Calibri" w:eastAsia="Calibri" w:hAnsi="Calibri" w:cs="Calibri"/>
+          <w:b/>
+          <w:sz w:val="20"/>
+          <w:szCs w:val="20"/>
+        </w:rPr>
+        <w:tab/>
+      </w:r>
+      <w:r>
+        <w:rPr>
+          <w:rFonts w:ascii="Calibri" w:eastAsia="Calibri" w:hAnsi="Calibri" w:cs="Calibri"/>
+          <w:b/>
+          <w:sz w:val="20"/>
+          <w:szCs w:val="20"/>
+        </w:rPr>
+        <w:tab/>
+      </w:r>
+      <w:r>
+        <w:rPr>
+          <w:rFonts w:ascii="Calibri" w:eastAsia="Calibri" w:hAnsi="Calibri" w:cs="Calibri"/>
+          <w:b/>
+          <w:sz w:val="20"/>
+          <w:szCs w:val="20"/>
+        </w:rPr>
+        <w:tab/>
+      </w:r>
+      <w:r>
+        <w:rPr>
+          <w:rFonts w:ascii="Calibri" w:eastAsia="Calibri" w:hAnsi="Calibri" w:cs="Calibri"/>
+          <w:b/>
+          <w:sz w:val="20"/>
+          <w:szCs w:val="20"/>
+        </w:rPr>
+        <w:tab/>
+      </w:r>
+      <w:r>
+        <w:rPr>
+          <w:rFonts w:ascii="Calibri" w:eastAsia="Calibri" w:hAnsi="Calibri" w:cs="Calibri"/>
+          <w:b/>
+          <w:sz w:val="20"/>
+          <w:szCs w:val="20"/>
+        </w:rPr>
+        <w:tab/>
+      </w:r>
+      <w:r>
+        <w:rPr>
+          <w:rFonts w:ascii="Calibri" w:eastAsia="Calibri" w:hAnsi="Calibri" w:cs="Calibri"/>
+          <w:b/>
+          <w:sz w:val="20"/>
+          <w:szCs w:val="20"/>
+        </w:rPr>
+        <w:tab/>
+      </w:r>
+      <w:r>
+        <w:rPr>
+          <w:rFonts w:ascii="Calibri" w:eastAsia="Calibri" w:hAnsi="Calibri" w:cs="Calibri"/>
+          <w:b/>
+          <w:sz w:val="20"/>
+          <w:szCs w:val="20"/>
+        </w:rPr>
+        <w:tab/>
+      </w:r>
+      <w:r>
+        <w:rPr>
+          <w:rFonts w:ascii="Calibri" w:eastAsia="Calibri" w:hAnsi="Calibri" w:cs="Calibri"/>
+          <w:b/>
+          <w:sz w:val="20"/>
+          <w:szCs w:val="20"/>
+        </w:rPr>
+        <w:tab/>
+      </w:r>
+      <w:r>
+        <w:rPr>
+          <w:rFonts w:ascii="Calibri" w:eastAsia="Calibri" w:hAnsi="Calibri" w:cs="Calibri"/>
+          <w:b/>
+          <w:sz w:val="20"/>
+          <w:szCs w:val="20"/>
+        </w:rPr>
+        <w:tab/>
+      </w:r>
+      <w:r>
+        <w:rPr>
+          <w:rFonts w:ascii="Calibri" w:eastAsia="Calibri" w:hAnsi="Calibri" w:cs="Calibri"/>
+          <w:sz w:val="20"/>
+          <w:szCs w:val="20"/>
+        </w:rPr>
+        <w:t xml:space="preserve">August 2017 </w:t>
       </w:r>
       <w:r>
         <w:rPr>
@@ -2178,23 +2649,7 @@
           <w:sz w:val="20"/>
           <w:szCs w:val="20"/>
         </w:rPr>
-        <w:t xml:space="preserve"> </w:t>
-      </w:r>
-      <w:r>
-        <w:rPr>
-          <w:rFonts w:ascii="Calibri" w:eastAsia="Calibri" w:hAnsi="Calibri" w:cs="Calibri"/>
-          <w:sz w:val="20"/>
-          <w:szCs w:val="20"/>
-        </w:rPr>
-        <w:t>Dec.</w:t>
-      </w:r>
-      <w:r>
-        <w:rPr>
-          <w:rFonts w:ascii="Calibri" w:eastAsia="Calibri" w:hAnsi="Calibri" w:cs="Calibri"/>
-          <w:sz w:val="20"/>
-          <w:szCs w:val="20"/>
-        </w:rPr>
-        <w:t xml:space="preserve"> 2016</w:t>
+        <w:t xml:space="preserve"> Present</w:t>
       </w:r>
     </w:p>
     <w:p>
@@ -2216,61 +2671,57 @@
           <w:sz w:val="20"/>
           <w:szCs w:val="20"/>
         </w:rPr>
-        <w:t>Designed various</w:t>
-      </w:r>
-      <w:r>
-        <w:rPr>
-          <w:rFonts w:ascii="Calibri" w:eastAsia="Calibri" w:hAnsi="Calibri" w:cs="Calibri"/>
-          <w:sz w:val="20"/>
-          <w:szCs w:val="20"/>
-        </w:rPr>
-        <w:t xml:space="preserve"> electrical </w:t>
-      </w:r>
-      <w:r>
-        <w:rPr>
-          <w:rFonts w:ascii="Calibri" w:eastAsia="Calibri" w:hAnsi="Calibri" w:cs="Calibri"/>
-          <w:sz w:val="20"/>
-          <w:szCs w:val="20"/>
-        </w:rPr>
-        <w:t>components</w:t>
-      </w:r>
-      <w:r>
-        <w:rPr>
-          <w:rFonts w:ascii="Calibri" w:eastAsia="Calibri" w:hAnsi="Calibri" w:cs="Calibri"/>
-          <w:sz w:val="20"/>
-          <w:szCs w:val="20"/>
-        </w:rPr>
-        <w:t xml:space="preserve"> of </w:t>
-      </w:r>
-      <w:r>
-        <w:rPr>
-          <w:rFonts w:ascii="Calibri" w:eastAsia="Calibri" w:hAnsi="Calibri" w:cs="Calibri"/>
-          <w:sz w:val="20"/>
-          <w:szCs w:val="20"/>
-        </w:rPr>
-        <w:t>the UT Austin solar vehicle.</w:t>
-      </w:r>
-    </w:p>
-    <w:p>
-      <w:pPr>
-        <w:pStyle w:val="Body"/>
-        <w:numPr>
-          <w:ilvl w:val="0"/>
-          <w:numId w:val="6"/>
-        </w:numPr>
-        <w:rPr>
-          <w:rFonts w:ascii="Calibri" w:eastAsia="Calibri" w:hAnsi="Calibri" w:cs="Calibri"/>
-          <w:sz w:val="20"/>
-          <w:szCs w:val="20"/>
-        </w:rPr>
-      </w:pPr>
-      <w:r>
-        <w:rPr>
-          <w:rFonts w:ascii="Calibri" w:eastAsia="Calibri" w:hAnsi="Calibri" w:cs="Calibri"/>
-          <w:sz w:val="20"/>
-          <w:szCs w:val="20"/>
-        </w:rPr>
-        <w:t>Contacted companies to raise fundraising for the solar vehicle team.</w:t>
+        <w:t xml:space="preserve">Currently mentoring a </w:t>
+      </w:r>
+      <w:r>
+        <w:rPr>
+          <w:rFonts w:ascii="Calibri" w:eastAsia="Calibri" w:hAnsi="Calibri" w:cs="Calibri"/>
+          <w:sz w:val="20"/>
+          <w:szCs w:val="20"/>
+        </w:rPr>
+        <w:t>fifth-grade</w:t>
+      </w:r>
+      <w:r>
+        <w:rPr>
+          <w:rFonts w:ascii="Calibri" w:eastAsia="Calibri" w:hAnsi="Calibri" w:cs="Calibri"/>
+          <w:sz w:val="20"/>
+          <w:szCs w:val="20"/>
+        </w:rPr>
+        <w:t xml:space="preserve"> </w:t>
+      </w:r>
+      <w:r>
+        <w:rPr>
+          <w:rFonts w:ascii="Calibri" w:eastAsia="Calibri" w:hAnsi="Calibri" w:cs="Calibri"/>
+          <w:sz w:val="20"/>
+          <w:szCs w:val="20"/>
+        </w:rPr>
+        <w:t>student at KACP via the Plan II</w:t>
+      </w:r>
+      <w:r>
+        <w:rPr>
+          <w:rFonts w:ascii="Calibri" w:eastAsia="Calibri" w:hAnsi="Calibri" w:cs="Calibri"/>
+          <w:sz w:val="20"/>
+          <w:szCs w:val="20"/>
+        </w:rPr>
+        <w:t xml:space="preserve"> </w:t>
+      </w:r>
+      <w:r>
+        <w:rPr>
+          <w:rFonts w:ascii="Calibri" w:eastAsia="Calibri" w:hAnsi="Calibri" w:cs="Calibri"/>
+          <w:bCs/>
+          <w:i/>
+          <w:sz w:val="20"/>
+          <w:szCs w:val="20"/>
+        </w:rPr>
+        <w:t xml:space="preserve">– </w:t>
+      </w:r>
+      <w:r>
+        <w:rPr>
+          <w:rFonts w:ascii="Calibri" w:eastAsia="Calibri" w:hAnsi="Calibri" w:cs="Calibri"/>
+          <w:sz w:val="20"/>
+          <w:szCs w:val="20"/>
+        </w:rPr>
+        <w:t>KIPP Partnership</w:t>
       </w:r>
     </w:p>
     <w:p>
@@ -2281,994 +2732,385 @@
         </w:tabs>
         <w:rPr>
           <w:rFonts w:ascii="Calibri" w:eastAsia="Calibri" w:hAnsi="Calibri" w:cs="Calibri"/>
-          <w:sz w:val="20"/>
-          <w:szCs w:val="20"/>
-        </w:rPr>
-      </w:pPr>
-      <w:r>
-        <w:rPr>
-          <w:rFonts w:ascii="Calibri" w:eastAsia="Calibri" w:hAnsi="Calibri" w:cs="Calibri"/>
-          <w:sz w:val="20"/>
-          <w:szCs w:val="20"/>
-        </w:rPr>
-        <w:tab/>
-      </w:r>
+          <w:b/>
+          <w:bCs/>
+          <w:sz w:val="20"/>
+          <w:szCs w:val="20"/>
+        </w:rPr>
+      </w:pPr>
     </w:p>
     <w:p>
       <w:pPr>
         <w:pStyle w:val="Body"/>
-        <w:rPr>
-          <w:rFonts w:ascii="Calibri" w:eastAsia="Calibri" w:hAnsi="Calibri" w:cs="Calibri"/>
-          <w:b/>
-          <w:sz w:val="20"/>
-          <w:szCs w:val="20"/>
-          <w:u w:val="single"/>
-        </w:rPr>
-      </w:pPr>
-      <w:r>
-        <w:rPr>
-          <w:rFonts w:ascii="Calibri" w:eastAsia="Calibri" w:hAnsi="Calibri" w:cs="Calibri"/>
-          <w:b/>
-          <w:sz w:val="20"/>
-          <w:szCs w:val="20"/>
-          <w:u w:val="single"/>
-        </w:rPr>
-        <w:t>PROJECTS</w:t>
-      </w:r>
-      <w:r>
-        <w:rPr>
-          <w:rFonts w:ascii="Calibri" w:eastAsia="Calibri" w:hAnsi="Calibri" w:cs="Calibri"/>
-          <w:b/>
-          <w:sz w:val="20"/>
-          <w:szCs w:val="20"/>
-          <w:u w:val="single"/>
-        </w:rPr>
-        <w:tab/>
-      </w:r>
-      <w:r>
-        <w:rPr>
-          <w:rFonts w:ascii="Calibri" w:eastAsia="Calibri" w:hAnsi="Calibri" w:cs="Calibri"/>
-          <w:b/>
-          <w:sz w:val="20"/>
-          <w:szCs w:val="20"/>
-          <w:u w:val="single"/>
-        </w:rPr>
-        <w:tab/>
-      </w:r>
-      <w:r>
-        <w:rPr>
-          <w:rFonts w:ascii="Calibri" w:eastAsia="Calibri" w:hAnsi="Calibri" w:cs="Calibri"/>
-          <w:b/>
-          <w:sz w:val="20"/>
-          <w:szCs w:val="20"/>
-          <w:u w:val="single"/>
-        </w:rPr>
-        <w:tab/>
-      </w:r>
-      <w:r>
-        <w:rPr>
-          <w:rFonts w:ascii="Calibri" w:eastAsia="Calibri" w:hAnsi="Calibri" w:cs="Calibri"/>
-          <w:b/>
-          <w:sz w:val="20"/>
-          <w:szCs w:val="20"/>
-          <w:u w:val="single"/>
-        </w:rPr>
-        <w:tab/>
-      </w:r>
-      <w:r>
-        <w:rPr>
-          <w:rFonts w:ascii="Calibri" w:eastAsia="Calibri" w:hAnsi="Calibri" w:cs="Calibri"/>
-          <w:b/>
-          <w:sz w:val="20"/>
-          <w:szCs w:val="20"/>
-          <w:u w:val="single"/>
-        </w:rPr>
-        <w:tab/>
-      </w:r>
-      <w:r>
-        <w:rPr>
-          <w:rFonts w:ascii="Calibri" w:eastAsia="Calibri" w:hAnsi="Calibri" w:cs="Calibri"/>
-          <w:b/>
-          <w:sz w:val="20"/>
-          <w:szCs w:val="20"/>
-          <w:u w:val="single"/>
-        </w:rPr>
-        <w:tab/>
-      </w:r>
-      <w:r>
-        <w:rPr>
-          <w:rFonts w:ascii="Calibri" w:eastAsia="Calibri" w:hAnsi="Calibri" w:cs="Calibri"/>
-          <w:b/>
-          <w:sz w:val="20"/>
-          <w:szCs w:val="20"/>
-          <w:u w:val="single"/>
-        </w:rPr>
-        <w:tab/>
-      </w:r>
-      <w:r>
-        <w:rPr>
-          <w:rFonts w:ascii="Calibri" w:eastAsia="Calibri" w:hAnsi="Calibri" w:cs="Calibri"/>
-          <w:b/>
-          <w:sz w:val="20"/>
-          <w:szCs w:val="20"/>
-          <w:u w:val="single"/>
-        </w:rPr>
-        <w:tab/>
-      </w:r>
-      <w:r>
-        <w:rPr>
-          <w:rFonts w:ascii="Calibri" w:eastAsia="Calibri" w:hAnsi="Calibri" w:cs="Calibri"/>
-          <w:b/>
-          <w:sz w:val="20"/>
-          <w:szCs w:val="20"/>
-          <w:u w:val="single"/>
-        </w:rPr>
-        <w:tab/>
-      </w:r>
-      <w:r>
-        <w:rPr>
-          <w:rFonts w:ascii="Calibri" w:eastAsia="Calibri" w:hAnsi="Calibri" w:cs="Calibri"/>
-          <w:b/>
-          <w:sz w:val="20"/>
-          <w:szCs w:val="20"/>
-          <w:u w:val="single"/>
-        </w:rPr>
-        <w:tab/>
-      </w:r>
-      <w:r>
-        <w:rPr>
-          <w:rFonts w:ascii="Calibri" w:eastAsia="Calibri" w:hAnsi="Calibri" w:cs="Calibri"/>
-          <w:b/>
-          <w:sz w:val="20"/>
-          <w:szCs w:val="20"/>
-          <w:u w:val="single"/>
-        </w:rPr>
-        <w:tab/>
-      </w:r>
-      <w:r>
-        <w:rPr>
-          <w:rFonts w:ascii="Calibri" w:eastAsia="Calibri" w:hAnsi="Calibri" w:cs="Calibri"/>
-          <w:b/>
-          <w:sz w:val="20"/>
-          <w:szCs w:val="20"/>
-          <w:u w:val="single"/>
-        </w:rPr>
-        <w:tab/>
-      </w:r>
-      <w:r>
-        <w:rPr>
-          <w:rFonts w:ascii="Calibri" w:eastAsia="Calibri" w:hAnsi="Calibri" w:cs="Calibri"/>
-          <w:b/>
-          <w:sz w:val="20"/>
-          <w:szCs w:val="20"/>
-          <w:u w:val="single"/>
+        <w:tabs>
+          <w:tab w:val="left" w:pos="7988"/>
+        </w:tabs>
+        <w:rPr>
+          <w:rFonts w:ascii="Calibri" w:eastAsia="Calibri" w:hAnsi="Calibri" w:cs="Calibri"/>
+          <w:sz w:val="20"/>
+          <w:szCs w:val="20"/>
+        </w:rPr>
+      </w:pPr>
+      <w:r>
+        <w:rPr>
+          <w:rFonts w:ascii="Calibri" w:eastAsia="Calibri" w:hAnsi="Calibri" w:cs="Calibri"/>
+          <w:sz w:val="20"/>
+          <w:szCs w:val="20"/>
         </w:rPr>
         <w:tab/>
       </w:r>
     </w:p>
     <w:p>
       <w:pPr>
-        <w:rPr>
-          <w:rFonts w:ascii="Calibri" w:eastAsia="Calibri" w:hAnsi="Calibri" w:cs="Calibri"/>
-          <w:sz w:val="20"/>
-          <w:szCs w:val="20"/>
-        </w:rPr>
-      </w:pPr>
-      <w:r>
-        <w:rPr>
-          <w:rFonts w:ascii="Calibri" w:eastAsia="Calibri" w:hAnsi="Calibri" w:cs="Calibri"/>
-          <w:b/>
-          <w:sz w:val="20"/>
-          <w:szCs w:val="20"/>
-        </w:rPr>
-        <w:t>Rate My Summer</w:t>
-      </w:r>
-      <w:r>
-        <w:rPr>
-          <w:rFonts w:ascii="Calibri" w:eastAsia="Calibri" w:hAnsi="Calibri" w:cs="Calibri"/>
-          <w:b/>
-          <w:sz w:val="20"/>
-          <w:szCs w:val="20"/>
-        </w:rPr>
-        <w:tab/>
-      </w:r>
-      <w:r>
-        <w:rPr>
-          <w:rFonts w:ascii="Calibri" w:eastAsia="Calibri" w:hAnsi="Calibri" w:cs="Calibri"/>
-          <w:b/>
-          <w:sz w:val="20"/>
-          <w:szCs w:val="20"/>
-        </w:rPr>
-        <w:tab/>
-      </w:r>
-      <w:r>
-        <w:rPr>
-          <w:rFonts w:ascii="Calibri" w:eastAsia="Calibri" w:hAnsi="Calibri" w:cs="Calibri"/>
-          <w:b/>
-          <w:sz w:val="20"/>
-          <w:szCs w:val="20"/>
-        </w:rPr>
-        <w:tab/>
-      </w:r>
-      <w:r>
-        <w:rPr>
-          <w:rFonts w:ascii="Calibri" w:eastAsia="Calibri" w:hAnsi="Calibri" w:cs="Calibri"/>
-          <w:b/>
-          <w:sz w:val="20"/>
-          <w:szCs w:val="20"/>
-        </w:rPr>
-        <w:tab/>
-      </w:r>
-      <w:r>
-        <w:rPr>
-          <w:rFonts w:ascii="Calibri" w:eastAsia="Calibri" w:hAnsi="Calibri" w:cs="Calibri"/>
-          <w:b/>
-          <w:sz w:val="20"/>
-          <w:szCs w:val="20"/>
-        </w:rPr>
-        <w:tab/>
-      </w:r>
-      <w:r>
-        <w:rPr>
-          <w:rFonts w:ascii="Calibri" w:eastAsia="Calibri" w:hAnsi="Calibri" w:cs="Calibri"/>
-          <w:b/>
-          <w:sz w:val="20"/>
-          <w:szCs w:val="20"/>
-        </w:rPr>
-        <w:tab/>
-      </w:r>
-      <w:r>
-        <w:rPr>
-          <w:rFonts w:ascii="Calibri" w:eastAsia="Calibri" w:hAnsi="Calibri" w:cs="Calibri"/>
-          <w:b/>
-          <w:sz w:val="20"/>
-          <w:szCs w:val="20"/>
-        </w:rPr>
-        <w:tab/>
-      </w:r>
-      <w:r>
-        <w:rPr>
-          <w:rFonts w:ascii="Calibri" w:eastAsia="Calibri" w:hAnsi="Calibri" w:cs="Calibri"/>
-          <w:b/>
-          <w:sz w:val="20"/>
-          <w:szCs w:val="20"/>
-        </w:rPr>
-        <w:tab/>
-      </w:r>
-      <w:r>
-        <w:rPr>
-          <w:rFonts w:ascii="Calibri" w:eastAsia="Calibri" w:hAnsi="Calibri" w:cs="Calibri"/>
-          <w:b/>
-          <w:sz w:val="20"/>
-          <w:szCs w:val="20"/>
-        </w:rPr>
-        <w:tab/>
-      </w:r>
-      <w:r>
-        <w:rPr>
-          <w:rFonts w:ascii="Calibri" w:eastAsia="Calibri" w:hAnsi="Calibri" w:cs="Calibri"/>
-          <w:b/>
-          <w:sz w:val="20"/>
-          <w:szCs w:val="20"/>
-        </w:rPr>
-        <w:tab/>
-      </w:r>
-      <w:r>
-        <w:rPr>
-          <w:rFonts w:ascii="Calibri" w:eastAsia="Calibri" w:hAnsi="Calibri" w:cs="Calibri"/>
-          <w:sz w:val="20"/>
-          <w:szCs w:val="20"/>
-        </w:rPr>
-        <w:t>July 2017</w:t>
+        <w:pStyle w:val="Body"/>
+        <w:rPr>
+          <w:rFonts w:ascii="Calibri" w:eastAsia="Calibri" w:hAnsi="Calibri" w:cs="Calibri"/>
+          <w:sz w:val="20"/>
+          <w:szCs w:val="20"/>
+          <w:u w:val="single"/>
+        </w:rPr>
+      </w:pPr>
+      <w:r>
+        <w:rPr>
+          <w:rFonts w:ascii="Calibri" w:eastAsia="Calibri" w:hAnsi="Calibri" w:cs="Calibri"/>
+          <w:b/>
+          <w:bCs/>
+          <w:sz w:val="20"/>
+          <w:szCs w:val="20"/>
+          <w:u w:val="single"/>
+        </w:rPr>
+        <w:t>ADDITIONAL INFORMATION</w:t>
+      </w:r>
+      <w:r>
+        <w:rPr>
+          <w:rFonts w:ascii="Calibri" w:eastAsia="Calibri" w:hAnsi="Calibri" w:cs="Calibri"/>
+          <w:sz w:val="20"/>
+          <w:szCs w:val="20"/>
+          <w:u w:val="single"/>
+        </w:rPr>
+        <w:tab/>
+      </w:r>
+      <w:r>
+        <w:rPr>
+          <w:rFonts w:ascii="Calibri" w:eastAsia="Calibri" w:hAnsi="Calibri" w:cs="Calibri"/>
+          <w:sz w:val="20"/>
+          <w:szCs w:val="20"/>
+          <w:u w:val="single"/>
+        </w:rPr>
+        <w:tab/>
+      </w:r>
+      <w:r>
+        <w:rPr>
+          <w:rFonts w:ascii="Calibri" w:eastAsia="Calibri" w:hAnsi="Calibri" w:cs="Calibri"/>
+          <w:sz w:val="20"/>
+          <w:szCs w:val="20"/>
+          <w:u w:val="single"/>
+        </w:rPr>
+        <w:tab/>
+      </w:r>
+      <w:r>
+        <w:rPr>
+          <w:rFonts w:ascii="Calibri" w:eastAsia="Calibri" w:hAnsi="Calibri" w:cs="Calibri"/>
+          <w:sz w:val="20"/>
+          <w:szCs w:val="20"/>
+          <w:u w:val="single"/>
+        </w:rPr>
+        <w:tab/>
+      </w:r>
+      <w:r>
+        <w:rPr>
+          <w:rFonts w:ascii="Calibri" w:eastAsia="Calibri" w:hAnsi="Calibri" w:cs="Calibri"/>
+          <w:sz w:val="20"/>
+          <w:szCs w:val="20"/>
+          <w:u w:val="single"/>
+        </w:rPr>
+        <w:tab/>
+      </w:r>
+      <w:r>
+        <w:rPr>
+          <w:rFonts w:ascii="Calibri" w:eastAsia="Calibri" w:hAnsi="Calibri" w:cs="Calibri"/>
+          <w:sz w:val="20"/>
+          <w:szCs w:val="20"/>
+          <w:u w:val="single"/>
+        </w:rPr>
+        <w:tab/>
+      </w:r>
+      <w:r>
+        <w:rPr>
+          <w:rFonts w:ascii="Calibri" w:eastAsia="Calibri" w:hAnsi="Calibri" w:cs="Calibri"/>
+          <w:sz w:val="20"/>
+          <w:szCs w:val="20"/>
+          <w:u w:val="single"/>
+        </w:rPr>
+        <w:tab/>
+      </w:r>
+      <w:r>
+        <w:rPr>
+          <w:rFonts w:ascii="Calibri" w:eastAsia="Calibri" w:hAnsi="Calibri" w:cs="Calibri"/>
+          <w:sz w:val="20"/>
+          <w:szCs w:val="20"/>
+          <w:u w:val="single"/>
+        </w:rPr>
+        <w:tab/>
+      </w:r>
+      <w:r>
+        <w:rPr>
+          <w:rFonts w:ascii="Calibri" w:eastAsia="Calibri" w:hAnsi="Calibri" w:cs="Calibri"/>
+          <w:sz w:val="20"/>
+          <w:szCs w:val="20"/>
+          <w:u w:val="single"/>
+        </w:rPr>
+        <w:tab/>
+      </w:r>
+      <w:r>
+        <w:rPr>
+          <w:rFonts w:ascii="Calibri" w:eastAsia="Calibri" w:hAnsi="Calibri" w:cs="Calibri"/>
+          <w:sz w:val="20"/>
+          <w:szCs w:val="20"/>
+          <w:u w:val="single"/>
+        </w:rPr>
+        <w:tab/>
+      </w:r>
+      <w:r>
+        <w:rPr>
+          <w:rFonts w:ascii="Calibri" w:eastAsia="Calibri" w:hAnsi="Calibri" w:cs="Calibri"/>
+          <w:sz w:val="20"/>
+          <w:szCs w:val="20"/>
+          <w:u w:val="single"/>
+        </w:rPr>
+        <w:tab/>
+      </w:r>
+      <w:r>
+        <w:rPr>
+          <w:rFonts w:ascii="Calibri" w:eastAsia="Calibri" w:hAnsi="Calibri" w:cs="Calibri"/>
+          <w:sz w:val="20"/>
+          <w:szCs w:val="20"/>
+          <w:u w:val="single"/>
+        </w:rPr>
+        <w:tab/>
       </w:r>
     </w:p>
     <w:p>
       <w:pPr>
-        <w:pStyle w:val="ListParagraph"/>
-        <w:numPr>
-          <w:ilvl w:val="0"/>
-          <w:numId w:val="6"/>
-        </w:numPr>
-        <w:rPr>
-          <w:rFonts w:ascii="Calibri" w:eastAsia="Calibri" w:hAnsi="Calibri" w:cs="Calibri"/>
-          <w:sz w:val="20"/>
-          <w:szCs w:val="20"/>
-        </w:rPr>
-      </w:pPr>
-      <w:r>
-        <w:rPr>
-          <w:rFonts w:ascii="Calibri" w:eastAsia="Calibri" w:hAnsi="Calibri" w:cs="Calibri"/>
-          <w:sz w:val="20"/>
-          <w:szCs w:val="20"/>
-        </w:rPr>
-        <w:t>Web application that allows college students to rate/review their summer internships.</w:t>
-      </w:r>
-      <w:r>
-        <w:rPr>
-          <w:rFonts w:ascii="Calibri" w:eastAsia="Calibri" w:hAnsi="Calibri" w:cs="Calibri"/>
-          <w:sz w:val="20"/>
-          <w:szCs w:val="20"/>
-        </w:rPr>
-        <w:tab/>
-      </w:r>
-      <w:r>
-        <w:rPr>
-          <w:rFonts w:ascii="Calibri" w:eastAsia="Calibri" w:hAnsi="Calibri" w:cs="Calibri"/>
-          <w:sz w:val="20"/>
-          <w:szCs w:val="20"/>
-        </w:rPr>
-        <w:tab/>
+        <w:pStyle w:val="Body"/>
+        <w:rPr>
+          <w:rFonts w:ascii="Calibri" w:eastAsia="Calibri" w:hAnsi="Calibri" w:cs="Calibri"/>
+          <w:bCs/>
+          <w:sz w:val="20"/>
+          <w:szCs w:val="20"/>
+        </w:rPr>
+      </w:pPr>
+      <w:r>
+        <w:rPr>
+          <w:rFonts w:ascii="Calibri" w:eastAsia="Calibri" w:hAnsi="Calibri" w:cs="Calibri"/>
+          <w:b/>
+          <w:bCs/>
+          <w:sz w:val="20"/>
+          <w:szCs w:val="20"/>
+        </w:rPr>
+        <w:t>Programming Languages</w:t>
+      </w:r>
+      <w:r>
+        <w:rPr>
+          <w:rFonts w:ascii="Calibri" w:eastAsia="Calibri" w:hAnsi="Calibri" w:cs="Calibri"/>
+          <w:b/>
+          <w:bCs/>
+          <w:sz w:val="20"/>
+          <w:szCs w:val="20"/>
+        </w:rPr>
+        <w:t>:</w:t>
+      </w:r>
+      <w:r>
+        <w:rPr>
+          <w:rFonts w:ascii="Calibri" w:eastAsia="Calibri" w:hAnsi="Calibri" w:cs="Calibri"/>
+          <w:bCs/>
+          <w:i/>
+          <w:sz w:val="20"/>
+          <w:szCs w:val="20"/>
+        </w:rPr>
+        <w:t xml:space="preserve"> </w:t>
+      </w:r>
+      <w:r>
+        <w:rPr>
+          <w:rFonts w:ascii="Calibri" w:eastAsia="Calibri" w:hAnsi="Calibri" w:cs="Calibri"/>
+          <w:bCs/>
+          <w:sz w:val="20"/>
+          <w:szCs w:val="20"/>
+        </w:rPr>
+        <w:t>Java,</w:t>
+      </w:r>
+      <w:r>
+        <w:rPr>
+          <w:rFonts w:ascii="Calibri" w:eastAsia="Calibri" w:hAnsi="Calibri" w:cs="Calibri"/>
+          <w:bCs/>
+          <w:i/>
+          <w:sz w:val="20"/>
+          <w:szCs w:val="20"/>
+        </w:rPr>
+        <w:t xml:space="preserve"> </w:t>
+      </w:r>
+      <w:r>
+        <w:rPr>
+          <w:rFonts w:ascii="Calibri" w:eastAsia="Calibri" w:hAnsi="Calibri" w:cs="Calibri"/>
+          <w:bCs/>
+          <w:sz w:val="20"/>
+          <w:szCs w:val="20"/>
+        </w:rPr>
+        <w:t>JavaScript</w:t>
+      </w:r>
+      <w:r>
+        <w:rPr>
+          <w:rFonts w:ascii="Calibri" w:eastAsia="Calibri" w:hAnsi="Calibri" w:cs="Calibri"/>
+          <w:bCs/>
+          <w:i/>
+          <w:sz w:val="20"/>
+          <w:szCs w:val="20"/>
+        </w:rPr>
+        <w:t xml:space="preserve">, </w:t>
+      </w:r>
+      <w:r>
+        <w:rPr>
+          <w:rFonts w:ascii="Calibri" w:eastAsia="Calibri" w:hAnsi="Calibri" w:cs="Calibri"/>
+          <w:bCs/>
+          <w:sz w:val="20"/>
+          <w:szCs w:val="20"/>
+        </w:rPr>
+        <w:t>ASP.Net</w:t>
+      </w:r>
+      <w:r>
+        <w:rPr>
+          <w:rFonts w:ascii="Calibri" w:eastAsia="Calibri" w:hAnsi="Calibri" w:cs="Calibri"/>
+          <w:bCs/>
+          <w:sz w:val="20"/>
+          <w:szCs w:val="20"/>
+        </w:rPr>
+        <w:t xml:space="preserve">, </w:t>
+      </w:r>
+      <w:r>
+        <w:rPr>
+          <w:rFonts w:ascii="Calibri" w:eastAsia="Calibri" w:hAnsi="Calibri" w:cs="Calibri"/>
+          <w:bCs/>
+          <w:sz w:val="20"/>
+          <w:szCs w:val="20"/>
+        </w:rPr>
+        <w:t xml:space="preserve">Python, </w:t>
+      </w:r>
+      <w:r>
+        <w:rPr>
+          <w:rFonts w:ascii="Calibri" w:eastAsia="Calibri" w:hAnsi="Calibri" w:cs="Calibri"/>
+          <w:bCs/>
+          <w:sz w:val="20"/>
+          <w:szCs w:val="20"/>
+        </w:rPr>
+        <w:t>C/C</w:t>
+      </w:r>
+      <w:bookmarkStart w:id="0" w:name="_GoBack"/>
+      <w:bookmarkEnd w:id="0"/>
+      <w:r>
+        <w:rPr>
+          <w:rFonts w:ascii="Calibri" w:eastAsia="Calibri" w:hAnsi="Calibri" w:cs="Calibri"/>
+          <w:bCs/>
+          <w:sz w:val="20"/>
+          <w:szCs w:val="20"/>
+        </w:rPr>
+        <w:t>++, Angular, AngularJS</w:t>
+      </w:r>
+      <w:r>
+        <w:rPr>
+          <w:rFonts w:ascii="Calibri" w:eastAsia="Calibri" w:hAnsi="Calibri" w:cs="Calibri"/>
+          <w:bCs/>
+          <w:sz w:val="20"/>
+          <w:szCs w:val="20"/>
+        </w:rPr>
+        <w:t>, Arm Assembly, Express/Node.js</w:t>
       </w:r>
     </w:p>
     <w:p>
       <w:pPr>
-        <w:pStyle w:val="ListParagraph"/>
-        <w:numPr>
-          <w:ilvl w:val="1"/>
-          <w:numId w:val="6"/>
-        </w:numPr>
-        <w:rPr>
-          <w:rFonts w:ascii="Calibri" w:eastAsia="Calibri" w:hAnsi="Calibri" w:cs="Calibri"/>
-          <w:sz w:val="20"/>
-          <w:szCs w:val="20"/>
-        </w:rPr>
-      </w:pPr>
-      <w:r>
-        <w:rPr>
-          <w:rFonts w:ascii="Calibri" w:eastAsia="Calibri" w:hAnsi="Calibri" w:cs="Calibri"/>
-          <w:sz w:val="20"/>
-          <w:szCs w:val="20"/>
-        </w:rPr>
-        <w:t>Students can view reviews posted by other students to help analyze their prospective companies.</w:t>
+        <w:pStyle w:val="Body"/>
+        <w:rPr>
+          <w:rFonts w:ascii="Calibri" w:eastAsia="Calibri" w:hAnsi="Calibri" w:cs="Calibri"/>
+          <w:b/>
+          <w:bCs/>
+          <w:sz w:val="20"/>
+          <w:szCs w:val="20"/>
+        </w:rPr>
+      </w:pPr>
+      <w:r>
+        <w:rPr>
+          <w:rFonts w:ascii="Calibri" w:eastAsia="Calibri" w:hAnsi="Calibri" w:cs="Calibri"/>
+          <w:b/>
+          <w:bCs/>
+          <w:sz w:val="20"/>
+          <w:szCs w:val="20"/>
+        </w:rPr>
+        <w:t xml:space="preserve">Hardware Skills: </w:t>
+      </w:r>
+      <w:r>
+        <w:rPr>
+          <w:rFonts w:ascii="Calibri" w:eastAsia="Calibri" w:hAnsi="Calibri" w:cs="Calibri"/>
+          <w:bCs/>
+          <w:i/>
+          <w:sz w:val="20"/>
+          <w:szCs w:val="20"/>
+        </w:rPr>
+        <w:t xml:space="preserve">Proficient – </w:t>
+      </w:r>
+      <w:r>
+        <w:rPr>
+          <w:rFonts w:ascii="Calibri" w:eastAsia="Calibri" w:hAnsi="Calibri" w:cs="Calibri"/>
+          <w:sz w:val="20"/>
+          <w:szCs w:val="20"/>
+        </w:rPr>
+        <w:t xml:space="preserve">Tiva C Series Microcontroller; </w:t>
+      </w:r>
+      <w:r>
+        <w:rPr>
+          <w:rFonts w:ascii="Calibri" w:eastAsia="Calibri" w:hAnsi="Calibri" w:cs="Calibri"/>
+          <w:i/>
+          <w:sz w:val="20"/>
+          <w:szCs w:val="20"/>
+        </w:rPr>
+        <w:t xml:space="preserve">Working Knowledge </w:t>
+      </w:r>
+      <w:r>
+        <w:rPr>
+          <w:rFonts w:ascii="Calibri" w:eastAsia="Calibri" w:hAnsi="Calibri" w:cs="Calibri"/>
+          <w:bCs/>
+          <w:i/>
+          <w:sz w:val="20"/>
+          <w:szCs w:val="20"/>
+        </w:rPr>
+        <w:t xml:space="preserve">– </w:t>
+      </w:r>
+      <w:r>
+        <w:rPr>
+          <w:rFonts w:ascii="Calibri" w:eastAsia="Calibri" w:hAnsi="Calibri" w:cs="Calibri"/>
+          <w:sz w:val="20"/>
+          <w:szCs w:val="20"/>
+        </w:rPr>
+        <w:t xml:space="preserve">Arduino and </w:t>
+      </w:r>
+      <w:r>
+        <w:rPr>
+          <w:rFonts w:ascii="Calibri" w:eastAsia="Calibri" w:hAnsi="Calibri" w:cs="Calibri"/>
+          <w:sz w:val="20"/>
+          <w:szCs w:val="20"/>
+        </w:rPr>
+        <w:t xml:space="preserve">Raspberry Pi </w:t>
+      </w:r>
+      <w:r>
+        <w:rPr>
+          <w:rFonts w:ascii="Calibri" w:eastAsia="Calibri" w:hAnsi="Calibri" w:cs="Calibri"/>
+          <w:sz w:val="20"/>
+          <w:szCs w:val="20"/>
+        </w:rPr>
+        <w:t xml:space="preserve"> </w:t>
       </w:r>
     </w:p>
     <w:p>
       <w:pPr>
-        <w:pStyle w:val="ListParagraph"/>
-        <w:numPr>
-          <w:ilvl w:val="1"/>
-          <w:numId w:val="6"/>
-        </w:numPr>
-        <w:rPr>
-          <w:rFonts w:ascii="Calibri" w:eastAsia="Calibri" w:hAnsi="Calibri" w:cs="Calibri"/>
-          <w:sz w:val="20"/>
-          <w:szCs w:val="20"/>
-        </w:rPr>
-      </w:pPr>
-      <w:r>
-        <w:rPr>
-          <w:rFonts w:ascii="Calibri" w:eastAsia="Calibri" w:hAnsi="Calibri" w:cs="Calibri"/>
-          <w:sz w:val="20"/>
-          <w:szCs w:val="20"/>
-        </w:rPr>
-        <w:t>Written with the MEAN Stack</w:t>
-      </w:r>
-    </w:p>
-    <w:p>
-      <w:pPr>
         <w:pStyle w:val="Body"/>
-        <w:tabs>
-          <w:tab w:val="left" w:pos="6840"/>
-        </w:tabs>
-        <w:rPr>
-          <w:rFonts w:ascii="Calibri" w:eastAsia="Calibri" w:hAnsi="Calibri" w:cs="Calibri"/>
-          <w:b/>
-          <w:sz w:val="20"/>
-          <w:szCs w:val="20"/>
-        </w:rPr>
-      </w:pPr>
-      <w:r>
-        <w:rPr>
-          <w:rFonts w:ascii="Calibri" w:eastAsia="Calibri" w:hAnsi="Calibri" w:cs="Calibri"/>
-          <w:b/>
-          <w:sz w:val="20"/>
-          <w:szCs w:val="20"/>
-        </w:rPr>
-        <w:tab/>
-      </w:r>
-    </w:p>
-    <w:p>
-      <w:pPr>
-        <w:pStyle w:val="Body"/>
-        <w:tabs>
-          <w:tab w:val="left" w:pos="4673"/>
-        </w:tabs>
-        <w:rPr>
-          <w:rFonts w:ascii="Calibri" w:eastAsia="Calibri" w:hAnsi="Calibri" w:cs="Calibri"/>
-          <w:sz w:val="20"/>
-          <w:szCs w:val="20"/>
-        </w:rPr>
-      </w:pPr>
-      <w:r>
-        <w:rPr>
-          <w:rFonts w:ascii="Calibri" w:eastAsia="Calibri" w:hAnsi="Calibri" w:cs="Calibri"/>
-          <w:b/>
-          <w:sz w:val="20"/>
-          <w:szCs w:val="20"/>
-        </w:rPr>
-        <w:t>Embedded Systems Video Game</w:t>
-      </w:r>
-      <w:r>
-        <w:rPr>
-          <w:rFonts w:ascii="Calibri" w:eastAsia="Calibri" w:hAnsi="Calibri" w:cs="Calibri"/>
-          <w:b/>
-          <w:sz w:val="20"/>
-          <w:szCs w:val="20"/>
-        </w:rPr>
-        <w:tab/>
-      </w:r>
-      <w:r>
-        <w:rPr>
-          <w:rFonts w:ascii="Calibri" w:eastAsia="Calibri" w:hAnsi="Calibri" w:cs="Calibri"/>
-          <w:b/>
-          <w:sz w:val="20"/>
-          <w:szCs w:val="20"/>
-        </w:rPr>
-        <w:tab/>
-      </w:r>
-      <w:r>
-        <w:rPr>
-          <w:rFonts w:ascii="Calibri" w:eastAsia="Calibri" w:hAnsi="Calibri" w:cs="Calibri"/>
-          <w:b/>
-          <w:sz w:val="20"/>
-          <w:szCs w:val="20"/>
-        </w:rPr>
-        <w:tab/>
-      </w:r>
-      <w:r>
-        <w:rPr>
-          <w:rFonts w:ascii="Calibri" w:eastAsia="Calibri" w:hAnsi="Calibri" w:cs="Calibri"/>
-          <w:b/>
-          <w:sz w:val="20"/>
-          <w:szCs w:val="20"/>
-        </w:rPr>
-        <w:tab/>
-      </w:r>
-      <w:r>
-        <w:rPr>
-          <w:rFonts w:ascii="Calibri" w:eastAsia="Calibri" w:hAnsi="Calibri" w:cs="Calibri"/>
-          <w:b/>
-          <w:sz w:val="20"/>
-          <w:szCs w:val="20"/>
-        </w:rPr>
-        <w:tab/>
-      </w:r>
-      <w:r>
-        <w:rPr>
-          <w:rFonts w:ascii="Calibri" w:eastAsia="Calibri" w:hAnsi="Calibri" w:cs="Calibri"/>
-          <w:b/>
-          <w:sz w:val="20"/>
-          <w:szCs w:val="20"/>
-        </w:rPr>
-        <w:tab/>
-      </w:r>
-      <w:r>
-        <w:rPr>
-          <w:rFonts w:ascii="Calibri" w:eastAsia="Calibri" w:hAnsi="Calibri" w:cs="Calibri"/>
-          <w:b/>
-          <w:sz w:val="20"/>
-          <w:szCs w:val="20"/>
-        </w:rPr>
-        <w:tab/>
-      </w:r>
-      <w:r>
-        <w:rPr>
-          <w:rFonts w:ascii="Calibri" w:eastAsia="Calibri" w:hAnsi="Calibri" w:cs="Calibri"/>
-          <w:sz w:val="20"/>
-          <w:szCs w:val="20"/>
-        </w:rPr>
-        <w:t>Oct. 2016 – Dec.</w:t>
-      </w:r>
-      <w:r>
-        <w:rPr>
-          <w:rFonts w:ascii="Calibri" w:eastAsia="Calibri" w:hAnsi="Calibri" w:cs="Calibri"/>
-          <w:sz w:val="20"/>
-          <w:szCs w:val="20"/>
-        </w:rPr>
-        <w:t xml:space="preserve"> 2016</w:t>
-      </w:r>
-    </w:p>
-    <w:p>
-      <w:pPr>
-        <w:pStyle w:val="ListParagraph"/>
-        <w:numPr>
-          <w:ilvl w:val="0"/>
-          <w:numId w:val="6"/>
-        </w:numPr>
-        <w:rPr>
-          <w:rFonts w:ascii="Calibri" w:eastAsia="Calibri" w:hAnsi="Calibri" w:cs="Calibri"/>
-          <w:sz w:val="20"/>
-          <w:szCs w:val="20"/>
-        </w:rPr>
-      </w:pPr>
-      <w:r>
-        <w:rPr>
-          <w:rFonts w:ascii="Calibri" w:eastAsia="Calibri" w:hAnsi="Calibri" w:cs="Calibri"/>
-          <w:sz w:val="20"/>
-          <w:szCs w:val="20"/>
-        </w:rPr>
-        <w:t xml:space="preserve">Single-player video game </w:t>
-      </w:r>
-      <w:r>
-        <w:rPr>
-          <w:rFonts w:ascii="Calibri" w:eastAsia="Calibri" w:hAnsi="Calibri" w:cs="Calibri"/>
-          <w:sz w:val="20"/>
-          <w:szCs w:val="20"/>
-        </w:rPr>
-        <w:t>implemented with the</w:t>
-      </w:r>
-      <w:r>
-        <w:rPr>
-          <w:rFonts w:ascii="Calibri" w:eastAsia="Calibri" w:hAnsi="Calibri" w:cs="Calibri"/>
-          <w:sz w:val="20"/>
-          <w:szCs w:val="20"/>
-        </w:rPr>
-        <w:t xml:space="preserve"> TIVA C-Series Microcontroller and </w:t>
-      </w:r>
-      <w:r>
-        <w:rPr>
-          <w:rFonts w:ascii="Calibri" w:eastAsia="Calibri" w:hAnsi="Calibri" w:cs="Calibri"/>
-          <w:sz w:val="20"/>
-          <w:szCs w:val="20"/>
-        </w:rPr>
-        <w:t xml:space="preserve">a </w:t>
-      </w:r>
-      <w:r>
-        <w:rPr>
-          <w:rFonts w:ascii="Calibri" w:eastAsia="Calibri" w:hAnsi="Calibri" w:cs="Calibri"/>
-          <w:sz w:val="20"/>
-          <w:szCs w:val="20"/>
-        </w:rPr>
-        <w:t xml:space="preserve">Sitronix LCD </w:t>
-      </w:r>
-    </w:p>
-    <w:p>
-      <w:pPr>
-        <w:pStyle w:val="ListParagraph"/>
-        <w:numPr>
-          <w:ilvl w:val="1"/>
-          <w:numId w:val="6"/>
-        </w:numPr>
-        <w:rPr>
-          <w:rFonts w:ascii="Calibri" w:eastAsia="Calibri" w:hAnsi="Calibri" w:cs="Calibri"/>
-          <w:sz w:val="20"/>
-          <w:szCs w:val="20"/>
-        </w:rPr>
-      </w:pPr>
-      <w:r>
-        <w:rPr>
-          <w:rFonts w:ascii="Calibri" w:eastAsia="Calibri" w:hAnsi="Calibri" w:cs="Calibri"/>
-          <w:sz w:val="20"/>
-          <w:szCs w:val="20"/>
-        </w:rPr>
-        <w:t>Implements a Finite State Machine, ADC, DAC, and UART</w:t>
-      </w:r>
-    </w:p>
-    <w:p>
-      <w:pPr>
-        <w:pStyle w:val="ListParagraph"/>
-        <w:numPr>
-          <w:ilvl w:val="1"/>
-          <w:numId w:val="6"/>
-        </w:numPr>
-        <w:rPr>
-          <w:rFonts w:ascii="Calibri" w:eastAsia="Calibri" w:hAnsi="Calibri" w:cs="Calibri"/>
-          <w:sz w:val="20"/>
-          <w:szCs w:val="20"/>
-        </w:rPr>
-      </w:pPr>
-      <w:r>
-        <w:rPr>
-          <w:rFonts w:ascii="Calibri" w:eastAsia="Calibri" w:hAnsi="Calibri" w:cs="Calibri"/>
-          <w:sz w:val="20"/>
-          <w:szCs w:val="20"/>
-        </w:rPr>
-        <w:t>Written in C/Arm Assembly</w:t>
-      </w:r>
-    </w:p>
-    <w:p>
-      <w:pPr>
-        <w:pStyle w:val="ListParagraph"/>
-        <w:ind w:left="1080"/>
-        <w:rPr>
-          <w:rFonts w:ascii="Calibri" w:eastAsia="Calibri" w:hAnsi="Calibri" w:cs="Calibri"/>
-          <w:sz w:val="20"/>
-          <w:szCs w:val="20"/>
-        </w:rPr>
-      </w:pPr>
-    </w:p>
-    <w:p>
-      <w:pPr>
-        <w:pStyle w:val="Body"/>
-        <w:rPr>
-          <w:rFonts w:ascii="Calibri" w:eastAsia="Calibri" w:hAnsi="Calibri" w:cs="Calibri"/>
-          <w:sz w:val="20"/>
-          <w:szCs w:val="20"/>
-          <w:u w:val="single"/>
-        </w:rPr>
-      </w:pPr>
-      <w:r>
-        <w:rPr>
-          <w:rFonts w:ascii="Calibri" w:eastAsia="Calibri" w:hAnsi="Calibri" w:cs="Calibri"/>
-          <w:b/>
-          <w:bCs/>
-          <w:sz w:val="20"/>
-          <w:szCs w:val="20"/>
-          <w:u w:val="single"/>
-        </w:rPr>
-        <w:t>ADDITIONAL INFORMATION</w:t>
-      </w:r>
-      <w:r>
-        <w:rPr>
-          <w:rFonts w:ascii="Calibri" w:eastAsia="Calibri" w:hAnsi="Calibri" w:cs="Calibri"/>
-          <w:sz w:val="20"/>
-          <w:szCs w:val="20"/>
-          <w:u w:val="single"/>
-        </w:rPr>
-        <w:tab/>
-      </w:r>
-      <w:r>
-        <w:rPr>
-          <w:rFonts w:ascii="Calibri" w:eastAsia="Calibri" w:hAnsi="Calibri" w:cs="Calibri"/>
-          <w:sz w:val="20"/>
-          <w:szCs w:val="20"/>
-          <w:u w:val="single"/>
-        </w:rPr>
-        <w:tab/>
-      </w:r>
-      <w:r>
-        <w:rPr>
-          <w:rFonts w:ascii="Calibri" w:eastAsia="Calibri" w:hAnsi="Calibri" w:cs="Calibri"/>
-          <w:sz w:val="20"/>
-          <w:szCs w:val="20"/>
-          <w:u w:val="single"/>
-        </w:rPr>
-        <w:tab/>
-      </w:r>
-      <w:r>
-        <w:rPr>
-          <w:rFonts w:ascii="Calibri" w:eastAsia="Calibri" w:hAnsi="Calibri" w:cs="Calibri"/>
-          <w:sz w:val="20"/>
-          <w:szCs w:val="20"/>
-          <w:u w:val="single"/>
-        </w:rPr>
-        <w:tab/>
-      </w:r>
-      <w:r>
-        <w:rPr>
-          <w:rFonts w:ascii="Calibri" w:eastAsia="Calibri" w:hAnsi="Calibri" w:cs="Calibri"/>
-          <w:sz w:val="20"/>
-          <w:szCs w:val="20"/>
-          <w:u w:val="single"/>
-        </w:rPr>
-        <w:tab/>
-      </w:r>
-      <w:r>
-        <w:rPr>
-          <w:rFonts w:ascii="Calibri" w:eastAsia="Calibri" w:hAnsi="Calibri" w:cs="Calibri"/>
-          <w:sz w:val="20"/>
-          <w:szCs w:val="20"/>
-          <w:u w:val="single"/>
-        </w:rPr>
-        <w:tab/>
-      </w:r>
-      <w:r>
-        <w:rPr>
-          <w:rFonts w:ascii="Calibri" w:eastAsia="Calibri" w:hAnsi="Calibri" w:cs="Calibri"/>
-          <w:sz w:val="20"/>
-          <w:szCs w:val="20"/>
-          <w:u w:val="single"/>
-        </w:rPr>
-        <w:tab/>
-      </w:r>
-      <w:r>
-        <w:rPr>
-          <w:rFonts w:ascii="Calibri" w:eastAsia="Calibri" w:hAnsi="Calibri" w:cs="Calibri"/>
-          <w:sz w:val="20"/>
-          <w:szCs w:val="20"/>
-          <w:u w:val="single"/>
-        </w:rPr>
-        <w:tab/>
-      </w:r>
-      <w:r>
-        <w:rPr>
-          <w:rFonts w:ascii="Calibri" w:eastAsia="Calibri" w:hAnsi="Calibri" w:cs="Calibri"/>
-          <w:sz w:val="20"/>
-          <w:szCs w:val="20"/>
-          <w:u w:val="single"/>
-        </w:rPr>
-        <w:tab/>
-      </w:r>
-      <w:r>
-        <w:rPr>
-          <w:rFonts w:ascii="Calibri" w:eastAsia="Calibri" w:hAnsi="Calibri" w:cs="Calibri"/>
-          <w:sz w:val="20"/>
-          <w:szCs w:val="20"/>
-          <w:u w:val="single"/>
-        </w:rPr>
-        <w:tab/>
-      </w:r>
-      <w:r>
-        <w:rPr>
-          <w:rFonts w:ascii="Calibri" w:eastAsia="Calibri" w:hAnsi="Calibri" w:cs="Calibri"/>
-          <w:sz w:val="20"/>
-          <w:szCs w:val="20"/>
-          <w:u w:val="single"/>
-        </w:rPr>
-        <w:tab/>
-      </w:r>
-      <w:r>
-        <w:rPr>
-          <w:rFonts w:ascii="Calibri" w:eastAsia="Calibri" w:hAnsi="Calibri" w:cs="Calibri"/>
-          <w:sz w:val="20"/>
-          <w:szCs w:val="20"/>
-          <w:u w:val="single"/>
-        </w:rPr>
-        <w:tab/>
-      </w:r>
-    </w:p>
-    <w:p>
-      <w:pPr>
-        <w:pStyle w:val="Body"/>
-        <w:rPr>
-          <w:rFonts w:ascii="Calibri" w:eastAsia="Calibri" w:hAnsi="Calibri" w:cs="Calibri"/>
-          <w:sz w:val="20"/>
-          <w:szCs w:val="20"/>
-        </w:rPr>
-      </w:pPr>
-      <w:r>
-        <w:rPr>
-          <w:rFonts w:ascii="Calibri" w:eastAsia="Calibri" w:hAnsi="Calibri" w:cs="Calibri"/>
-          <w:b/>
-          <w:bCs/>
-          <w:sz w:val="20"/>
-          <w:szCs w:val="20"/>
-        </w:rPr>
-        <w:t>Programming Languages</w:t>
-      </w:r>
-      <w:r>
-        <w:rPr>
-          <w:rFonts w:ascii="Calibri" w:eastAsia="Calibri" w:hAnsi="Calibri" w:cs="Calibri"/>
-          <w:b/>
-          <w:bCs/>
-          <w:sz w:val="20"/>
-          <w:szCs w:val="20"/>
-        </w:rPr>
-        <w:t xml:space="preserve">: </w:t>
-      </w:r>
-      <w:r>
-        <w:rPr>
-          <w:rFonts w:ascii="Calibri" w:eastAsia="Calibri" w:hAnsi="Calibri" w:cs="Calibri"/>
-          <w:bCs/>
-          <w:i/>
-          <w:sz w:val="20"/>
-          <w:szCs w:val="20"/>
-        </w:rPr>
-        <w:t>Proficient</w:t>
-      </w:r>
-      <w:r>
-        <w:rPr>
-          <w:rFonts w:ascii="Calibri" w:eastAsia="Calibri" w:hAnsi="Calibri" w:cs="Calibri"/>
-          <w:bCs/>
-          <w:sz w:val="20"/>
-          <w:szCs w:val="20"/>
-        </w:rPr>
-        <w:t xml:space="preserve"> </w:t>
-      </w:r>
-      <w:r>
-        <w:rPr>
-          <w:rFonts w:ascii="Calibri" w:eastAsia="Calibri" w:hAnsi="Calibri" w:cs="Calibri"/>
-          <w:bCs/>
-          <w:i/>
-          <w:sz w:val="20"/>
-          <w:szCs w:val="20"/>
-        </w:rPr>
-        <w:t>–</w:t>
-      </w:r>
-      <w:r>
-        <w:rPr>
-          <w:rFonts w:ascii="Calibri" w:eastAsia="Calibri" w:hAnsi="Calibri" w:cs="Calibri"/>
-          <w:bCs/>
-          <w:i/>
-          <w:sz w:val="20"/>
-          <w:szCs w:val="20"/>
-        </w:rPr>
-        <w:t xml:space="preserve"> </w:t>
-      </w:r>
-      <w:r>
-        <w:rPr>
-          <w:rFonts w:ascii="Calibri" w:eastAsia="Calibri" w:hAnsi="Calibri" w:cs="Calibri"/>
-          <w:bCs/>
-          <w:sz w:val="20"/>
-          <w:szCs w:val="20"/>
-        </w:rPr>
-        <w:t xml:space="preserve">C#, C/C++, AngularJS; </w:t>
-      </w:r>
-      <w:r>
-        <w:rPr>
-          <w:rFonts w:ascii="Calibri" w:eastAsia="Calibri" w:hAnsi="Calibri" w:cs="Calibri"/>
-          <w:bCs/>
-          <w:i/>
-          <w:sz w:val="20"/>
-          <w:szCs w:val="20"/>
-        </w:rPr>
-        <w:t>Working Knowledge –</w:t>
-      </w:r>
-      <w:r>
-        <w:rPr>
-          <w:rFonts w:ascii="Calibri" w:eastAsia="Calibri" w:hAnsi="Calibri" w:cs="Calibri"/>
-          <w:bCs/>
-          <w:i/>
-          <w:sz w:val="20"/>
-          <w:szCs w:val="20"/>
-        </w:rPr>
-        <w:t xml:space="preserve"> </w:t>
-      </w:r>
-      <w:r>
-        <w:rPr>
-          <w:rFonts w:ascii="Calibri" w:eastAsia="Calibri" w:hAnsi="Calibri" w:cs="Calibri"/>
-          <w:bCs/>
-          <w:sz w:val="20"/>
-          <w:szCs w:val="20"/>
-        </w:rPr>
-        <w:t>J</w:t>
-      </w:r>
-      <w:r>
-        <w:rPr>
-          <w:rFonts w:ascii="Calibri" w:eastAsia="Calibri" w:hAnsi="Calibri" w:cs="Calibri"/>
-          <w:bCs/>
-          <w:sz w:val="20"/>
-          <w:szCs w:val="20"/>
-        </w:rPr>
-        <w:t xml:space="preserve">ava, </w:t>
-      </w:r>
-      <w:r>
-        <w:rPr>
-          <w:rFonts w:ascii="Calibri" w:eastAsia="Calibri" w:hAnsi="Calibri" w:cs="Calibri"/>
-          <w:sz w:val="20"/>
-          <w:szCs w:val="20"/>
-        </w:rPr>
-        <w:t>MEAN</w:t>
-      </w:r>
-      <w:r>
-        <w:rPr>
-          <w:rFonts w:ascii="Calibri" w:eastAsia="Calibri" w:hAnsi="Calibri" w:cs="Calibri"/>
-          <w:sz w:val="20"/>
-          <w:szCs w:val="20"/>
-        </w:rPr>
-        <w:t xml:space="preserve"> S</w:t>
-      </w:r>
-      <w:r>
-        <w:rPr>
-          <w:rFonts w:ascii="Calibri" w:eastAsia="Calibri" w:hAnsi="Calibri" w:cs="Calibri"/>
-          <w:sz w:val="20"/>
-          <w:szCs w:val="20"/>
-        </w:rPr>
-        <w:t>tack</w:t>
-      </w:r>
-      <w:r>
-        <w:rPr>
-          <w:rFonts w:ascii="Calibri" w:eastAsia="Calibri" w:hAnsi="Calibri" w:cs="Calibri"/>
-          <w:sz w:val="20"/>
-          <w:szCs w:val="20"/>
-        </w:rPr>
-        <w:t xml:space="preserve">, </w:t>
-      </w:r>
-      <w:r>
-        <w:rPr>
-          <w:rFonts w:ascii="Calibri" w:eastAsia="Calibri" w:hAnsi="Calibri" w:cs="Calibri"/>
-          <w:sz w:val="20"/>
-          <w:szCs w:val="20"/>
-        </w:rPr>
-        <w:t>Python</w:t>
-      </w:r>
-      <w:r>
-        <w:rPr>
-          <w:rFonts w:ascii="Calibri" w:eastAsia="Calibri" w:hAnsi="Calibri" w:cs="Calibri"/>
-          <w:sz w:val="20"/>
-          <w:szCs w:val="20"/>
-        </w:rPr>
-        <w:t>, Arm Assembly</w:t>
-      </w:r>
-    </w:p>
-    <w:p>
-      <w:pPr>
-        <w:pStyle w:val="Body"/>
-        <w:rPr>
-          <w:rFonts w:ascii="Calibri" w:eastAsia="Calibri" w:hAnsi="Calibri" w:cs="Calibri"/>
-          <w:b/>
-          <w:bCs/>
-          <w:sz w:val="20"/>
-          <w:szCs w:val="20"/>
-        </w:rPr>
-      </w:pPr>
-      <w:r>
-        <w:rPr>
-          <w:rFonts w:ascii="Calibri" w:eastAsia="Calibri" w:hAnsi="Calibri" w:cs="Calibri"/>
-          <w:b/>
-          <w:bCs/>
-          <w:sz w:val="20"/>
-          <w:szCs w:val="20"/>
-        </w:rPr>
-        <w:t xml:space="preserve">Hardware Skills: </w:t>
-      </w:r>
-      <w:r>
-        <w:rPr>
-          <w:rFonts w:ascii="Calibri" w:eastAsia="Calibri" w:hAnsi="Calibri" w:cs="Calibri"/>
-          <w:bCs/>
-          <w:i/>
-          <w:sz w:val="20"/>
-          <w:szCs w:val="20"/>
-        </w:rPr>
-        <w:t xml:space="preserve">Proficient </w:t>
-      </w:r>
-      <w:r>
-        <w:rPr>
-          <w:rFonts w:ascii="Calibri" w:eastAsia="Calibri" w:hAnsi="Calibri" w:cs="Calibri"/>
-          <w:bCs/>
-          <w:i/>
-          <w:sz w:val="20"/>
-          <w:szCs w:val="20"/>
-        </w:rPr>
-        <w:t xml:space="preserve">– </w:t>
-      </w:r>
-      <w:r>
-        <w:rPr>
-          <w:rFonts w:ascii="Calibri" w:eastAsia="Calibri" w:hAnsi="Calibri" w:cs="Calibri"/>
-          <w:sz w:val="20"/>
-          <w:szCs w:val="20"/>
-        </w:rPr>
-        <w:t xml:space="preserve">Tiva C Series Microcontroller; </w:t>
-      </w:r>
-      <w:r>
-        <w:rPr>
-          <w:rFonts w:ascii="Calibri" w:eastAsia="Calibri" w:hAnsi="Calibri" w:cs="Calibri"/>
-          <w:i/>
-          <w:sz w:val="20"/>
-          <w:szCs w:val="20"/>
-        </w:rPr>
-        <w:t xml:space="preserve">Working Knowledge </w:t>
-      </w:r>
-      <w:r>
-        <w:rPr>
-          <w:rFonts w:ascii="Calibri" w:eastAsia="Calibri" w:hAnsi="Calibri" w:cs="Calibri"/>
-          <w:bCs/>
-          <w:i/>
-          <w:sz w:val="20"/>
-          <w:szCs w:val="20"/>
-        </w:rPr>
-        <w:t>–</w:t>
-      </w:r>
-      <w:r>
-        <w:rPr>
-          <w:rFonts w:ascii="Calibri" w:eastAsia="Calibri" w:hAnsi="Calibri" w:cs="Calibri"/>
-          <w:bCs/>
-          <w:i/>
-          <w:sz w:val="20"/>
-          <w:szCs w:val="20"/>
-        </w:rPr>
-        <w:t xml:space="preserve"> </w:t>
-      </w:r>
-      <w:r>
-        <w:rPr>
-          <w:rFonts w:ascii="Calibri" w:eastAsia="Calibri" w:hAnsi="Calibri" w:cs="Calibri"/>
-          <w:sz w:val="20"/>
-          <w:szCs w:val="20"/>
-        </w:rPr>
-        <w:t xml:space="preserve">Arduino/Raspberry Pi </w:t>
-      </w:r>
-      <w:r>
-        <w:rPr>
-          <w:rFonts w:ascii="Calibri" w:eastAsia="Calibri" w:hAnsi="Calibri" w:cs="Calibri"/>
-          <w:sz w:val="20"/>
-          <w:szCs w:val="20"/>
-        </w:rPr>
-        <w:t xml:space="preserve"> </w:t>
-      </w:r>
-    </w:p>
-    <w:p>
-      <w:pPr>
-        <w:pStyle w:val="Body"/>
         <w:rPr>
           <w:rFonts w:ascii="Calibri" w:eastAsia="Calibri" w:hAnsi="Calibri" w:cs="Calibri"/>
           <w:b/>
@@ -3301,10 +3143,16 @@
           <w:sz w:val="20"/>
           <w:szCs w:val="20"/>
         </w:rPr>
-        <w:t>kills; Spanish (conversational) |</w:t>
-      </w:r>
-      <w:bookmarkStart w:id="0" w:name="_GoBack"/>
-      <w:bookmarkEnd w:id="0"/>
+        <w:t>k</w:t>
+      </w:r>
+      <w:r>
+        <w:rPr>
+          <w:rFonts w:ascii="Calibri" w:eastAsia="Calibri" w:hAnsi="Calibri" w:cs="Calibri"/>
+          <w:sz w:val="20"/>
+          <w:szCs w:val="20"/>
+        </w:rPr>
+        <w:t>ills; Spanish (conversational),</w:t>
+      </w:r>
       <w:r>
         <w:rPr>
           <w:rFonts w:ascii="Calibri" w:eastAsia="Calibri" w:hAnsi="Calibri" w:cs="Calibri"/>
@@ -3326,7 +3174,7 @@
 </file>
 
 <file path=word/endnotes.xml><?xml version="1.0" encoding="utf-8"?>
-<w:endnotes xmlns:wpc="http://schemas.microsoft.com/office/word/2010/wordprocessingCanvas" xmlns:mo="http://schemas.microsoft.com/office/mac/office/2008/main" xmlns:mc="http://schemas.openxmlformats.org/markup-compatibility/2006" xmlns:mv="urn:schemas-microsoft-com:mac:vml" xmlns:o="urn:schemas-microsoft-com:office:office" xmlns:r="http://schemas.openxmlformats.org/officeDocument/2006/relationships" xmlns:m="http://schemas.openxmlformats.org/officeDocument/2006/math" xmlns:v="urn:schemas-microsoft-com:vml" xmlns:wp14="http://schemas.microsoft.com/office/word/2010/wordprocessingDrawing" xmlns:wp="http://schemas.openxmlformats.org/drawingml/2006/wordprocessingDrawing" xmlns:w10="urn:schemas-microsoft-com:office:word" xmlns:w="http://schemas.openxmlformats.org/wordprocessingml/2006/main" xmlns:w14="http://schemas.microsoft.com/office/word/2010/wordml" xmlns:w15="http://schemas.microsoft.com/office/word/2012/wordml" xmlns:wpg="http://schemas.microsoft.com/office/word/2010/wordprocessingGroup" xmlns:wpi="http://schemas.microsoft.com/office/word/2010/wordprocessingInk" xmlns:wne="http://schemas.microsoft.com/office/word/2006/wordml" xmlns:wps="http://schemas.microsoft.com/office/word/2010/wordprocessingShape" mc:Ignorable="w14 w15 wp14">
+<w:endnotes xmlns:wpc="http://schemas.microsoft.com/office/word/2010/wordprocessingCanvas" xmlns:cx="http://schemas.microsoft.com/office/drawing/2014/chartex" xmlns:cx1="http://schemas.microsoft.com/office/drawing/2015/9/8/chartex" xmlns:cx2="http://schemas.microsoft.com/office/drawing/2015/10/21/chartex" xmlns:cx3="http://schemas.microsoft.com/office/drawing/2016/5/9/chartex" xmlns:cx4="http://schemas.microsoft.com/office/drawing/2016/5/10/chartex" xmlns:cx5="http://schemas.microsoft.com/office/drawing/2016/5/11/chartex" xmlns:cx6="http://schemas.microsoft.com/office/drawing/2016/5/12/chartex" xmlns:cx7="http://schemas.microsoft.com/office/drawing/2016/5/13/chartex" xmlns:cx8="http://schemas.microsoft.com/office/drawing/2016/5/14/chartex" xmlns:mc="http://schemas.openxmlformats.org/markup-compatibility/2006" xmlns:aink="http://schemas.microsoft.com/office/drawing/2016/ink" xmlns:am3d="http://schemas.microsoft.com/office/drawing/2017/model3d" xmlns:o="urn:schemas-microsoft-com:office:office" xmlns:r="http://schemas.openxmlformats.org/officeDocument/2006/relationships" xmlns:m="http://schemas.openxmlformats.org/officeDocument/2006/math" xmlns:v="urn:schemas-microsoft-com:vml" xmlns:wp14="http://schemas.microsoft.com/office/word/2010/wordprocessingDrawing" xmlns:wp="http://schemas.openxmlformats.org/drawingml/2006/wordprocessingDrawing" xmlns:w10="urn:schemas-microsoft-com:office:word" xmlns:w="http://schemas.openxmlformats.org/wordprocessingml/2006/main" xmlns:w14="http://schemas.microsoft.com/office/word/2010/wordml" xmlns:w15="http://schemas.microsoft.com/office/word/2012/wordml" xmlns:w16cid="http://schemas.microsoft.com/office/word/2016/wordml/cid" xmlns:w16se="http://schemas.microsoft.com/office/word/2015/wordml/symex" xmlns:wpg="http://schemas.microsoft.com/office/word/2010/wordprocessingGroup" xmlns:wpi="http://schemas.microsoft.com/office/word/2010/wordprocessingInk" xmlns:wne="http://schemas.microsoft.com/office/word/2006/wordml" xmlns:wps="http://schemas.microsoft.com/office/word/2010/wordprocessingShape" mc:Ignorable="w14 w15 w16se w16cid wp14">
   <w:endnote w:type="separator" w:id="-1">
     <w:p>
       <w:r>
@@ -3345,7 +3193,7 @@
 </file>
 
 <file path=word/footer1.xml><?xml version="1.0" encoding="utf-8"?>
-<w:ftr xmlns:wpc="http://schemas.microsoft.com/office/word/2010/wordprocessingCanvas" xmlns:mo="http://schemas.microsoft.com/office/mac/office/2008/main" xmlns:mc="http://schemas.openxmlformats.org/markup-compatibility/2006" xmlns:mv="urn:schemas-microsoft-com:mac:vml" xmlns:o="urn:schemas-microsoft-com:office:office" xmlns:r="http://schemas.openxmlformats.org/officeDocument/2006/relationships" xmlns:m="http://schemas.openxmlformats.org/officeDocument/2006/math" xmlns:v="urn:schemas-microsoft-com:vml" xmlns:wp14="http://schemas.microsoft.com/office/word/2010/wordprocessingDrawing" xmlns:wp="http://schemas.openxmlformats.org/drawingml/2006/wordprocessingDrawing" xmlns:w10="urn:schemas-microsoft-com:office:word" xmlns:w="http://schemas.openxmlformats.org/wordprocessingml/2006/main" xmlns:w14="http://schemas.microsoft.com/office/word/2010/wordml" xmlns:w15="http://schemas.microsoft.com/office/word/2012/wordml" xmlns:wpg="http://schemas.microsoft.com/office/word/2010/wordprocessingGroup" xmlns:wpi="http://schemas.microsoft.com/office/word/2010/wordprocessingInk" xmlns:wne="http://schemas.microsoft.com/office/word/2006/wordml" xmlns:wps="http://schemas.microsoft.com/office/word/2010/wordprocessingShape" mc:Ignorable="w14 w15 wp14">
+<w:ftr xmlns:wpc="http://schemas.microsoft.com/office/word/2010/wordprocessingCanvas" xmlns:cx="http://schemas.microsoft.com/office/drawing/2014/chartex" xmlns:cx1="http://schemas.microsoft.com/office/drawing/2015/9/8/chartex" xmlns:cx2="http://schemas.microsoft.com/office/drawing/2015/10/21/chartex" xmlns:cx3="http://schemas.microsoft.com/office/drawing/2016/5/9/chartex" xmlns:cx4="http://schemas.microsoft.com/office/drawing/2016/5/10/chartex" xmlns:cx5="http://schemas.microsoft.com/office/drawing/2016/5/11/chartex" xmlns:cx6="http://schemas.microsoft.com/office/drawing/2016/5/12/chartex" xmlns:cx7="http://schemas.microsoft.com/office/drawing/2016/5/13/chartex" xmlns:cx8="http://schemas.microsoft.com/office/drawing/2016/5/14/chartex" xmlns:mc="http://schemas.openxmlformats.org/markup-compatibility/2006" xmlns:aink="http://schemas.microsoft.com/office/drawing/2016/ink" xmlns:am3d="http://schemas.microsoft.com/office/drawing/2017/model3d" xmlns:o="urn:schemas-microsoft-com:office:office" xmlns:r="http://schemas.openxmlformats.org/officeDocument/2006/relationships" xmlns:m="http://schemas.openxmlformats.org/officeDocument/2006/math" xmlns:v="urn:schemas-microsoft-com:vml" xmlns:wp14="http://schemas.microsoft.com/office/word/2010/wordprocessingDrawing" xmlns:wp="http://schemas.openxmlformats.org/drawingml/2006/wordprocessingDrawing" xmlns:w10="urn:schemas-microsoft-com:office:word" xmlns:w="http://schemas.openxmlformats.org/wordprocessingml/2006/main" xmlns:w14="http://schemas.microsoft.com/office/word/2010/wordml" xmlns:w15="http://schemas.microsoft.com/office/word/2012/wordml" xmlns:w16cid="http://schemas.microsoft.com/office/word/2016/wordml/cid" xmlns:w16se="http://schemas.microsoft.com/office/word/2015/wordml/symex" xmlns:wpg="http://schemas.microsoft.com/office/word/2010/wordprocessingGroup" xmlns:wpi="http://schemas.microsoft.com/office/word/2010/wordprocessingInk" xmlns:wne="http://schemas.microsoft.com/office/word/2006/wordml" xmlns:wps="http://schemas.microsoft.com/office/word/2010/wordprocessingShape" mc:Ignorable="w14 w15 w16se w16cid wp14">
   <w:p>
     <w:pPr>
       <w:pStyle w:val="HeaderFooter"/>
@@ -3355,7 +3203,7 @@
 </file>
 
 <file path=word/footnotes.xml><?xml version="1.0" encoding="utf-8"?>
-<w:footnotes xmlns:wpc="http://schemas.microsoft.com/office/word/2010/wordprocessingCanvas" xmlns:mo="http://schemas.microsoft.com/office/mac/office/2008/main" xmlns:mc="http://schemas.openxmlformats.org/markup-compatibility/2006" xmlns:mv="urn:schemas-microsoft-com:mac:vml" xmlns:o="urn:schemas-microsoft-com:office:office" xmlns:r="http://schemas.openxmlformats.org/officeDocument/2006/relationships" xmlns:m="http://schemas.openxmlformats.org/officeDocument/2006/math" xmlns:v="urn:schemas-microsoft-com:vml" xmlns:wp14="http://schemas.microsoft.com/office/word/2010/wordprocessingDrawing" xmlns:wp="http://schemas.openxmlformats.org/drawingml/2006/wordprocessingDrawing" xmlns:w10="urn:schemas-microsoft-com:office:word" xmlns:w="http://schemas.openxmlformats.org/wordprocessingml/2006/main" xmlns:w14="http://schemas.microsoft.com/office/word/2010/wordml" xmlns:w15="http://schemas.microsoft.com/office/word/2012/wordml" xmlns:wpg="http://schemas.microsoft.com/office/word/2010/wordprocessingGroup" xmlns:wpi="http://schemas.microsoft.com/office/word/2010/wordprocessingInk" xmlns:wne="http://schemas.microsoft.com/office/word/2006/wordml" xmlns:wps="http://schemas.microsoft.com/office/word/2010/wordprocessingShape" mc:Ignorable="w14 w15 wp14">
+<w:footnotes xmlns:wpc="http://schemas.microsoft.com/office/word/2010/wordprocessingCanvas" xmlns:cx="http://schemas.microsoft.com/office/drawing/2014/chartex" xmlns:cx1="http://schemas.microsoft.com/office/drawing/2015/9/8/chartex" xmlns:cx2="http://schemas.microsoft.com/office/drawing/2015/10/21/chartex" xmlns:cx3="http://schemas.microsoft.com/office/drawing/2016/5/9/chartex" xmlns:cx4="http://schemas.microsoft.com/office/drawing/2016/5/10/chartex" xmlns:cx5="http://schemas.microsoft.com/office/drawing/2016/5/11/chartex" xmlns:cx6="http://schemas.microsoft.com/office/drawing/2016/5/12/chartex" xmlns:cx7="http://schemas.microsoft.com/office/drawing/2016/5/13/chartex" xmlns:cx8="http://schemas.microsoft.com/office/drawing/2016/5/14/chartex" xmlns:mc="http://schemas.openxmlformats.org/markup-compatibility/2006" xmlns:aink="http://schemas.microsoft.com/office/drawing/2016/ink" xmlns:am3d="http://schemas.microsoft.com/office/drawing/2017/model3d" xmlns:o="urn:schemas-microsoft-com:office:office" xmlns:r="http://schemas.openxmlformats.org/officeDocument/2006/relationships" xmlns:m="http://schemas.openxmlformats.org/officeDocument/2006/math" xmlns:v="urn:schemas-microsoft-com:vml" xmlns:wp14="http://schemas.microsoft.com/office/word/2010/wordprocessingDrawing" xmlns:wp="http://schemas.openxmlformats.org/drawingml/2006/wordprocessingDrawing" xmlns:w10="urn:schemas-microsoft-com:office:word" xmlns:w="http://schemas.openxmlformats.org/wordprocessingml/2006/main" xmlns:w14="http://schemas.microsoft.com/office/word/2010/wordml" xmlns:w15="http://schemas.microsoft.com/office/word/2012/wordml" xmlns:w16cid="http://schemas.microsoft.com/office/word/2016/wordml/cid" xmlns:w16se="http://schemas.microsoft.com/office/word/2015/wordml/symex" xmlns:wpg="http://schemas.microsoft.com/office/word/2010/wordprocessingGroup" xmlns:wpi="http://schemas.microsoft.com/office/word/2010/wordprocessingInk" xmlns:wne="http://schemas.microsoft.com/office/word/2006/wordml" xmlns:wps="http://schemas.microsoft.com/office/word/2010/wordprocessingShape" mc:Ignorable="w14 w15 w16se w16cid wp14">
   <w:footnote w:type="separator" w:id="-1">
     <w:p>
       <w:r>
@@ -3374,7 +3222,7 @@
 </file>
 
 <file path=word/header1.xml><?xml version="1.0" encoding="utf-8"?>
-<w:hdr xmlns:wpc="http://schemas.microsoft.com/office/word/2010/wordprocessingCanvas" xmlns:mo="http://schemas.microsoft.com/office/mac/office/2008/main" xmlns:mc="http://schemas.openxmlformats.org/markup-compatibility/2006" xmlns:mv="urn:schemas-microsoft-com:mac:vml" xmlns:o="urn:schemas-microsoft-com:office:office" xmlns:r="http://schemas.openxmlformats.org/officeDocument/2006/relationships" xmlns:m="http://schemas.openxmlformats.org/officeDocument/2006/math" xmlns:v="urn:schemas-microsoft-com:vml" xmlns:wp14="http://schemas.microsoft.com/office/word/2010/wordprocessingDrawing" xmlns:wp="http://schemas.openxmlformats.org/drawingml/2006/wordprocessingDrawing" xmlns:w10="urn:schemas-microsoft-com:office:word" xmlns:w="http://schemas.openxmlformats.org/wordprocessingml/2006/main" xmlns:w14="http://schemas.microsoft.com/office/word/2010/wordml" xmlns:w15="http://schemas.microsoft.com/office/word/2012/wordml" xmlns:wpg="http://schemas.microsoft.com/office/word/2010/wordprocessingGroup" xmlns:wpi="http://schemas.microsoft.com/office/word/2010/wordprocessingInk" xmlns:wne="http://schemas.microsoft.com/office/word/2006/wordml" xmlns:wps="http://schemas.microsoft.com/office/word/2010/wordprocessingShape" mc:Ignorable="w14 w15 wp14">
+<w:hdr xmlns:wpc="http://schemas.microsoft.com/office/word/2010/wordprocessingCanvas" xmlns:cx="http://schemas.microsoft.com/office/drawing/2014/chartex" xmlns:cx1="http://schemas.microsoft.com/office/drawing/2015/9/8/chartex" xmlns:cx2="http://schemas.microsoft.com/office/drawing/2015/10/21/chartex" xmlns:cx3="http://schemas.microsoft.com/office/drawing/2016/5/9/chartex" xmlns:cx4="http://schemas.microsoft.com/office/drawing/2016/5/10/chartex" xmlns:cx5="http://schemas.microsoft.com/office/drawing/2016/5/11/chartex" xmlns:cx6="http://schemas.microsoft.com/office/drawing/2016/5/12/chartex" xmlns:cx7="http://schemas.microsoft.com/office/drawing/2016/5/13/chartex" xmlns:cx8="http://schemas.microsoft.com/office/drawing/2016/5/14/chartex" xmlns:mc="http://schemas.openxmlformats.org/markup-compatibility/2006" xmlns:aink="http://schemas.microsoft.com/office/drawing/2016/ink" xmlns:am3d="http://schemas.microsoft.com/office/drawing/2017/model3d" xmlns:o="urn:schemas-microsoft-com:office:office" xmlns:r="http://schemas.openxmlformats.org/officeDocument/2006/relationships" xmlns:m="http://schemas.openxmlformats.org/officeDocument/2006/math" xmlns:v="urn:schemas-microsoft-com:vml" xmlns:wp14="http://schemas.microsoft.com/office/word/2010/wordprocessingDrawing" xmlns:wp="http://schemas.openxmlformats.org/drawingml/2006/wordprocessingDrawing" xmlns:w10="urn:schemas-microsoft-com:office:word" xmlns:w="http://schemas.openxmlformats.org/wordprocessingml/2006/main" xmlns:w14="http://schemas.microsoft.com/office/word/2010/wordml" xmlns:w15="http://schemas.microsoft.com/office/word/2012/wordml" xmlns:w16cid="http://schemas.microsoft.com/office/word/2016/wordml/cid" xmlns:w16se="http://schemas.microsoft.com/office/word/2015/wordml/symex" xmlns:wpg="http://schemas.microsoft.com/office/word/2010/wordprocessingGroup" xmlns:wpi="http://schemas.microsoft.com/office/word/2010/wordprocessingInk" xmlns:wne="http://schemas.microsoft.com/office/word/2006/wordml" xmlns:wps="http://schemas.microsoft.com/office/word/2010/wordprocessingShape" mc:Ignorable="w14 w15 w16se w16cid wp14">
   <w:p>
     <w:pPr>
       <w:pStyle w:val="HeaderFooter"/>
@@ -3384,8 +3232,8 @@
 </file>
 
 <file path=word/numbering.xml><?xml version="1.0" encoding="utf-8"?>
-<w:numbering xmlns:wpc="http://schemas.microsoft.com/office/word/2010/wordprocessingCanvas" xmlns:mo="http://schemas.microsoft.com/office/mac/office/2008/main" xmlns:mc="http://schemas.openxmlformats.org/markup-compatibility/2006" xmlns:mv="urn:schemas-microsoft-com:mac:vml" xmlns:o="urn:schemas-microsoft-com:office:office" xmlns:r="http://schemas.openxmlformats.org/officeDocument/2006/relationships" xmlns:m="http://schemas.openxmlformats.org/officeDocument/2006/math" xmlns:v="urn:schemas-microsoft-com:vml" xmlns:wp14="http://schemas.microsoft.com/office/word/2010/wordprocessingDrawing" xmlns:wp="http://schemas.openxmlformats.org/drawingml/2006/wordprocessingDrawing" xmlns:w10="urn:schemas-microsoft-com:office:word" xmlns:w="http://schemas.openxmlformats.org/wordprocessingml/2006/main" xmlns:w14="http://schemas.microsoft.com/office/word/2010/wordml" xmlns:w15="http://schemas.microsoft.com/office/word/2012/wordml" xmlns:wpg="http://schemas.microsoft.com/office/word/2010/wordprocessingGroup" xmlns:wpi="http://schemas.microsoft.com/office/word/2010/wordprocessingInk" xmlns:wne="http://schemas.microsoft.com/office/word/2006/wordml" xmlns:wps="http://schemas.microsoft.com/office/word/2010/wordprocessingShape" mc:Ignorable="w14 w15 wp14">
-  <w:abstractNum w:abstractNumId="0">
+<w:numbering xmlns:wpc="http://schemas.microsoft.com/office/word/2010/wordprocessingCanvas" xmlns:cx="http://schemas.microsoft.com/office/drawing/2014/chartex" xmlns:cx1="http://schemas.microsoft.com/office/drawing/2015/9/8/chartex" xmlns:cx2="http://schemas.microsoft.com/office/drawing/2015/10/21/chartex" xmlns:cx3="http://schemas.microsoft.com/office/drawing/2016/5/9/chartex" xmlns:cx4="http://schemas.microsoft.com/office/drawing/2016/5/10/chartex" xmlns:cx5="http://schemas.microsoft.com/office/drawing/2016/5/11/chartex" xmlns:cx6="http://schemas.microsoft.com/office/drawing/2016/5/12/chartex" xmlns:cx7="http://schemas.microsoft.com/office/drawing/2016/5/13/chartex" xmlns:cx8="http://schemas.microsoft.com/office/drawing/2016/5/14/chartex" xmlns:mc="http://schemas.openxmlformats.org/markup-compatibility/2006" xmlns:aink="http://schemas.microsoft.com/office/drawing/2016/ink" xmlns:am3d="http://schemas.microsoft.com/office/drawing/2017/model3d" xmlns:o="urn:schemas-microsoft-com:office:office" xmlns:r="http://schemas.openxmlformats.org/officeDocument/2006/relationships" xmlns:m="http://schemas.openxmlformats.org/officeDocument/2006/math" xmlns:v="urn:schemas-microsoft-com:vml" xmlns:wp14="http://schemas.microsoft.com/office/word/2010/wordprocessingDrawing" xmlns:wp="http://schemas.openxmlformats.org/drawingml/2006/wordprocessingDrawing" xmlns:w10="urn:schemas-microsoft-com:office:word" xmlns:w="http://schemas.openxmlformats.org/wordprocessingml/2006/main" xmlns:w14="http://schemas.microsoft.com/office/word/2010/wordml" xmlns:w15="http://schemas.microsoft.com/office/word/2012/wordml" xmlns:w16cid="http://schemas.microsoft.com/office/word/2016/wordml/cid" xmlns:w16se="http://schemas.microsoft.com/office/word/2015/wordml/symex" xmlns:wpg="http://schemas.microsoft.com/office/word/2010/wordprocessingGroup" xmlns:wpi="http://schemas.microsoft.com/office/word/2010/wordprocessingInk" xmlns:wne="http://schemas.microsoft.com/office/word/2006/wordml" xmlns:wps="http://schemas.microsoft.com/office/word/2010/wordprocessingShape" mc:Ignorable="w14 w15 w16se w16cid wp14">
+  <w:abstractNum w:abstractNumId="0" w15:restartNumberingAfterBreak="0">
     <w:nsid w:val="09C04BAD"/>
     <w:multiLevelType w:val="hybridMultilevel"/>
     <w:tmpl w:val="E3AE1144"/>
@@ -3498,25 +3346,25 @@
       </w:rPr>
     </w:lvl>
   </w:abstractNum>
-  <w:abstractNum w:abstractNumId="1">
+  <w:abstractNum w:abstractNumId="1" w15:restartNumberingAfterBreak="0">
     <w:nsid w:val="0B9D3935"/>
     <w:multiLevelType w:val="multilevel"/>
     <w:tmpl w:val="3B6600CC"/>
     <w:numStyleLink w:val="Bullet"/>
   </w:abstractNum>
-  <w:abstractNum w:abstractNumId="2">
+  <w:abstractNum w:abstractNumId="2" w15:restartNumberingAfterBreak="0">
     <w:nsid w:val="0FC40838"/>
     <w:multiLevelType w:val="hybridMultilevel"/>
     <w:tmpl w:val="CD3057B6"/>
     <w:numStyleLink w:val="ImportedStyle2"/>
   </w:abstractNum>
-  <w:abstractNum w:abstractNumId="3">
+  <w:abstractNum w:abstractNumId="3" w15:restartNumberingAfterBreak="0">
     <w:nsid w:val="1325300F"/>
     <w:multiLevelType w:val="multilevel"/>
     <w:tmpl w:val="3B6600CC"/>
     <w:numStyleLink w:val="Bullet"/>
   </w:abstractNum>
-  <w:abstractNum w:abstractNumId="4">
+  <w:abstractNum w:abstractNumId="4" w15:restartNumberingAfterBreak="0">
     <w:nsid w:val="147176D7"/>
     <w:multiLevelType w:val="hybridMultilevel"/>
     <w:tmpl w:val="CD3057B6"/>
@@ -3810,13 +3658,13 @@
       </w:rPr>
     </w:lvl>
   </w:abstractNum>
-  <w:abstractNum w:abstractNumId="5">
+  <w:abstractNum w:abstractNumId="5" w15:restartNumberingAfterBreak="0">
     <w:nsid w:val="22EB4C5E"/>
     <w:multiLevelType w:val="multilevel"/>
     <w:tmpl w:val="3B6600CC"/>
     <w:numStyleLink w:val="Bullet"/>
   </w:abstractNum>
-  <w:abstractNum w:abstractNumId="6">
+  <w:abstractNum w:abstractNumId="6" w15:restartNumberingAfterBreak="0">
     <w:nsid w:val="32E06D28"/>
     <w:multiLevelType w:val="hybridMultilevel"/>
     <w:tmpl w:val="D54AFC84"/>
@@ -4110,7 +3958,7 @@
       </w:rPr>
     </w:lvl>
   </w:abstractNum>
-  <w:abstractNum w:abstractNumId="7">
+  <w:abstractNum w:abstractNumId="7" w15:restartNumberingAfterBreak="0">
     <w:nsid w:val="3F863FF0"/>
     <w:multiLevelType w:val="hybridMultilevel"/>
     <w:tmpl w:val="144E624A"/>
@@ -4223,13 +4071,13 @@
       </w:rPr>
     </w:lvl>
   </w:abstractNum>
-  <w:abstractNum w:abstractNumId="8">
+  <w:abstractNum w:abstractNumId="8" w15:restartNumberingAfterBreak="0">
     <w:nsid w:val="410D4040"/>
     <w:multiLevelType w:val="hybridMultilevel"/>
     <w:tmpl w:val="3B6600CC"/>
     <w:numStyleLink w:val="Bullet"/>
   </w:abstractNum>
-  <w:abstractNum w:abstractNumId="9">
+  <w:abstractNum w:abstractNumId="9" w15:restartNumberingAfterBreak="0">
     <w:nsid w:val="445248C7"/>
     <w:multiLevelType w:val="hybridMultilevel"/>
     <w:tmpl w:val="89BED89E"/>
@@ -4342,7 +4190,7 @@
       </w:rPr>
     </w:lvl>
   </w:abstractNum>
-  <w:abstractNum w:abstractNumId="10">
+  <w:abstractNum w:abstractNumId="10" w15:restartNumberingAfterBreak="0">
     <w:nsid w:val="611C44C0"/>
     <w:multiLevelType w:val="hybridMultilevel"/>
     <w:tmpl w:val="6B46D94E"/>
@@ -4455,7 +4303,7 @@
       </w:rPr>
     </w:lvl>
   </w:abstractNum>
-  <w:abstractNum w:abstractNumId="11">
+  <w:abstractNum w:abstractNumId="11" w15:restartNumberingAfterBreak="0">
     <w:nsid w:val="63CD7326"/>
     <w:multiLevelType w:val="hybridMultilevel"/>
     <w:tmpl w:val="6F86D8EE"/>
@@ -4568,7 +4416,7 @@
       </w:rPr>
     </w:lvl>
   </w:abstractNum>
-  <w:abstractNum w:abstractNumId="12">
+  <w:abstractNum w:abstractNumId="12" w15:restartNumberingAfterBreak="0">
     <w:nsid w:val="787E4107"/>
     <w:multiLevelType w:val="hybridMultilevel"/>
     <w:tmpl w:val="3B6600CC"/>
@@ -4804,6 +4652,62 @@
   </w:num>
   <w:num w:numId="2">
     <w:abstractNumId w:val="8"/>
+    <w:lvlOverride w:ilvl="0">
+      <w:lvl w:ilvl="0" w:tplc="1AA6A480">
+        <w:start w:val="1"/>
+        <w:numFmt w:val="bullet"/>
+        <w:lvlText w:val="•"/>
+        <w:lvlJc w:val="left"/>
+        <w:pPr>
+          <w:ind w:left="196" w:hanging="196"/>
+        </w:pPr>
+        <w:rPr>
+          <w:rFonts w:hAnsi="Arial Unicode MS"/>
+          <w:caps w:val="0"/>
+          <w:smallCaps w:val="0"/>
+          <w:strike w:val="0"/>
+          <w:dstrike w:val="0"/>
+          <w:outline w:val="0"/>
+          <w:emboss w:val="0"/>
+          <w:imprint w:val="0"/>
+          <w:spacing w:val="0"/>
+          <w:w w:val="100"/>
+          <w:kern w:val="0"/>
+          <w:position w:val="-2"/>
+          <w:sz w:val="20"/>
+          <w:highlight w:val="none"/>
+          <w:vertAlign w:val="baseline"/>
+        </w:rPr>
+      </w:lvl>
+    </w:lvlOverride>
+    <w:lvlOverride w:ilvl="1">
+      <w:lvl w:ilvl="1" w:tplc="4576359E">
+        <w:start w:val="1"/>
+        <w:numFmt w:val="bullet"/>
+        <w:lvlText w:val="•"/>
+        <w:lvlJc w:val="left"/>
+        <w:pPr>
+          <w:ind w:left="376" w:hanging="196"/>
+        </w:pPr>
+        <w:rPr>
+          <w:rFonts w:hAnsi="Arial Unicode MS"/>
+          <w:caps w:val="0"/>
+          <w:smallCaps w:val="0"/>
+          <w:strike w:val="0"/>
+          <w:dstrike w:val="0"/>
+          <w:outline w:val="0"/>
+          <w:emboss w:val="0"/>
+          <w:imprint w:val="0"/>
+          <w:spacing w:val="0"/>
+          <w:w w:val="100"/>
+          <w:kern w:val="0"/>
+          <w:position w:val="-2"/>
+          <w:sz w:val="20"/>
+          <w:highlight w:val="none"/>
+          <w:vertAlign w:val="baseline"/>
+        </w:rPr>
+      </w:lvl>
+    </w:lvlOverride>
   </w:num>
   <w:num w:numId="3">
     <w:abstractNumId w:val="6"/>
@@ -5123,7 +5027,7 @@
   <w:num w:numId="6">
     <w:abstractNumId w:val="8"/>
     <w:lvlOverride w:ilvl="0">
-      <w:lvl w:ilvl="0" w:tplc="1EFA9E2A">
+      <w:lvl w:ilvl="0" w:tplc="1AA6A480">
         <w:start w:val="1"/>
         <w:numFmt w:val="bullet"/>
         <w:lvlText w:val="•"/>
@@ -5150,7 +5054,7 @@
       </w:lvl>
     </w:lvlOverride>
     <w:lvlOverride w:ilvl="1">
-      <w:lvl w:ilvl="1" w:tplc="4C4086F6">
+      <w:lvl w:ilvl="1" w:tplc="4576359E">
         <w:start w:val="1"/>
         <w:numFmt w:val="bullet"/>
         <w:lvlText w:val="•"/>
@@ -5177,7 +5081,7 @@
       </w:lvl>
     </w:lvlOverride>
     <w:lvlOverride w:ilvl="2">
-      <w:lvl w:ilvl="2" w:tplc="003E8E50">
+      <w:lvl w:ilvl="2" w:tplc="51B065CE">
         <w:start w:val="1"/>
         <w:numFmt w:val="bullet"/>
         <w:lvlText w:val="•"/>
@@ -5204,7 +5108,7 @@
       </w:lvl>
     </w:lvlOverride>
     <w:lvlOverride w:ilvl="3">
-      <w:lvl w:ilvl="3" w:tplc="1A4A12EA">
+      <w:lvl w:ilvl="3" w:tplc="FE4081AE">
         <w:start w:val="1"/>
         <w:numFmt w:val="bullet"/>
         <w:lvlText w:val="•"/>
@@ -5231,7 +5135,7 @@
       </w:lvl>
     </w:lvlOverride>
     <w:lvlOverride w:ilvl="4">
-      <w:lvl w:ilvl="4" w:tplc="17BCEFC0">
+      <w:lvl w:ilvl="4" w:tplc="92381BB4">
         <w:start w:val="1"/>
         <w:numFmt w:val="bullet"/>
         <w:lvlText w:val="•"/>
@@ -5258,7 +5162,7 @@
       </w:lvl>
     </w:lvlOverride>
     <w:lvlOverride w:ilvl="5">
-      <w:lvl w:ilvl="5" w:tplc="23D03840">
+      <w:lvl w:ilvl="5" w:tplc="2386551C">
         <w:start w:val="1"/>
         <w:numFmt w:val="bullet"/>
         <w:lvlText w:val="•"/>
@@ -5285,7 +5189,7 @@
       </w:lvl>
     </w:lvlOverride>
     <w:lvlOverride w:ilvl="6">
-      <w:lvl w:ilvl="6" w:tplc="781084B4">
+      <w:lvl w:ilvl="6" w:tplc="AABC8A60">
         <w:start w:val="1"/>
         <w:numFmt w:val="bullet"/>
         <w:lvlText w:val="•"/>
@@ -5312,7 +5216,7 @@
       </w:lvl>
     </w:lvlOverride>
     <w:lvlOverride w:ilvl="7">
-      <w:lvl w:ilvl="7" w:tplc="617A045E">
+      <w:lvl w:ilvl="7" w:tplc="09C89DD0">
         <w:start w:val="1"/>
         <w:numFmt w:val="bullet"/>
         <w:lvlText w:val="•"/>
@@ -5339,7 +5243,7 @@
       </w:lvl>
     </w:lvlOverride>
     <w:lvlOverride w:ilvl="8">
-      <w:lvl w:ilvl="8" w:tplc="FD9E4852">
+      <w:lvl w:ilvl="8" w:tplc="A830C1B2">
         <w:start w:val="1"/>
         <w:numFmt w:val="bullet"/>
         <w:lvlText w:val="•"/>
@@ -5375,7 +5279,7 @@
   <w:num w:numId="9">
     <w:abstractNumId w:val="2"/>
     <w:lvlOverride w:ilvl="0">
-      <w:lvl w:ilvl="0" w:tplc="F230C840">
+      <w:lvl w:ilvl="0" w:tplc="82E05E5A">
         <w:start w:val="1"/>
         <w:numFmt w:val="bullet"/>
         <w:lvlText w:val="•"/>
@@ -5409,7 +5313,7 @@
       </w:lvl>
     </w:lvlOverride>
     <w:lvlOverride w:ilvl="1">
-      <w:lvl w:ilvl="1" w:tplc="CB063FF4">
+      <w:lvl w:ilvl="1" w:tplc="FE3C0AC2">
         <w:start w:val="1"/>
         <w:numFmt w:val="bullet"/>
         <w:lvlText w:val="o"/>
@@ -5443,7 +5347,7 @@
       </w:lvl>
     </w:lvlOverride>
     <w:lvlOverride w:ilvl="2">
-      <w:lvl w:ilvl="2" w:tplc="FCDC1580">
+      <w:lvl w:ilvl="2" w:tplc="24DA13C2">
         <w:start w:val="1"/>
         <w:numFmt w:val="bullet"/>
         <w:lvlText w:val="▪"/>
@@ -5477,7 +5381,7 @@
       </w:lvl>
     </w:lvlOverride>
     <w:lvlOverride w:ilvl="3">
-      <w:lvl w:ilvl="3" w:tplc="276CBA5C">
+      <w:lvl w:ilvl="3" w:tplc="6776B59C">
         <w:start w:val="1"/>
         <w:numFmt w:val="bullet"/>
         <w:lvlText w:val="•"/>
@@ -5511,7 +5415,7 @@
       </w:lvl>
     </w:lvlOverride>
     <w:lvlOverride w:ilvl="4">
-      <w:lvl w:ilvl="4" w:tplc="F7D66724">
+      <w:lvl w:ilvl="4" w:tplc="A6EE7BE6">
         <w:start w:val="1"/>
         <w:numFmt w:val="bullet"/>
         <w:lvlText w:val="o"/>
@@ -5545,7 +5449,7 @@
       </w:lvl>
     </w:lvlOverride>
     <w:lvlOverride w:ilvl="5">
-      <w:lvl w:ilvl="5" w:tplc="50BEE424">
+      <w:lvl w:ilvl="5" w:tplc="89CE2DE8">
         <w:start w:val="1"/>
         <w:numFmt w:val="bullet"/>
         <w:lvlText w:val="▪"/>
@@ -5579,7 +5483,7 @@
       </w:lvl>
     </w:lvlOverride>
     <w:lvlOverride w:ilvl="6">
-      <w:lvl w:ilvl="6" w:tplc="FF76E60A">
+      <w:lvl w:ilvl="6" w:tplc="75ACB4BA">
         <w:start w:val="1"/>
         <w:numFmt w:val="bullet"/>
         <w:lvlText w:val="•"/>
@@ -5613,7 +5517,7 @@
       </w:lvl>
     </w:lvlOverride>
     <w:lvlOverride w:ilvl="7">
-      <w:lvl w:ilvl="7" w:tplc="BBD20CCA">
+      <w:lvl w:ilvl="7" w:tplc="C4C43A5A">
         <w:start w:val="1"/>
         <w:numFmt w:val="bullet"/>
         <w:lvlText w:val="o"/>
@@ -5647,7 +5551,7 @@
       </w:lvl>
     </w:lvlOverride>
     <w:lvlOverride w:ilvl="8">
-      <w:lvl w:ilvl="8" w:tplc="043852AA">
+      <w:lvl w:ilvl="8" w:tplc="EF3217A0">
         <w:start w:val="1"/>
         <w:numFmt w:val="bullet"/>
         <w:lvlText w:val="▪"/>
@@ -5706,7 +5610,7 @@
 </file>
 
 <file path=word/styles.xml><?xml version="1.0" encoding="utf-8"?>
-<w:styles xmlns:mc="http://schemas.openxmlformats.org/markup-compatibility/2006" xmlns:r="http://schemas.openxmlformats.org/officeDocument/2006/relationships" xmlns:w="http://schemas.openxmlformats.org/wordprocessingml/2006/main" xmlns:w14="http://schemas.microsoft.com/office/word/2010/wordml" xmlns:w15="http://schemas.microsoft.com/office/word/2012/wordml" mc:Ignorable="w14 w15">
+<w:styles xmlns:mc="http://schemas.openxmlformats.org/markup-compatibility/2006" xmlns:r="http://schemas.openxmlformats.org/officeDocument/2006/relationships" xmlns:w="http://schemas.openxmlformats.org/wordprocessingml/2006/main" xmlns:w14="http://schemas.microsoft.com/office/word/2010/wordml" xmlns:w15="http://schemas.microsoft.com/office/word/2012/wordml" xmlns:w16cid="http://schemas.microsoft.com/office/word/2016/wordml/cid" xmlns:w16se="http://schemas.microsoft.com/office/word/2015/wordml/symex" mc:Ignorable="w14 w15 w16se w16cid">
   <w:docDefaults>
     <w:rPrDefault>
       <w:rPr>
@@ -5728,7 +5632,7 @@
       </w:pPr>
     </w:pPrDefault>
   </w:docDefaults>
-  <w:latentStyles w:defLockedState="0" w:defUIPriority="99" w:defSemiHidden="0" w:defUnhideWhenUsed="0" w:defQFormat="0" w:count="382">
+  <w:latentStyles w:defLockedState="0" w:defUIPriority="99" w:defSemiHidden="0" w:defUnhideWhenUsed="0" w:defQFormat="0" w:count="375">
     <w:lsdException w:name="Normal" w:uiPriority="0" w:qFormat="1"/>
     <w:lsdException w:name="heading 1" w:uiPriority="9" w:qFormat="1"/>
     <w:lsdException w:name="heading 2" w:semiHidden="1" w:uiPriority="9" w:unhideWhenUsed="1" w:qFormat="1"/>
@@ -5885,15 +5789,6 @@
     <w:lsdException w:name="Balloon Text" w:semiHidden="1" w:unhideWhenUsed="1"/>
     <w:lsdException w:name="Table Grid" w:uiPriority="39"/>
     <w:lsdException w:name="Table Theme" w:semiHidden="1" w:unhideWhenUsed="1"/>
-    <w:lsdException w:name="Note Level 1" w:semiHidden="1" w:unhideWhenUsed="1"/>
-    <w:lsdException w:name="Note Level 2" w:semiHidden="1" w:unhideWhenUsed="1"/>
-    <w:lsdException w:name="Note Level 3" w:semiHidden="1" w:unhideWhenUsed="1"/>
-    <w:lsdException w:name="Note Level 4" w:semiHidden="1" w:unhideWhenUsed="1"/>
-    <w:lsdException w:name="Note Level 5" w:semiHidden="1" w:unhideWhenUsed="1"/>
-    <w:lsdException w:name="Note Level 6" w:semiHidden="1" w:unhideWhenUsed="1"/>
-    <w:lsdException w:name="Note Level 7" w:semiHidden="1" w:unhideWhenUsed="1"/>
-    <w:lsdException w:name="Note Level 8" w:semiHidden="1" w:unhideWhenUsed="1"/>
-    <w:lsdException w:name="Note Level 9" w:semiHidden="1" w:unhideWhenUsed="1"/>
     <w:lsdException w:name="Placeholder Text" w:semiHidden="1"/>
     <w:lsdException w:name="No Spacing" w:uiPriority="1" w:qFormat="1"/>
     <w:lsdException w:name="Light Shading" w:uiPriority="60"/>
